--- a/rapports/2026-06-06/EQ16/EQ16_sup_v2/DR_051101000004/74-61-05-13.docx
+++ b/rapports/2026-06-06/EQ16/EQ16_sup_v2/DR_051101000004/74-61-05-13.docx
@@ -297,7 +297,7 @@
           <w:color w:val="1F6FEB"/>
           <w:sz w:val="22"/>
         </w:rPr>
-        <w:t>⚠ INCOHÉRENCES À CORRIGER (67)</w:t>
+        <w:t>⚠ INCOHÉRENCES À CORRIGER (58)</w:t>
       </w:r>
     </w:p>
     <w:tbl>
@@ -1058,7 +1058,7 @@
                 <w:i w:val="0"/>
                 <w:sz w:val="16"/>
               </w:rPr>
-              <w:t>S02</w:t>
+              <w:t>S07</w:t>
               <w:br/>
             </w:r>
             <w:r>
@@ -1068,7 +1068,7 @@
                 <w:color w:val="64748B"/>
                 <w:sz w:val="14"/>
               </w:rPr>
-              <w:t>Éducation</w:t>
+              <w:t>Consommation alimentaire</w:t>
             </w:r>
           </w:p>
         </w:tc>
@@ -1115,7 +1115,7 @@
                 <w:i w:val="0"/>
                 <w:sz w:val="17"/>
               </w:rPr>
-              <w:t>Incohérence!!! seulement les écoles privées paient les frais de scolarité (y compris les frais d'inscription).</w:t>
+              <w:t>Attention!!! Ce ménage de 8 personne(s) a consommé 17.25725 kilos de sel qui semble incohérent pour une consommation de 7 jours, prière de vérifier l'ensemble des quantités consommées de ce produit auprès du ménage en regardant les unités-tailles ou confirmer.</w:t>
             </w:r>
           </w:p>
         </w:tc>
@@ -1148,6 +1148,906 @@
                 <w:i w:val="0"/>
                 <w:sz w:val="16"/>
               </w:rPr>
+              <w:t>S10</w:t>
+              <w:br/>
+            </w:r>
+            <w:r>
+              <w:rPr>
+                <w:b w:val="0"/>
+                <w:i w:val="0"/>
+                <w:color w:val="64748B"/>
+                <w:sz w:val="14"/>
+              </w:rPr>
+              <w:t>Logement</w:t>
+            </w:r>
+          </w:p>
+        </w:tc>
+        <w:tc>
+          <w:tcPr>
+            <w:tcW w:type="dxa" w:w="1531"/>
+          </w:tcPr>
+          <w:p>
+            <w:r>
+              <w:rPr>
+                <w:b/>
+                <w:i w:val="0"/>
+                <w:color w:val="16A34A"/>
+                <w:sz w:val="16"/>
+              </w:rPr>
+              <w:t>—</w:t>
+            </w:r>
+          </w:p>
+        </w:tc>
+        <w:tc>
+          <w:tcPr>
+            <w:tcW w:type="dxa" w:w="1191"/>
+          </w:tcPr>
+          <w:p>
+            <w:r>
+              <w:rPr>
+                <w:b w:val="0"/>
+                <w:i w:val="0"/>
+                <w:color w:val="64748B"/>
+                <w:sz w:val="16"/>
+              </w:rPr>
+              <w:t>GT-CQ</w:t>
+            </w:r>
+          </w:p>
+        </w:tc>
+        <w:tc>
+          <w:tcPr>
+            <w:tcW w:type="dxa" w:w="4706"/>
+          </w:tcPr>
+          <w:p>
+            <w:r>
+              <w:rPr>
+                <w:b w:val="0"/>
+                <w:i w:val="0"/>
+                <w:sz w:val="17"/>
+              </w:rPr>
+              <w:t>Incoherence! Dans le ménage de Adama traore il y a un membre qui detient l'entreprise produits agricoles qui semble être de l'agriculture ou de l'élévage, prière de bien classer la nomenclature de l'entreprise s'il ne s'agit pas de l'agriculture ou de l'élévage.</w:t>
+            </w:r>
+          </w:p>
+        </w:tc>
+      </w:tr>
+      <w:tr>
+        <w:tc>
+          <w:tcPr>
+            <w:tcW w:type="dxa" w:w="964"/>
+          </w:tcPr>
+          <w:p>
+            <w:r>
+              <w:rPr>
+                <w:b/>
+                <w:i w:val="0"/>
+                <w:color w:val="DC2626"/>
+                <w:sz w:val="16"/>
+              </w:rPr>
+              <w:t>Haute</w:t>
+            </w:r>
+          </w:p>
+        </w:tc>
+        <w:tc>
+          <w:tcPr>
+            <w:tcW w:type="dxa" w:w="1247"/>
+          </w:tcPr>
+          <w:p>
+            <w:r>
+              <w:rPr>
+                <w:b/>
+                <w:i w:val="0"/>
+                <w:sz w:val="16"/>
+              </w:rPr>
+              <w:t>S11</w:t>
+              <w:br/>
+            </w:r>
+            <w:r>
+              <w:rPr>
+                <w:b w:val="0"/>
+                <w:i w:val="0"/>
+                <w:color w:val="64748B"/>
+                <w:sz w:val="14"/>
+              </w:rPr>
+              <w:t>Logement / cadre de vie</w:t>
+            </w:r>
+          </w:p>
+        </w:tc>
+        <w:tc>
+          <w:tcPr>
+            <w:tcW w:type="dxa" w:w="1531"/>
+          </w:tcPr>
+          <w:p>
+            <w:r>
+              <w:rPr>
+                <w:b/>
+                <w:i w:val="0"/>
+                <w:color w:val="16A34A"/>
+                <w:sz w:val="16"/>
+              </w:rPr>
+              <w:t>s01q36, s01q38, s04q24, s02q13, s11q35a, s11q35b_code</w:t>
+            </w:r>
+          </w:p>
+        </w:tc>
+        <w:tc>
+          <w:tcPr>
+            <w:tcW w:type="dxa" w:w="1191"/>
+          </w:tcPr>
+          <w:p>
+            <w:r>
+              <w:rPr>
+                <w:b w:val="0"/>
+                <w:i w:val="0"/>
+                <w:color w:val="64748B"/>
+                <w:sz w:val="16"/>
+              </w:rPr>
+              <w:t>GT-CQ</w:t>
+            </w:r>
+          </w:p>
+        </w:tc>
+        <w:tc>
+          <w:tcPr>
+            <w:tcW w:type="dxa" w:w="4706"/>
+          </w:tcPr>
+          <w:p>
+            <w:r>
+              <w:rPr>
+                <w:b w:val="0"/>
+                <w:i w:val="0"/>
+                <w:sz w:val="17"/>
+              </w:rPr>
+              <w:t>Le montant de la dernière facture d'électricité est de 45000 FCFA Tous les 2 mois qui semble incohérent, Prière de vérifier les questions 11.35a et 11.35b auprès du ménage ou confirmer.</w:t>
+            </w:r>
+          </w:p>
+        </w:tc>
+      </w:tr>
+      <w:tr>
+        <w:tc>
+          <w:tcPr>
+            <w:tcW w:type="dxa" w:w="964"/>
+          </w:tcPr>
+          <w:p>
+            <w:r>
+              <w:rPr>
+                <w:b/>
+                <w:i w:val="0"/>
+                <w:color w:val="DC2626"/>
+                <w:sz w:val="16"/>
+              </w:rPr>
+              <w:t>Haute</w:t>
+            </w:r>
+          </w:p>
+        </w:tc>
+        <w:tc>
+          <w:tcPr>
+            <w:tcW w:type="dxa" w:w="1247"/>
+          </w:tcPr>
+          <w:p>
+            <w:r>
+              <w:rPr>
+                <w:b/>
+                <w:i w:val="0"/>
+                <w:sz w:val="16"/>
+              </w:rPr>
+              <w:t>S20</w:t>
+              <w:br/>
+            </w:r>
+            <w:r>
+              <w:rPr>
+                <w:b w:val="0"/>
+                <w:i w:val="0"/>
+                <w:color w:val="64748B"/>
+                <w:sz w:val="14"/>
+              </w:rPr>
+              <w:t>Gouvernance / autres</w:t>
+            </w:r>
+          </w:p>
+        </w:tc>
+        <w:tc>
+          <w:tcPr>
+            <w:tcW w:type="dxa" w:w="1531"/>
+          </w:tcPr>
+          <w:p>
+            <w:r>
+              <w:rPr>
+                <w:b/>
+                <w:i w:val="0"/>
+                <w:color w:val="16A34A"/>
+                <w:sz w:val="16"/>
+              </w:rPr>
+              <w:t>—</w:t>
+            </w:r>
+          </w:p>
+        </w:tc>
+        <w:tc>
+          <w:tcPr>
+            <w:tcW w:type="dxa" w:w="1191"/>
+          </w:tcPr>
+          <w:p>
+            <w:r>
+              <w:rPr>
+                <w:b w:val="0"/>
+                <w:i w:val="0"/>
+                <w:color w:val="64748B"/>
+                <w:sz w:val="16"/>
+              </w:rPr>
+              <w:t>GT-CQ</w:t>
+            </w:r>
+          </w:p>
+        </w:tc>
+        <w:tc>
+          <w:tcPr>
+            <w:tcW w:type="dxa" w:w="4706"/>
+          </w:tcPr>
+          <w:p>
+            <w:r>
+              <w:rPr>
+                <w:b w:val="0"/>
+                <w:i w:val="0"/>
+                <w:sz w:val="17"/>
+              </w:rPr>
+              <w:t>Incohérence détectée ! Le ménage a précédemment déclaré vivre « Bien » ou « Assez bien » selon son revenu en 20A.02.</w:t>
+            </w:r>
+          </w:p>
+        </w:tc>
+      </w:tr>
+      <w:tr>
+        <w:tc>
+          <w:tcPr>
+            <w:tcW w:type="dxa" w:w="964"/>
+          </w:tcPr>
+          <w:p>
+            <w:r>
+              <w:rPr>
+                <w:b/>
+                <w:i w:val="0"/>
+                <w:color w:val="EA580C"/>
+                <w:sz w:val="16"/>
+              </w:rPr>
+              <w:t>Moyenne</w:t>
+            </w:r>
+          </w:p>
+        </w:tc>
+        <w:tc>
+          <w:tcPr>
+            <w:tcW w:type="dxa" w:w="1247"/>
+          </w:tcPr>
+          <w:p>
+            <w:r>
+              <w:rPr>
+                <w:b/>
+                <w:i w:val="0"/>
+                <w:sz w:val="16"/>
+              </w:rPr>
+              <w:t>S00</w:t>
+              <w:br/>
+            </w:r>
+            <w:r>
+              <w:rPr>
+                <w:b w:val="0"/>
+                <w:i w:val="0"/>
+                <w:color w:val="64748B"/>
+                <w:sz w:val="14"/>
+              </w:rPr>
+              <w:t>Identification</w:t>
+            </w:r>
+          </w:p>
+        </w:tc>
+        <w:tc>
+          <w:tcPr>
+            <w:tcW w:type="dxa" w:w="1531"/>
+          </w:tcPr>
+          <w:p>
+            <w:r>
+              <w:rPr>
+                <w:b/>
+                <w:i w:val="0"/>
+                <w:color w:val="16A34A"/>
+                <w:sz w:val="16"/>
+              </w:rPr>
+              <w:t>s00q27</w:t>
+            </w:r>
+          </w:p>
+        </w:tc>
+        <w:tc>
+          <w:tcPr>
+            <w:tcW w:type="dxa" w:w="1191"/>
+          </w:tcPr>
+          <w:p>
+            <w:r>
+              <w:rPr>
+                <w:b w:val="0"/>
+                <w:i w:val="0"/>
+                <w:color w:val="64748B"/>
+                <w:sz w:val="16"/>
+              </w:rPr>
+              <w:t>GT-CQ</w:t>
+            </w:r>
+          </w:p>
+        </w:tc>
+        <w:tc>
+          <w:tcPr>
+            <w:tcW w:type="dxa" w:w="4706"/>
+          </w:tcPr>
+          <w:p>
+            <w:r>
+              <w:rPr>
+                <w:b w:val="0"/>
+                <w:i w:val="0"/>
+                <w:sz w:val="17"/>
+              </w:rPr>
+              <w:t>Le questionnaire semble ne pas être complètement fini mais le questionnaire est en statut complet, prière de compléter le questionnaire.</w:t>
+            </w:r>
+          </w:p>
+        </w:tc>
+      </w:tr>
+      <w:tr>
+        <w:tc>
+          <w:tcPr>
+            <w:tcW w:type="dxa" w:w="964"/>
+          </w:tcPr>
+          <w:p>
+            <w:r>
+              <w:rPr>
+                <w:b/>
+                <w:i w:val="0"/>
+                <w:color w:val="EA580C"/>
+                <w:sz w:val="16"/>
+              </w:rPr>
+              <w:t>Moyenne</w:t>
+            </w:r>
+          </w:p>
+        </w:tc>
+        <w:tc>
+          <w:tcPr>
+            <w:tcW w:type="dxa" w:w="1247"/>
+          </w:tcPr>
+          <w:p>
+            <w:r>
+              <w:rPr>
+                <w:b/>
+                <w:i w:val="0"/>
+                <w:sz w:val="16"/>
+              </w:rPr>
+              <w:t>S00</w:t>
+              <w:br/>
+            </w:r>
+            <w:r>
+              <w:rPr>
+                <w:b w:val="0"/>
+                <w:i w:val="0"/>
+                <w:color w:val="64748B"/>
+                <w:sz w:val="14"/>
+              </w:rPr>
+              <w:t>Identification</w:t>
+            </w:r>
+          </w:p>
+        </w:tc>
+        <w:tc>
+          <w:tcPr>
+            <w:tcW w:type="dxa" w:w="1531"/>
+          </w:tcPr>
+          <w:p>
+            <w:r>
+              <w:rPr>
+                <w:b/>
+                <w:i w:val="0"/>
+                <w:color w:val="16A34A"/>
+                <w:sz w:val="16"/>
+              </w:rPr>
+              <w:t>—</w:t>
+            </w:r>
+          </w:p>
+        </w:tc>
+        <w:tc>
+          <w:tcPr>
+            <w:tcW w:type="dxa" w:w="1191"/>
+          </w:tcPr>
+          <w:p>
+            <w:r>
+              <w:rPr>
+                <w:b w:val="0"/>
+                <w:i w:val="0"/>
+                <w:color w:val="64748B"/>
+                <w:sz w:val="16"/>
+              </w:rPr>
+              <w:t>GT-CQ</w:t>
+            </w:r>
+          </w:p>
+        </w:tc>
+        <w:tc>
+          <w:tcPr>
+            <w:tcW w:type="dxa" w:w="4706"/>
+          </w:tcPr>
+          <w:p>
+            <w:r>
+              <w:rPr>
+                <w:b w:val="0"/>
+                <w:i w:val="0"/>
+                <w:sz w:val="17"/>
+              </w:rPr>
+              <w:t>L'adresse ou la localisation du ménage doit être bien renseignée, ne doit pas contenir des numéros de téléphone et elle semble courte pour être une adresse.</w:t>
+            </w:r>
+          </w:p>
+        </w:tc>
+      </w:tr>
+      <w:tr>
+        <w:tc>
+          <w:tcPr>
+            <w:tcW w:type="dxa" w:w="964"/>
+          </w:tcPr>
+          <w:p>
+            <w:r>
+              <w:rPr>
+                <w:b/>
+                <w:i w:val="0"/>
+                <w:color w:val="EA580C"/>
+                <w:sz w:val="16"/>
+              </w:rPr>
+              <w:t>Moyenne</w:t>
+            </w:r>
+          </w:p>
+        </w:tc>
+        <w:tc>
+          <w:tcPr>
+            <w:tcW w:type="dxa" w:w="1247"/>
+          </w:tcPr>
+          <w:p>
+            <w:r>
+              <w:rPr>
+                <w:b/>
+                <w:i w:val="0"/>
+                <w:sz w:val="16"/>
+              </w:rPr>
+              <w:t>S00</w:t>
+              <w:br/>
+            </w:r>
+            <w:r>
+              <w:rPr>
+                <w:b w:val="0"/>
+                <w:i w:val="0"/>
+                <w:color w:val="64748B"/>
+                <w:sz w:val="14"/>
+              </w:rPr>
+              <w:t>Identification</w:t>
+            </w:r>
+          </w:p>
+        </w:tc>
+        <w:tc>
+          <w:tcPr>
+            <w:tcW w:type="dxa" w:w="1531"/>
+          </w:tcPr>
+          <w:p>
+            <w:r>
+              <w:rPr>
+                <w:b/>
+                <w:i w:val="0"/>
+                <w:color w:val="16A34A"/>
+                <w:sz w:val="16"/>
+              </w:rPr>
+              <w:t>—</w:t>
+            </w:r>
+          </w:p>
+        </w:tc>
+        <w:tc>
+          <w:tcPr>
+            <w:tcW w:type="dxa" w:w="1191"/>
+          </w:tcPr>
+          <w:p>
+            <w:r>
+              <w:rPr>
+                <w:b w:val="0"/>
+                <w:i w:val="0"/>
+                <w:color w:val="64748B"/>
+                <w:sz w:val="16"/>
+              </w:rPr>
+              <w:t>GT-CQ</w:t>
+            </w:r>
+          </w:p>
+        </w:tc>
+        <w:tc>
+          <w:tcPr>
+            <w:tcW w:type="dxa" w:w="4706"/>
+          </w:tcPr>
+          <w:p>
+            <w:r>
+              <w:rPr>
+                <w:b w:val="0"/>
+                <w:i w:val="0"/>
+                <w:sz w:val="17"/>
+              </w:rPr>
+              <w:t>Prière de renseigner la bonne adresse.Attention! Il manque des informations non renseignées dans la section 0, prière de regarder toutes les autres informations dans l'identification du ménage (IDENTIFICATION ET RENSEIGNEMENTS DE CONTROLE) ou dans OBSERVATIONS pour pouvoir renseigné toutes les questions liées au ménage.</w:t>
+            </w:r>
+          </w:p>
+        </w:tc>
+      </w:tr>
+      <w:tr>
+        <w:tc>
+          <w:tcPr>
+            <w:tcW w:type="dxa" w:w="964"/>
+          </w:tcPr>
+          <w:p>
+            <w:r>
+              <w:rPr>
+                <w:b/>
+                <w:i w:val="0"/>
+                <w:color w:val="EA580C"/>
+                <w:sz w:val="16"/>
+              </w:rPr>
+              <w:t>Moyenne</w:t>
+            </w:r>
+          </w:p>
+        </w:tc>
+        <w:tc>
+          <w:tcPr>
+            <w:tcW w:type="dxa" w:w="1247"/>
+          </w:tcPr>
+          <w:p>
+            <w:r>
+              <w:rPr>
+                <w:b/>
+                <w:i w:val="0"/>
+                <w:sz w:val="16"/>
+              </w:rPr>
+              <w:t>S01</w:t>
+              <w:br/>
+            </w:r>
+            <w:r>
+              <w:rPr>
+                <w:b w:val="0"/>
+                <w:i w:val="0"/>
+                <w:color w:val="64748B"/>
+                <w:sz w:val="14"/>
+              </w:rPr>
+              <w:t>Démographie</w:t>
+            </w:r>
+          </w:p>
+        </w:tc>
+        <w:tc>
+          <w:tcPr>
+            <w:tcW w:type="dxa" w:w="1531"/>
+          </w:tcPr>
+          <w:p>
+            <w:r>
+              <w:rPr>
+                <w:b/>
+                <w:i w:val="0"/>
+                <w:color w:val="16A34A"/>
+                <w:sz w:val="16"/>
+              </w:rPr>
+              <w:t>—</w:t>
+            </w:r>
+          </w:p>
+        </w:tc>
+        <w:tc>
+          <w:tcPr>
+            <w:tcW w:type="dxa" w:w="1191"/>
+          </w:tcPr>
+          <w:p>
+            <w:r>
+              <w:rPr>
+                <w:b w:val="0"/>
+                <w:i w:val="0"/>
+                <w:color w:val="64748B"/>
+                <w:sz w:val="16"/>
+              </w:rPr>
+              <w:t>GT-CQ</w:t>
+            </w:r>
+          </w:p>
+        </w:tc>
+        <w:tc>
+          <w:tcPr>
+            <w:tcW w:type="dxa" w:w="4706"/>
+          </w:tcPr>
+          <w:p>
+            <w:r>
+              <w:rPr>
+                <w:b w:val="0"/>
+                <w:i w:val="0"/>
+                <w:sz w:val="17"/>
+              </w:rPr>
+              <w:t>Prière de verifier l'information donnée par kadia traore ou corriger au niveau de la section 1.</w:t>
+            </w:r>
+          </w:p>
+        </w:tc>
+      </w:tr>
+      <w:tr>
+        <w:tc>
+          <w:tcPr>
+            <w:tcW w:type="dxa" w:w="964"/>
+          </w:tcPr>
+          <w:p>
+            <w:r>
+              <w:rPr>
+                <w:b/>
+                <w:i w:val="0"/>
+                <w:color w:val="EA580C"/>
+                <w:sz w:val="16"/>
+              </w:rPr>
+              <w:t>Moyenne</w:t>
+            </w:r>
+          </w:p>
+        </w:tc>
+        <w:tc>
+          <w:tcPr>
+            <w:tcW w:type="dxa" w:w="1247"/>
+          </w:tcPr>
+          <w:p>
+            <w:r>
+              <w:rPr>
+                <w:b/>
+                <w:i w:val="0"/>
+                <w:sz w:val="16"/>
+              </w:rPr>
+              <w:t>S01</w:t>
+              <w:br/>
+            </w:r>
+            <w:r>
+              <w:rPr>
+                <w:b w:val="0"/>
+                <w:i w:val="0"/>
+                <w:color w:val="64748B"/>
+                <w:sz w:val="14"/>
+              </w:rPr>
+              <w:t>Démographie</w:t>
+            </w:r>
+          </w:p>
+        </w:tc>
+        <w:tc>
+          <w:tcPr>
+            <w:tcW w:type="dxa" w:w="1531"/>
+          </w:tcPr>
+          <w:p>
+            <w:r>
+              <w:rPr>
+                <w:b/>
+                <w:i w:val="0"/>
+                <w:color w:val="16A34A"/>
+                <w:sz w:val="16"/>
+              </w:rPr>
+              <w:t>—</w:t>
+            </w:r>
+          </w:p>
+        </w:tc>
+        <w:tc>
+          <w:tcPr>
+            <w:tcW w:type="dxa" w:w="1191"/>
+          </w:tcPr>
+          <w:p>
+            <w:r>
+              <w:rPr>
+                <w:b w:val="0"/>
+                <w:i w:val="0"/>
+                <w:color w:val="64748B"/>
+                <w:sz w:val="16"/>
+              </w:rPr>
+              <w:t>GT-CQ</w:t>
+            </w:r>
+          </w:p>
+        </w:tc>
+        <w:tc>
+          <w:tcPr>
+            <w:tcW w:type="dxa" w:w="4706"/>
+          </w:tcPr>
+          <w:p>
+            <w:r>
+              <w:rPr>
+                <w:b w:val="0"/>
+                <w:i w:val="0"/>
+                <w:sz w:val="17"/>
+              </w:rPr>
+              <w:t>Prière de verifier l'information donnée par penda traore ou corriger au niveau de la section 1.</w:t>
+            </w:r>
+          </w:p>
+        </w:tc>
+      </w:tr>
+      <w:tr>
+        <w:tc>
+          <w:tcPr>
+            <w:tcW w:type="dxa" w:w="964"/>
+          </w:tcPr>
+          <w:p>
+            <w:r>
+              <w:rPr>
+                <w:b/>
+                <w:i w:val="0"/>
+                <w:color w:val="EA580C"/>
+                <w:sz w:val="16"/>
+              </w:rPr>
+              <w:t>Moyenne</w:t>
+            </w:r>
+          </w:p>
+        </w:tc>
+        <w:tc>
+          <w:tcPr>
+            <w:tcW w:type="dxa" w:w="1247"/>
+          </w:tcPr>
+          <w:p>
+            <w:r>
+              <w:rPr>
+                <w:b/>
+                <w:i w:val="0"/>
+                <w:sz w:val="16"/>
+              </w:rPr>
+              <w:t>S01</w:t>
+              <w:br/>
+            </w:r>
+            <w:r>
+              <w:rPr>
+                <w:b w:val="0"/>
+                <w:i w:val="0"/>
+                <w:color w:val="64748B"/>
+                <w:sz w:val="14"/>
+              </w:rPr>
+              <w:t>Démographie</w:t>
+            </w:r>
+          </w:p>
+        </w:tc>
+        <w:tc>
+          <w:tcPr>
+            <w:tcW w:type="dxa" w:w="1531"/>
+          </w:tcPr>
+          <w:p>
+            <w:r>
+              <w:rPr>
+                <w:b/>
+                <w:i w:val="0"/>
+                <w:color w:val="16A34A"/>
+                <w:sz w:val="16"/>
+              </w:rPr>
+              <w:t>—</w:t>
+            </w:r>
+          </w:p>
+        </w:tc>
+        <w:tc>
+          <w:tcPr>
+            <w:tcW w:type="dxa" w:w="1191"/>
+          </w:tcPr>
+          <w:p>
+            <w:r>
+              <w:rPr>
+                <w:b w:val="0"/>
+                <w:i w:val="0"/>
+                <w:color w:val="64748B"/>
+                <w:sz w:val="16"/>
+              </w:rPr>
+              <w:t>GT-CQ</w:t>
+            </w:r>
+          </w:p>
+        </w:tc>
+        <w:tc>
+          <w:tcPr>
+            <w:tcW w:type="dxa" w:w="4706"/>
+          </w:tcPr>
+          <w:p>
+            <w:r>
+              <w:rPr>
+                <w:b w:val="0"/>
+                <w:i w:val="0"/>
+                <w:sz w:val="17"/>
+              </w:rPr>
+              <w:t>Prière de verifier l'information donnée par tacko traore ou corriger au niveau de la section 1.</w:t>
+            </w:r>
+          </w:p>
+        </w:tc>
+      </w:tr>
+      <w:tr>
+        <w:tc>
+          <w:tcPr>
+            <w:tcW w:type="dxa" w:w="964"/>
+          </w:tcPr>
+          <w:p>
+            <w:r>
+              <w:rPr>
+                <w:b/>
+                <w:i w:val="0"/>
+                <w:color w:val="EA580C"/>
+                <w:sz w:val="16"/>
+              </w:rPr>
+              <w:t>Moyenne</w:t>
+            </w:r>
+          </w:p>
+        </w:tc>
+        <w:tc>
+          <w:tcPr>
+            <w:tcW w:type="dxa" w:w="1247"/>
+          </w:tcPr>
+          <w:p>
+            <w:r>
+              <w:rPr>
+                <w:b/>
+                <w:i w:val="0"/>
+                <w:sz w:val="16"/>
+              </w:rPr>
+              <w:t>S01</w:t>
+              <w:br/>
+            </w:r>
+            <w:r>
+              <w:rPr>
+                <w:b w:val="0"/>
+                <w:i w:val="0"/>
+                <w:color w:val="64748B"/>
+                <w:sz w:val="14"/>
+              </w:rPr>
+              <w:t>Démographie</w:t>
+            </w:r>
+          </w:p>
+        </w:tc>
+        <w:tc>
+          <w:tcPr>
+            <w:tcW w:type="dxa" w:w="1531"/>
+          </w:tcPr>
+          <w:p>
+            <w:r>
+              <w:rPr>
+                <w:b/>
+                <w:i w:val="0"/>
+                <w:color w:val="16A34A"/>
+                <w:sz w:val="16"/>
+              </w:rPr>
+              <w:t>s01q10_1</w:t>
+            </w:r>
+          </w:p>
+        </w:tc>
+        <w:tc>
+          <w:tcPr>
+            <w:tcW w:type="dxa" w:w="1191"/>
+          </w:tcPr>
+          <w:p>
+            <w:r>
+              <w:rPr>
+                <w:b w:val="0"/>
+                <w:i w:val="0"/>
+                <w:color w:val="64748B"/>
+                <w:sz w:val="16"/>
+              </w:rPr>
+              <w:t>GT-CQ</w:t>
+            </w:r>
+          </w:p>
+        </w:tc>
+        <w:tc>
+          <w:tcPr>
+            <w:tcW w:type="dxa" w:w="4706"/>
+          </w:tcPr>
+          <w:p>
+            <w:r>
+              <w:rPr>
+                <w:b w:val="0"/>
+                <w:i w:val="0"/>
+                <w:sz w:val="17"/>
+              </w:rPr>
+              <w:t>La taille du ménage lors de l'enquête principale (8) de ce ménage est inférieur à la taille du denombrement (15), prière de fournir des explications concrètes ou aller revisiter le ménage.</w:t>
+            </w:r>
+          </w:p>
+        </w:tc>
+      </w:tr>
+      <w:tr>
+        <w:tc>
+          <w:tcPr>
+            <w:tcW w:type="dxa" w:w="964"/>
+          </w:tcPr>
+          <w:p>
+            <w:r>
+              <w:rPr>
+                <w:b/>
+                <w:i w:val="0"/>
+                <w:color w:val="EA580C"/>
+                <w:sz w:val="16"/>
+              </w:rPr>
+              <w:t>Moyenne</w:t>
+            </w:r>
+          </w:p>
+        </w:tc>
+        <w:tc>
+          <w:tcPr>
+            <w:tcW w:type="dxa" w:w="1247"/>
+          </w:tcPr>
+          <w:p>
+            <w:r>
+              <w:rPr>
+                <w:b/>
+                <w:i w:val="0"/>
+                <w:sz w:val="16"/>
+              </w:rPr>
               <w:t>S07</w:t>
               <w:br/>
             </w:r>
@@ -1205,7 +2105,7 @@
                 <w:i w:val="0"/>
                 <w:sz w:val="17"/>
               </w:rPr>
-              <w:t>Attention!!! Ce ménage de 8 personne(s) a consommé 17.25725 kilos de sel qui semble incohérent pour une consommation de 7 jours, prière de vérifier l'ensemble des quantités consommées de ce produit auprès du ménage en regardant les unités-tailles ou confirmer.</w:t>
+              <w:t>Attention ! Le prix unitaire d'achat (200 Fcfa) de Tomate fraîche en Tas (Petit) est relativement élevé par rapport aux autres prix observés dans cette zone.</w:t>
             </w:r>
           </w:p>
         </w:tc>
@@ -1220,10 +2120,1900 @@
               <w:rPr>
                 <w:b/>
                 <w:i w:val="0"/>
-                <w:color w:val="DC2626"/>
+                <w:color w:val="EA580C"/>
                 <w:sz w:val="16"/>
               </w:rPr>
-              <w:t>Haute</w:t>
+              <w:t>Moyenne</w:t>
+            </w:r>
+          </w:p>
+        </w:tc>
+        <w:tc>
+          <w:tcPr>
+            <w:tcW w:type="dxa" w:w="1247"/>
+          </w:tcPr>
+          <w:p>
+            <w:r>
+              <w:rPr>
+                <w:b/>
+                <w:i w:val="0"/>
+                <w:sz w:val="16"/>
+              </w:rPr>
+              <w:t>S07</w:t>
+              <w:br/>
+            </w:r>
+            <w:r>
+              <w:rPr>
+                <w:b w:val="0"/>
+                <w:i w:val="0"/>
+                <w:color w:val="64748B"/>
+                <w:sz w:val="14"/>
+              </w:rPr>
+              <w:t>Consommation alimentaire</w:t>
+            </w:r>
+          </w:p>
+        </w:tc>
+        <w:tc>
+          <w:tcPr>
+            <w:tcW w:type="dxa" w:w="1531"/>
+          </w:tcPr>
+          <w:p>
+            <w:r>
+              <w:rPr>
+                <w:b/>
+                <w:i w:val="0"/>
+                <w:color w:val="16A34A"/>
+                <w:sz w:val="16"/>
+              </w:rPr>
+              <w:t>—</w:t>
+            </w:r>
+          </w:p>
+        </w:tc>
+        <w:tc>
+          <w:tcPr>
+            <w:tcW w:type="dxa" w:w="1191"/>
+          </w:tcPr>
+          <w:p>
+            <w:r>
+              <w:rPr>
+                <w:b w:val="0"/>
+                <w:i w:val="0"/>
+                <w:color w:val="64748B"/>
+                <w:sz w:val="16"/>
+              </w:rPr>
+              <w:t>GT-CQ</w:t>
+            </w:r>
+          </w:p>
+        </w:tc>
+        <w:tc>
+          <w:tcPr>
+            <w:tcW w:type="dxa" w:w="4706"/>
+          </w:tcPr>
+          <w:p>
+            <w:r>
+              <w:rPr>
+                <w:b w:val="0"/>
+                <w:i w:val="0"/>
+                <w:sz w:val="17"/>
+              </w:rPr>
+              <w:t>Prière de corriger ou de confirmer avec le QG.</w:t>
+            </w:r>
+          </w:p>
+        </w:tc>
+      </w:tr>
+      <w:tr>
+        <w:tc>
+          <w:tcPr>
+            <w:tcW w:type="dxa" w:w="964"/>
+          </w:tcPr>
+          <w:p>
+            <w:r>
+              <w:rPr>
+                <w:b/>
+                <w:i w:val="0"/>
+                <w:color w:val="EA580C"/>
+                <w:sz w:val="16"/>
+              </w:rPr>
+              <w:t>Moyenne</w:t>
+            </w:r>
+          </w:p>
+        </w:tc>
+        <w:tc>
+          <w:tcPr>
+            <w:tcW w:type="dxa" w:w="1247"/>
+          </w:tcPr>
+          <w:p>
+            <w:r>
+              <w:rPr>
+                <w:b/>
+                <w:i w:val="0"/>
+                <w:sz w:val="16"/>
+              </w:rPr>
+              <w:t>S07</w:t>
+              <w:br/>
+            </w:r>
+            <w:r>
+              <w:rPr>
+                <w:b w:val="0"/>
+                <w:i w:val="0"/>
+                <w:color w:val="64748B"/>
+                <w:sz w:val="14"/>
+              </w:rPr>
+              <w:t>Consommation alimentaire</w:t>
+            </w:r>
+          </w:p>
+        </w:tc>
+        <w:tc>
+          <w:tcPr>
+            <w:tcW w:type="dxa" w:w="1531"/>
+          </w:tcPr>
+          <w:p>
+            <w:r>
+              <w:rPr>
+                <w:b/>
+                <w:i w:val="0"/>
+                <w:color w:val="16A34A"/>
+                <w:sz w:val="16"/>
+              </w:rPr>
+              <w:t>s02q02__1, s02q15, s02q17, s03q16, s04q27, s04q43, s04q63, s05q11</w:t>
+            </w:r>
+          </w:p>
+        </w:tc>
+        <w:tc>
+          <w:tcPr>
+            <w:tcW w:type="dxa" w:w="1191"/>
+          </w:tcPr>
+          <w:p>
+            <w:r>
+              <w:rPr>
+                <w:b w:val="0"/>
+                <w:i w:val="0"/>
+                <w:color w:val="64748B"/>
+                <w:sz w:val="16"/>
+              </w:rPr>
+              <w:t>GT-CQ</w:t>
+            </w:r>
+          </w:p>
+        </w:tc>
+        <w:tc>
+          <w:tcPr>
+            <w:tcW w:type="dxa" w:w="4706"/>
+          </w:tcPr>
+          <w:p>
+            <w:r>
+              <w:rPr>
+                <w:b w:val="0"/>
+                <w:i w:val="0"/>
+                <w:sz w:val="17"/>
+              </w:rPr>
+              <w:t>(maïs, tournesol, coco, lait de vache, etc.) consommée  par le ménage semble très élevé, prière de corriger ou confirmer avec le QG.</w:t>
+            </w:r>
+          </w:p>
+        </w:tc>
+      </w:tr>
+      <w:tr>
+        <w:tc>
+          <w:tcPr>
+            <w:tcW w:type="dxa" w:w="964"/>
+          </w:tcPr>
+          <w:p>
+            <w:r>
+              <w:rPr>
+                <w:b/>
+                <w:i w:val="0"/>
+                <w:color w:val="EA580C"/>
+                <w:sz w:val="16"/>
+              </w:rPr>
+              <w:t>Moyenne</w:t>
+            </w:r>
+          </w:p>
+        </w:tc>
+        <w:tc>
+          <w:tcPr>
+            <w:tcW w:type="dxa" w:w="1247"/>
+          </w:tcPr>
+          <w:p>
+            <w:r>
+              <w:rPr>
+                <w:b/>
+                <w:i w:val="0"/>
+                <w:sz w:val="16"/>
+              </w:rPr>
+              <w:t>S07</w:t>
+              <w:br/>
+            </w:r>
+            <w:r>
+              <w:rPr>
+                <w:b w:val="0"/>
+                <w:i w:val="0"/>
+                <w:color w:val="64748B"/>
+                <w:sz w:val="14"/>
+              </w:rPr>
+              <w:t>Consommation alimentaire</w:t>
+            </w:r>
+          </w:p>
+        </w:tc>
+        <w:tc>
+          <w:tcPr>
+            <w:tcW w:type="dxa" w:w="1531"/>
+          </w:tcPr>
+          <w:p>
+            <w:r>
+              <w:rPr>
+                <w:b/>
+                <w:i w:val="0"/>
+                <w:color w:val="16A34A"/>
+                <w:sz w:val="16"/>
+              </w:rPr>
+              <w:t>—</w:t>
+            </w:r>
+          </w:p>
+        </w:tc>
+        <w:tc>
+          <w:tcPr>
+            <w:tcW w:type="dxa" w:w="1191"/>
+          </w:tcPr>
+          <w:p>
+            <w:r>
+              <w:rPr>
+                <w:b w:val="0"/>
+                <w:i w:val="0"/>
+                <w:color w:val="64748B"/>
+                <w:sz w:val="16"/>
+              </w:rPr>
+              <w:t>GT-CQ</w:t>
+            </w:r>
+          </w:p>
+        </w:tc>
+        <w:tc>
+          <w:tcPr>
+            <w:tcW w:type="dxa" w:w="4706"/>
+          </w:tcPr>
+          <w:p>
+            <w:r>
+              <w:rPr>
+                <w:b w:val="0"/>
+                <w:i w:val="0"/>
+                <w:sz w:val="17"/>
+              </w:rPr>
+              <w:t>Le ménage a consommé 1 Sac (25 Kg) taille unique de Sel, cette quantité semble anormale pour une consommation des 7 derniers jours.</w:t>
+            </w:r>
+          </w:p>
+        </w:tc>
+      </w:tr>
+      <w:tr>
+        <w:tc>
+          <w:tcPr>
+            <w:tcW w:type="dxa" w:w="964"/>
+          </w:tcPr>
+          <w:p>
+            <w:r>
+              <w:rPr>
+                <w:b/>
+                <w:i w:val="0"/>
+                <w:color w:val="EA580C"/>
+                <w:sz w:val="16"/>
+              </w:rPr>
+              <w:t>Moyenne</w:t>
+            </w:r>
+          </w:p>
+        </w:tc>
+        <w:tc>
+          <w:tcPr>
+            <w:tcW w:type="dxa" w:w="1247"/>
+          </w:tcPr>
+          <w:p>
+            <w:r>
+              <w:rPr>
+                <w:b/>
+                <w:i w:val="0"/>
+                <w:sz w:val="16"/>
+              </w:rPr>
+              <w:t>S07</w:t>
+              <w:br/>
+            </w:r>
+            <w:r>
+              <w:rPr>
+                <w:b w:val="0"/>
+                <w:i w:val="0"/>
+                <w:color w:val="64748B"/>
+                <w:sz w:val="14"/>
+              </w:rPr>
+              <w:t>Consommation alimentaire</w:t>
+            </w:r>
+          </w:p>
+        </w:tc>
+        <w:tc>
+          <w:tcPr>
+            <w:tcW w:type="dxa" w:w="1531"/>
+          </w:tcPr>
+          <w:p>
+            <w:r>
+              <w:rPr>
+                <w:b/>
+                <w:i w:val="0"/>
+                <w:color w:val="16A34A"/>
+                <w:sz w:val="16"/>
+              </w:rPr>
+              <w:t>—</w:t>
+            </w:r>
+          </w:p>
+        </w:tc>
+        <w:tc>
+          <w:tcPr>
+            <w:tcW w:type="dxa" w:w="1191"/>
+          </w:tcPr>
+          <w:p>
+            <w:r>
+              <w:rPr>
+                <w:b w:val="0"/>
+                <w:i w:val="0"/>
+                <w:color w:val="64748B"/>
+                <w:sz w:val="16"/>
+              </w:rPr>
+              <w:t>GT-CQ</w:t>
+            </w:r>
+          </w:p>
+        </w:tc>
+        <w:tc>
+          <w:tcPr>
+            <w:tcW w:type="dxa" w:w="4706"/>
+          </w:tcPr>
+          <w:p>
+            <w:r>
+              <w:rPr>
+                <w:b w:val="0"/>
+                <w:i w:val="0"/>
+                <w:sz w:val="17"/>
+              </w:rPr>
+              <w:t>prière de verifier et corriger ou confirmer avec le QG.</w:t>
+            </w:r>
+          </w:p>
+        </w:tc>
+      </w:tr>
+      <w:tr>
+        <w:tc>
+          <w:tcPr>
+            <w:tcW w:type="dxa" w:w="964"/>
+          </w:tcPr>
+          <w:p>
+            <w:r>
+              <w:rPr>
+                <w:b/>
+                <w:i w:val="0"/>
+                <w:color w:val="EA580C"/>
+                <w:sz w:val="16"/>
+              </w:rPr>
+              <w:t>Moyenne</w:t>
+            </w:r>
+          </w:p>
+        </w:tc>
+        <w:tc>
+          <w:tcPr>
+            <w:tcW w:type="dxa" w:w="1247"/>
+          </w:tcPr>
+          <w:p>
+            <w:r>
+              <w:rPr>
+                <w:b/>
+                <w:i w:val="0"/>
+                <w:sz w:val="16"/>
+              </w:rPr>
+              <w:t>S07</w:t>
+              <w:br/>
+            </w:r>
+            <w:r>
+              <w:rPr>
+                <w:b w:val="0"/>
+                <w:i w:val="0"/>
+                <w:color w:val="64748B"/>
+                <w:sz w:val="14"/>
+              </w:rPr>
+              <w:t>Consommation alimentaire</w:t>
+            </w:r>
+          </w:p>
+        </w:tc>
+        <w:tc>
+          <w:tcPr>
+            <w:tcW w:type="dxa" w:w="1531"/>
+          </w:tcPr>
+          <w:p>
+            <w:r>
+              <w:rPr>
+                <w:b/>
+                <w:i w:val="0"/>
+                <w:color w:val="16A34A"/>
+                <w:sz w:val="16"/>
+              </w:rPr>
+              <w:t>s02q10, s06q13, s06q14, s06q15a, s07bq01, s07bq03b, s07bq03b1, s07bq03c1</w:t>
+            </w:r>
+          </w:p>
+        </w:tc>
+        <w:tc>
+          <w:tcPr>
+            <w:tcW w:type="dxa" w:w="1191"/>
+          </w:tcPr>
+          <w:p>
+            <w:r>
+              <w:rPr>
+                <w:b w:val="0"/>
+                <w:i w:val="0"/>
+                <w:color w:val="64748B"/>
+                <w:sz w:val="16"/>
+              </w:rPr>
+              <w:t>GT-CQ</w:t>
+            </w:r>
+          </w:p>
+        </w:tc>
+        <w:tc>
+          <w:tcPr>
+            <w:tcW w:type="dxa" w:w="4706"/>
+          </w:tcPr>
+          <w:p>
+            <w:r>
+              <w:rPr>
+                <w:b w:val="0"/>
+                <w:i w:val="0"/>
+                <w:sz w:val="17"/>
+              </w:rPr>
+              <w:t>Difficile de consommer le Sel en Sac (25 Kg) taille unique prière de verifier.</w:t>
+            </w:r>
+          </w:p>
+        </w:tc>
+      </w:tr>
+      <w:tr>
+        <w:tc>
+          <w:tcPr>
+            <w:tcW w:type="dxa" w:w="964"/>
+          </w:tcPr>
+          <w:p>
+            <w:r>
+              <w:rPr>
+                <w:b/>
+                <w:i w:val="0"/>
+                <w:color w:val="EA580C"/>
+                <w:sz w:val="16"/>
+              </w:rPr>
+              <w:t>Moyenne</w:t>
+            </w:r>
+          </w:p>
+        </w:tc>
+        <w:tc>
+          <w:tcPr>
+            <w:tcW w:type="dxa" w:w="1247"/>
+          </w:tcPr>
+          <w:p>
+            <w:r>
+              <w:rPr>
+                <w:b/>
+                <w:i w:val="0"/>
+                <w:sz w:val="16"/>
+              </w:rPr>
+              <w:t>S07</w:t>
+              <w:br/>
+            </w:r>
+            <w:r>
+              <w:rPr>
+                <w:b w:val="0"/>
+                <w:i w:val="0"/>
+                <w:color w:val="64748B"/>
+                <w:sz w:val="14"/>
+              </w:rPr>
+              <w:t>Consommation alimentaire</w:t>
+            </w:r>
+          </w:p>
+        </w:tc>
+        <w:tc>
+          <w:tcPr>
+            <w:tcW w:type="dxa" w:w="1531"/>
+          </w:tcPr>
+          <w:p>
+            <w:r>
+              <w:rPr>
+                <w:b/>
+                <w:i w:val="0"/>
+                <w:color w:val="16A34A"/>
+                <w:sz w:val="16"/>
+              </w:rPr>
+              <w:t>—</w:t>
+            </w:r>
+          </w:p>
+        </w:tc>
+        <w:tc>
+          <w:tcPr>
+            <w:tcW w:type="dxa" w:w="1191"/>
+          </w:tcPr>
+          <w:p>
+            <w:r>
+              <w:rPr>
+                <w:b w:val="0"/>
+                <w:i w:val="0"/>
+                <w:color w:val="64748B"/>
+                <w:sz w:val="16"/>
+              </w:rPr>
+              <w:t>GT-CQ</w:t>
+            </w:r>
+          </w:p>
+        </w:tc>
+        <w:tc>
+          <w:tcPr>
+            <w:tcW w:type="dxa" w:w="4706"/>
+          </w:tcPr>
+          <w:p>
+            <w:r>
+              <w:rPr>
+                <w:b w:val="0"/>
+                <w:i w:val="0"/>
+                <w:sz w:val="17"/>
+              </w:rPr>
+              <w:t>Peu plausible!! Ce ménage à consommer du sel en unité Sac (25 Kg) .</w:t>
+            </w:r>
+          </w:p>
+        </w:tc>
+      </w:tr>
+      <w:tr>
+        <w:tc>
+          <w:tcPr>
+            <w:tcW w:type="dxa" w:w="964"/>
+          </w:tcPr>
+          <w:p>
+            <w:r>
+              <w:rPr>
+                <w:b/>
+                <w:i w:val="0"/>
+                <w:color w:val="EA580C"/>
+                <w:sz w:val="16"/>
+              </w:rPr>
+              <w:t>Moyenne</w:t>
+            </w:r>
+          </w:p>
+        </w:tc>
+        <w:tc>
+          <w:tcPr>
+            <w:tcW w:type="dxa" w:w="1247"/>
+          </w:tcPr>
+          <w:p>
+            <w:r>
+              <w:rPr>
+                <w:b/>
+                <w:i w:val="0"/>
+                <w:sz w:val="16"/>
+              </w:rPr>
+              <w:t>S07</w:t>
+              <w:br/>
+            </w:r>
+            <w:r>
+              <w:rPr>
+                <w:b w:val="0"/>
+                <w:i w:val="0"/>
+                <w:color w:val="64748B"/>
+                <w:sz w:val="14"/>
+              </w:rPr>
+              <w:t>Consommation alimentaire</w:t>
+            </w:r>
+          </w:p>
+        </w:tc>
+        <w:tc>
+          <w:tcPr>
+            <w:tcW w:type="dxa" w:w="1531"/>
+          </w:tcPr>
+          <w:p>
+            <w:r>
+              <w:rPr>
+                <w:b/>
+                <w:i w:val="0"/>
+                <w:color w:val="16A34A"/>
+                <w:sz w:val="16"/>
+              </w:rPr>
+              <w:t>—</w:t>
+            </w:r>
+          </w:p>
+        </w:tc>
+        <w:tc>
+          <w:tcPr>
+            <w:tcW w:type="dxa" w:w="1191"/>
+          </w:tcPr>
+          <w:p>
+            <w:r>
+              <w:rPr>
+                <w:b w:val="0"/>
+                <w:i w:val="0"/>
+                <w:color w:val="64748B"/>
+                <w:sz w:val="16"/>
+              </w:rPr>
+              <w:t>GT-CQ</w:t>
+            </w:r>
+          </w:p>
+        </w:tc>
+        <w:tc>
+          <w:tcPr>
+            <w:tcW w:type="dxa" w:w="4706"/>
+          </w:tcPr>
+          <w:p>
+            <w:r>
+              <w:rPr>
+                <w:b w:val="0"/>
+                <w:i w:val="0"/>
+                <w:sz w:val="17"/>
+              </w:rPr>
+              <w:t>Veuillez selectionner la bonne unité de consommation ou confirmez l'unité choisie avec le QG.</w:t>
+            </w:r>
+          </w:p>
+        </w:tc>
+      </w:tr>
+      <w:tr>
+        <w:tc>
+          <w:tcPr>
+            <w:tcW w:type="dxa" w:w="964"/>
+          </w:tcPr>
+          <w:p>
+            <w:r>
+              <w:rPr>
+                <w:b/>
+                <w:i w:val="0"/>
+                <w:color w:val="EA580C"/>
+                <w:sz w:val="16"/>
+              </w:rPr>
+              <w:t>Moyenne</w:t>
+            </w:r>
+          </w:p>
+        </w:tc>
+        <w:tc>
+          <w:tcPr>
+            <w:tcW w:type="dxa" w:w="1247"/>
+          </w:tcPr>
+          <w:p>
+            <w:r>
+              <w:rPr>
+                <w:b/>
+                <w:i w:val="0"/>
+                <w:sz w:val="16"/>
+              </w:rPr>
+              <w:t>S07</w:t>
+              <w:br/>
+            </w:r>
+            <w:r>
+              <w:rPr>
+                <w:b w:val="0"/>
+                <w:i w:val="0"/>
+                <w:color w:val="64748B"/>
+                <w:sz w:val="14"/>
+              </w:rPr>
+              <w:t>Consommation alimentaire</w:t>
+            </w:r>
+          </w:p>
+        </w:tc>
+        <w:tc>
+          <w:tcPr>
+            <w:tcW w:type="dxa" w:w="1531"/>
+          </w:tcPr>
+          <w:p>
+            <w:r>
+              <w:rPr>
+                <w:b/>
+                <w:i w:val="0"/>
+                <w:color w:val="16A34A"/>
+                <w:sz w:val="16"/>
+              </w:rPr>
+              <w:t>—</w:t>
+            </w:r>
+          </w:p>
+        </w:tc>
+        <w:tc>
+          <w:tcPr>
+            <w:tcW w:type="dxa" w:w="1191"/>
+          </w:tcPr>
+          <w:p>
+            <w:r>
+              <w:rPr>
+                <w:b w:val="0"/>
+                <w:i w:val="0"/>
+                <w:color w:val="64748B"/>
+                <w:sz w:val="16"/>
+              </w:rPr>
+              <w:t>GT-CQ</w:t>
+            </w:r>
+          </w:p>
+        </w:tc>
+        <w:tc>
+          <w:tcPr>
+            <w:tcW w:type="dxa" w:w="4706"/>
+          </w:tcPr>
+          <w:p>
+            <w:r>
+              <w:rPr>
+                <w:b w:val="0"/>
+                <w:i w:val="0"/>
+                <w:sz w:val="17"/>
+              </w:rPr>
+              <w:t>NB: Merci au chef d'équipe d'aller verifié avec l'agent enquêteur.</w:t>
+            </w:r>
+          </w:p>
+        </w:tc>
+      </w:tr>
+      <w:tr>
+        <w:tc>
+          <w:tcPr>
+            <w:tcW w:type="dxa" w:w="964"/>
+          </w:tcPr>
+          <w:p>
+            <w:r>
+              <w:rPr>
+                <w:b/>
+                <w:i w:val="0"/>
+                <w:color w:val="EA580C"/>
+                <w:sz w:val="16"/>
+              </w:rPr>
+              <w:t>Moyenne</w:t>
+            </w:r>
+          </w:p>
+        </w:tc>
+        <w:tc>
+          <w:tcPr>
+            <w:tcW w:type="dxa" w:w="1247"/>
+          </w:tcPr>
+          <w:p>
+            <w:r>
+              <w:rPr>
+                <w:b/>
+                <w:i w:val="0"/>
+                <w:sz w:val="16"/>
+              </w:rPr>
+              <w:t>S09</w:t>
+              <w:br/>
+            </w:r>
+            <w:r>
+              <w:rPr>
+                <w:b w:val="0"/>
+                <w:i w:val="0"/>
+                <w:color w:val="64748B"/>
+                <w:sz w:val="14"/>
+              </w:rPr>
+              <w:t>Dépenses non alimentaires</w:t>
+            </w:r>
+          </w:p>
+        </w:tc>
+        <w:tc>
+          <w:tcPr>
+            <w:tcW w:type="dxa" w:w="1531"/>
+          </w:tcPr>
+          <w:p>
+            <w:r>
+              <w:rPr>
+                <w:b/>
+                <w:i w:val="0"/>
+                <w:color w:val="16A34A"/>
+                <w:sz w:val="16"/>
+              </w:rPr>
+              <w:t>—</w:t>
+            </w:r>
+          </w:p>
+        </w:tc>
+        <w:tc>
+          <w:tcPr>
+            <w:tcW w:type="dxa" w:w="1191"/>
+          </w:tcPr>
+          <w:p>
+            <w:r>
+              <w:rPr>
+                <w:b w:val="0"/>
+                <w:i w:val="0"/>
+                <w:color w:val="64748B"/>
+                <w:sz w:val="16"/>
+              </w:rPr>
+              <w:t>GT-CQ</w:t>
+            </w:r>
+          </w:p>
+        </w:tc>
+        <w:tc>
+          <w:tcPr>
+            <w:tcW w:type="dxa" w:w="4706"/>
+          </w:tcPr>
+          <w:p>
+            <w:r>
+              <w:rPr>
+                <w:b w:val="0"/>
+                <w:i w:val="0"/>
+                <w:sz w:val="17"/>
+              </w:rPr>
+              <w:t>Attention ! La dépense totale du ménage de Adama traore (15000 Fcfa) de la fête de Fête des autres Religions /traditions est relativement élevé.</w:t>
+            </w:r>
+          </w:p>
+        </w:tc>
+      </w:tr>
+      <w:tr>
+        <w:tc>
+          <w:tcPr>
+            <w:tcW w:type="dxa" w:w="964"/>
+          </w:tcPr>
+          <w:p>
+            <w:r>
+              <w:rPr>
+                <w:b/>
+                <w:i w:val="0"/>
+                <w:color w:val="EA580C"/>
+                <w:sz w:val="16"/>
+              </w:rPr>
+              <w:t>Moyenne</w:t>
+            </w:r>
+          </w:p>
+        </w:tc>
+        <w:tc>
+          <w:tcPr>
+            <w:tcW w:type="dxa" w:w="1247"/>
+          </w:tcPr>
+          <w:p>
+            <w:r>
+              <w:rPr>
+                <w:b/>
+                <w:i w:val="0"/>
+                <w:sz w:val="16"/>
+              </w:rPr>
+              <w:t>S09</w:t>
+              <w:br/>
+            </w:r>
+            <w:r>
+              <w:rPr>
+                <w:b w:val="0"/>
+                <w:i w:val="0"/>
+                <w:color w:val="64748B"/>
+                <w:sz w:val="14"/>
+              </w:rPr>
+              <w:t>Dépenses non alimentaires</w:t>
+            </w:r>
+          </w:p>
+        </w:tc>
+        <w:tc>
+          <w:tcPr>
+            <w:tcW w:type="dxa" w:w="1531"/>
+          </w:tcPr>
+          <w:p>
+            <w:r>
+              <w:rPr>
+                <w:b/>
+                <w:i w:val="0"/>
+                <w:color w:val="16A34A"/>
+                <w:sz w:val="16"/>
+              </w:rPr>
+              <w:t>—</w:t>
+            </w:r>
+          </w:p>
+        </w:tc>
+        <w:tc>
+          <w:tcPr>
+            <w:tcW w:type="dxa" w:w="1191"/>
+          </w:tcPr>
+          <w:p>
+            <w:r>
+              <w:rPr>
+                <w:b w:val="0"/>
+                <w:i w:val="0"/>
+                <w:color w:val="64748B"/>
+                <w:sz w:val="16"/>
+              </w:rPr>
+              <w:t>GT-CQ</w:t>
+            </w:r>
+          </w:p>
+        </w:tc>
+        <w:tc>
+          <w:tcPr>
+            <w:tcW w:type="dxa" w:w="4706"/>
+          </w:tcPr>
+          <w:p>
+            <w:r>
+              <w:rPr>
+                <w:b w:val="0"/>
+                <w:i w:val="0"/>
+                <w:sz w:val="17"/>
+              </w:rPr>
+              <w:t>Prière de corriger ou de confirmer avec le QG.</w:t>
+            </w:r>
+          </w:p>
+        </w:tc>
+      </w:tr>
+      <w:tr>
+        <w:tc>
+          <w:tcPr>
+            <w:tcW w:type="dxa" w:w="964"/>
+          </w:tcPr>
+          <w:p>
+            <w:r>
+              <w:rPr>
+                <w:b/>
+                <w:i w:val="0"/>
+                <w:color w:val="EA580C"/>
+                <w:sz w:val="16"/>
+              </w:rPr>
+              <w:t>Moyenne</w:t>
+            </w:r>
+          </w:p>
+        </w:tc>
+        <w:tc>
+          <w:tcPr>
+            <w:tcW w:type="dxa" w:w="1247"/>
+          </w:tcPr>
+          <w:p>
+            <w:r>
+              <w:rPr>
+                <w:b/>
+                <w:i w:val="0"/>
+                <w:sz w:val="16"/>
+              </w:rPr>
+              <w:t>S09</w:t>
+              <w:br/>
+            </w:r>
+            <w:r>
+              <w:rPr>
+                <w:b w:val="0"/>
+                <w:i w:val="0"/>
+                <w:color w:val="64748B"/>
+                <w:sz w:val="14"/>
+              </w:rPr>
+              <w:t>Dépenses non alimentaires</w:t>
+            </w:r>
+          </w:p>
+        </w:tc>
+        <w:tc>
+          <w:tcPr>
+            <w:tcW w:type="dxa" w:w="1531"/>
+          </w:tcPr>
+          <w:p>
+            <w:r>
+              <w:rPr>
+                <w:b/>
+                <w:i w:val="0"/>
+                <w:color w:val="16A34A"/>
+                <w:sz w:val="16"/>
+              </w:rPr>
+              <w:t>—</w:t>
+            </w:r>
+          </w:p>
+        </w:tc>
+        <w:tc>
+          <w:tcPr>
+            <w:tcW w:type="dxa" w:w="1191"/>
+          </w:tcPr>
+          <w:p>
+            <w:r>
+              <w:rPr>
+                <w:b w:val="0"/>
+                <w:i w:val="0"/>
+                <w:color w:val="64748B"/>
+                <w:sz w:val="16"/>
+              </w:rPr>
+              <w:t>GT-CQ</w:t>
+            </w:r>
+          </w:p>
+        </w:tc>
+        <w:tc>
+          <w:tcPr>
+            <w:tcW w:type="dxa" w:w="4706"/>
+          </w:tcPr>
+          <w:p>
+            <w:r>
+              <w:rPr>
+                <w:b w:val="0"/>
+                <w:i w:val="0"/>
+                <w:sz w:val="17"/>
+              </w:rPr>
+              <w:t>Attention ! La dépense du ménage de Adama traore (3500 Fcfa) au cours de 30 derniers jours de Gaz domestique 6 kilogrammes est relativement élevé.</w:t>
+            </w:r>
+          </w:p>
+        </w:tc>
+      </w:tr>
+      <w:tr>
+        <w:tc>
+          <w:tcPr>
+            <w:tcW w:type="dxa" w:w="964"/>
+          </w:tcPr>
+          <w:p>
+            <w:r>
+              <w:rPr>
+                <w:b/>
+                <w:i w:val="0"/>
+                <w:color w:val="EA580C"/>
+                <w:sz w:val="16"/>
+              </w:rPr>
+              <w:t>Moyenne</w:t>
+            </w:r>
+          </w:p>
+        </w:tc>
+        <w:tc>
+          <w:tcPr>
+            <w:tcW w:type="dxa" w:w="1247"/>
+          </w:tcPr>
+          <w:p>
+            <w:r>
+              <w:rPr>
+                <w:b/>
+                <w:i w:val="0"/>
+                <w:sz w:val="16"/>
+              </w:rPr>
+              <w:t>S09</w:t>
+              <w:br/>
+            </w:r>
+            <w:r>
+              <w:rPr>
+                <w:b w:val="0"/>
+                <w:i w:val="0"/>
+                <w:color w:val="64748B"/>
+                <w:sz w:val="14"/>
+              </w:rPr>
+              <w:t>Dépenses non alimentaires</w:t>
+            </w:r>
+          </w:p>
+        </w:tc>
+        <w:tc>
+          <w:tcPr>
+            <w:tcW w:type="dxa" w:w="1531"/>
+          </w:tcPr>
+          <w:p>
+            <w:r>
+              <w:rPr>
+                <w:b/>
+                <w:i w:val="0"/>
+                <w:color w:val="16A34A"/>
+                <w:sz w:val="16"/>
+              </w:rPr>
+              <w:t>—</w:t>
+            </w:r>
+          </w:p>
+        </w:tc>
+        <w:tc>
+          <w:tcPr>
+            <w:tcW w:type="dxa" w:w="1191"/>
+          </w:tcPr>
+          <w:p>
+            <w:r>
+              <w:rPr>
+                <w:b w:val="0"/>
+                <w:i w:val="0"/>
+                <w:color w:val="64748B"/>
+                <w:sz w:val="16"/>
+              </w:rPr>
+              <w:t>GT-CQ</w:t>
+            </w:r>
+          </w:p>
+        </w:tc>
+        <w:tc>
+          <w:tcPr>
+            <w:tcW w:type="dxa" w:w="4706"/>
+          </w:tcPr>
+          <w:p>
+            <w:r>
+              <w:rPr>
+                <w:b w:val="0"/>
+                <w:i w:val="0"/>
+                <w:sz w:val="17"/>
+              </w:rPr>
+              <w:t>Prière de corriger ou de confirmer avec le QG.</w:t>
+            </w:r>
+          </w:p>
+        </w:tc>
+      </w:tr>
+      <w:tr>
+        <w:tc>
+          <w:tcPr>
+            <w:tcW w:type="dxa" w:w="964"/>
+          </w:tcPr>
+          <w:p>
+            <w:r>
+              <w:rPr>
+                <w:b/>
+                <w:i w:val="0"/>
+                <w:color w:val="EA580C"/>
+                <w:sz w:val="16"/>
+              </w:rPr>
+              <w:t>Moyenne</w:t>
+            </w:r>
+          </w:p>
+        </w:tc>
+        <w:tc>
+          <w:tcPr>
+            <w:tcW w:type="dxa" w:w="1247"/>
+          </w:tcPr>
+          <w:p>
+            <w:r>
+              <w:rPr>
+                <w:b/>
+                <w:i w:val="0"/>
+                <w:sz w:val="16"/>
+              </w:rPr>
+              <w:t>S09</w:t>
+              <w:br/>
+            </w:r>
+            <w:r>
+              <w:rPr>
+                <w:b w:val="0"/>
+                <w:i w:val="0"/>
+                <w:color w:val="64748B"/>
+                <w:sz w:val="14"/>
+              </w:rPr>
+              <w:t>Dépenses non alimentaires</w:t>
+            </w:r>
+          </w:p>
+        </w:tc>
+        <w:tc>
+          <w:tcPr>
+            <w:tcW w:type="dxa" w:w="1531"/>
+          </w:tcPr>
+          <w:p>
+            <w:r>
+              <w:rPr>
+                <w:b/>
+                <w:i w:val="0"/>
+                <w:color w:val="16A34A"/>
+                <w:sz w:val="16"/>
+              </w:rPr>
+              <w:t>—</w:t>
+            </w:r>
+          </w:p>
+        </w:tc>
+        <w:tc>
+          <w:tcPr>
+            <w:tcW w:type="dxa" w:w="1191"/>
+          </w:tcPr>
+          <w:p>
+            <w:r>
+              <w:rPr>
+                <w:b w:val="0"/>
+                <w:i w:val="0"/>
+                <w:color w:val="64748B"/>
+                <w:sz w:val="16"/>
+              </w:rPr>
+              <w:t>GT-CQ</w:t>
+            </w:r>
+          </w:p>
+        </w:tc>
+        <w:tc>
+          <w:tcPr>
+            <w:tcW w:type="dxa" w:w="4706"/>
+          </w:tcPr>
+          <w:p>
+            <w:r>
+              <w:rPr>
+                <w:b w:val="0"/>
+                <w:i w:val="0"/>
+                <w:sz w:val="17"/>
+              </w:rPr>
+              <w:t>Attention ! La dépense du ménage de Adama traore (1000 Fcfa) au cours de 6 derniers mois de Ampoules électriques pour le logement est relativement élevé.</w:t>
+            </w:r>
+          </w:p>
+        </w:tc>
+      </w:tr>
+      <w:tr>
+        <w:tc>
+          <w:tcPr>
+            <w:tcW w:type="dxa" w:w="964"/>
+          </w:tcPr>
+          <w:p>
+            <w:r>
+              <w:rPr>
+                <w:b/>
+                <w:i w:val="0"/>
+                <w:color w:val="EA580C"/>
+                <w:sz w:val="16"/>
+              </w:rPr>
+              <w:t>Moyenne</w:t>
+            </w:r>
+          </w:p>
+        </w:tc>
+        <w:tc>
+          <w:tcPr>
+            <w:tcW w:type="dxa" w:w="1247"/>
+          </w:tcPr>
+          <w:p>
+            <w:r>
+              <w:rPr>
+                <w:b/>
+                <w:i w:val="0"/>
+                <w:sz w:val="16"/>
+              </w:rPr>
+              <w:t>S09</w:t>
+              <w:br/>
+            </w:r>
+            <w:r>
+              <w:rPr>
+                <w:b w:val="0"/>
+                <w:i w:val="0"/>
+                <w:color w:val="64748B"/>
+                <w:sz w:val="14"/>
+              </w:rPr>
+              <w:t>Dépenses non alimentaires</w:t>
+            </w:r>
+          </w:p>
+        </w:tc>
+        <w:tc>
+          <w:tcPr>
+            <w:tcW w:type="dxa" w:w="1531"/>
+          </w:tcPr>
+          <w:p>
+            <w:r>
+              <w:rPr>
+                <w:b/>
+                <w:i w:val="0"/>
+                <w:color w:val="16A34A"/>
+                <w:sz w:val="16"/>
+              </w:rPr>
+              <w:t>—</w:t>
+            </w:r>
+          </w:p>
+        </w:tc>
+        <w:tc>
+          <w:tcPr>
+            <w:tcW w:type="dxa" w:w="1191"/>
+          </w:tcPr>
+          <w:p>
+            <w:r>
+              <w:rPr>
+                <w:b w:val="0"/>
+                <w:i w:val="0"/>
+                <w:color w:val="64748B"/>
+                <w:sz w:val="16"/>
+              </w:rPr>
+              <w:t>GT-CQ</w:t>
+            </w:r>
+          </w:p>
+        </w:tc>
+        <w:tc>
+          <w:tcPr>
+            <w:tcW w:type="dxa" w:w="4706"/>
+          </w:tcPr>
+          <w:p>
+            <w:r>
+              <w:rPr>
+                <w:b w:val="0"/>
+                <w:i w:val="0"/>
+                <w:sz w:val="17"/>
+              </w:rPr>
+              <w:t>Prière de corriger ou de confirmer avec le QG.</w:t>
+            </w:r>
+          </w:p>
+        </w:tc>
+      </w:tr>
+      <w:tr>
+        <w:tc>
+          <w:tcPr>
+            <w:tcW w:type="dxa" w:w="964"/>
+          </w:tcPr>
+          <w:p>
+            <w:r>
+              <w:rPr>
+                <w:b/>
+                <w:i w:val="0"/>
+                <w:color w:val="EA580C"/>
+                <w:sz w:val="16"/>
+              </w:rPr>
+              <w:t>Moyenne</w:t>
+            </w:r>
+          </w:p>
+        </w:tc>
+        <w:tc>
+          <w:tcPr>
+            <w:tcW w:type="dxa" w:w="1247"/>
+          </w:tcPr>
+          <w:p>
+            <w:r>
+              <w:rPr>
+                <w:b/>
+                <w:i w:val="0"/>
+                <w:sz w:val="16"/>
+              </w:rPr>
+              <w:t>S09</w:t>
+              <w:br/>
+            </w:r>
+            <w:r>
+              <w:rPr>
+                <w:b w:val="0"/>
+                <w:i w:val="0"/>
+                <w:color w:val="64748B"/>
+                <w:sz w:val="14"/>
+              </w:rPr>
+              <w:t>Dépenses non alimentaires</w:t>
+            </w:r>
+          </w:p>
+        </w:tc>
+        <w:tc>
+          <w:tcPr>
+            <w:tcW w:type="dxa" w:w="1531"/>
+          </w:tcPr>
+          <w:p>
+            <w:r>
+              <w:rPr>
+                <w:b/>
+                <w:i w:val="0"/>
+                <w:color w:val="16A34A"/>
+                <w:sz w:val="16"/>
+              </w:rPr>
+              <w:t>—</w:t>
+            </w:r>
+          </w:p>
+        </w:tc>
+        <w:tc>
+          <w:tcPr>
+            <w:tcW w:type="dxa" w:w="1191"/>
+          </w:tcPr>
+          <w:p>
+            <w:r>
+              <w:rPr>
+                <w:b w:val="0"/>
+                <w:i w:val="0"/>
+                <w:color w:val="64748B"/>
+                <w:sz w:val="16"/>
+              </w:rPr>
+              <w:t>GT-CQ</w:t>
+            </w:r>
+          </w:p>
+        </w:tc>
+        <w:tc>
+          <w:tcPr>
+            <w:tcW w:type="dxa" w:w="4706"/>
+          </w:tcPr>
+          <w:p>
+            <w:r>
+              <w:rPr>
+                <w:b w:val="0"/>
+                <w:i w:val="0"/>
+                <w:sz w:val="17"/>
+              </w:rPr>
+              <w:t>Attention ! La dépense du ménage de Adama traore (750 Fcfa) au cours de 6 derniers mois de Frais de confection et de réparation de vêtements homme: ensemble, pantalon, chemise, réparation, location vêtement, etc.</w:t>
+            </w:r>
+          </w:p>
+        </w:tc>
+      </w:tr>
+      <w:tr>
+        <w:tc>
+          <w:tcPr>
+            <w:tcW w:type="dxa" w:w="964"/>
+          </w:tcPr>
+          <w:p>
+            <w:r>
+              <w:rPr>
+                <w:b/>
+                <w:i w:val="0"/>
+                <w:color w:val="EA580C"/>
+                <w:sz w:val="16"/>
+              </w:rPr>
+              <w:t>Moyenne</w:t>
+            </w:r>
+          </w:p>
+        </w:tc>
+        <w:tc>
+          <w:tcPr>
+            <w:tcW w:type="dxa" w:w="1247"/>
+          </w:tcPr>
+          <w:p>
+            <w:r>
+              <w:rPr>
+                <w:b/>
+                <w:i w:val="0"/>
+                <w:sz w:val="16"/>
+              </w:rPr>
+              <w:t>S09</w:t>
+              <w:br/>
+            </w:r>
+            <w:r>
+              <w:rPr>
+                <w:b w:val="0"/>
+                <w:i w:val="0"/>
+                <w:color w:val="64748B"/>
+                <w:sz w:val="14"/>
+              </w:rPr>
+              <w:t>Dépenses non alimentaires</w:t>
+            </w:r>
+          </w:p>
+        </w:tc>
+        <w:tc>
+          <w:tcPr>
+            <w:tcW w:type="dxa" w:w="1531"/>
+          </w:tcPr>
+          <w:p>
+            <w:r>
+              <w:rPr>
+                <w:b/>
+                <w:i w:val="0"/>
+                <w:color w:val="16A34A"/>
+                <w:sz w:val="16"/>
+              </w:rPr>
+              <w:t>—</w:t>
+            </w:r>
+          </w:p>
+        </w:tc>
+        <w:tc>
+          <w:tcPr>
+            <w:tcW w:type="dxa" w:w="1191"/>
+          </w:tcPr>
+          <w:p>
+            <w:r>
+              <w:rPr>
+                <w:b w:val="0"/>
+                <w:i w:val="0"/>
+                <w:color w:val="64748B"/>
+                <w:sz w:val="16"/>
+              </w:rPr>
+              <w:t>GT-CQ</w:t>
+            </w:r>
+          </w:p>
+        </w:tc>
+        <w:tc>
+          <w:tcPr>
+            <w:tcW w:type="dxa" w:w="4706"/>
+          </w:tcPr>
+          <w:p>
+            <w:r>
+              <w:rPr>
+                <w:b w:val="0"/>
+                <w:i w:val="0"/>
+                <w:sz w:val="17"/>
+              </w:rPr>
+              <w:t>est relativement élevé.</w:t>
+            </w:r>
+          </w:p>
+        </w:tc>
+      </w:tr>
+      <w:tr>
+        <w:tc>
+          <w:tcPr>
+            <w:tcW w:type="dxa" w:w="964"/>
+          </w:tcPr>
+          <w:p>
+            <w:r>
+              <w:rPr>
+                <w:b/>
+                <w:i w:val="0"/>
+                <w:color w:val="EA580C"/>
+                <w:sz w:val="16"/>
+              </w:rPr>
+              <w:t>Moyenne</w:t>
+            </w:r>
+          </w:p>
+        </w:tc>
+        <w:tc>
+          <w:tcPr>
+            <w:tcW w:type="dxa" w:w="1247"/>
+          </w:tcPr>
+          <w:p>
+            <w:r>
+              <w:rPr>
+                <w:b/>
+                <w:i w:val="0"/>
+                <w:sz w:val="16"/>
+              </w:rPr>
+              <w:t>S09</w:t>
+              <w:br/>
+            </w:r>
+            <w:r>
+              <w:rPr>
+                <w:b w:val="0"/>
+                <w:i w:val="0"/>
+                <w:color w:val="64748B"/>
+                <w:sz w:val="14"/>
+              </w:rPr>
+              <w:t>Dépenses non alimentaires</w:t>
+            </w:r>
+          </w:p>
+        </w:tc>
+        <w:tc>
+          <w:tcPr>
+            <w:tcW w:type="dxa" w:w="1531"/>
+          </w:tcPr>
+          <w:p>
+            <w:r>
+              <w:rPr>
+                <w:b/>
+                <w:i w:val="0"/>
+                <w:color w:val="16A34A"/>
+                <w:sz w:val="16"/>
+              </w:rPr>
+              <w:t>—</w:t>
+            </w:r>
+          </w:p>
+        </w:tc>
+        <w:tc>
+          <w:tcPr>
+            <w:tcW w:type="dxa" w:w="1191"/>
+          </w:tcPr>
+          <w:p>
+            <w:r>
+              <w:rPr>
+                <w:b w:val="0"/>
+                <w:i w:val="0"/>
+                <w:color w:val="64748B"/>
+                <w:sz w:val="16"/>
+              </w:rPr>
+              <w:t>GT-CQ</w:t>
+            </w:r>
+          </w:p>
+        </w:tc>
+        <w:tc>
+          <w:tcPr>
+            <w:tcW w:type="dxa" w:w="4706"/>
+          </w:tcPr>
+          <w:p>
+            <w:r>
+              <w:rPr>
+                <w:b w:val="0"/>
+                <w:i w:val="0"/>
+                <w:sz w:val="17"/>
+              </w:rPr>
+              <w:t>Attention ! La dépense du ménage de Adama traore (55000 Fcfa) au cours de 12 derniers mois de Autres matériaux pour construction ou grosses réparations logement: tôles, bois de charpente, planches, lattes, contre-plaqués, matériaux d'électricité, matériaux de plomberie, matériaux de peinture, carreaux, tapis et revêtement du sol, etc est relativement élevé.</w:t>
+            </w:r>
+          </w:p>
+        </w:tc>
+      </w:tr>
+      <w:tr>
+        <w:tc>
+          <w:tcPr>
+            <w:tcW w:type="dxa" w:w="964"/>
+          </w:tcPr>
+          <w:p>
+            <w:r>
+              <w:rPr>
+                <w:b/>
+                <w:i w:val="0"/>
+                <w:color w:val="EA580C"/>
+                <w:sz w:val="16"/>
+              </w:rPr>
+              <w:t>Moyenne</w:t>
+            </w:r>
+          </w:p>
+        </w:tc>
+        <w:tc>
+          <w:tcPr>
+            <w:tcW w:type="dxa" w:w="1247"/>
+          </w:tcPr>
+          <w:p>
+            <w:r>
+              <w:rPr>
+                <w:b/>
+                <w:i w:val="0"/>
+                <w:sz w:val="16"/>
+              </w:rPr>
+              <w:t>S09</w:t>
+              <w:br/>
+            </w:r>
+            <w:r>
+              <w:rPr>
+                <w:b w:val="0"/>
+                <w:i w:val="0"/>
+                <w:color w:val="64748B"/>
+                <w:sz w:val="14"/>
+              </w:rPr>
+              <w:t>Dépenses non alimentaires</w:t>
+            </w:r>
+          </w:p>
+        </w:tc>
+        <w:tc>
+          <w:tcPr>
+            <w:tcW w:type="dxa" w:w="1531"/>
+          </w:tcPr>
+          <w:p>
+            <w:r>
+              <w:rPr>
+                <w:b/>
+                <w:i w:val="0"/>
+                <w:color w:val="16A34A"/>
+                <w:sz w:val="16"/>
+              </w:rPr>
+              <w:t>—</w:t>
+            </w:r>
+          </w:p>
+        </w:tc>
+        <w:tc>
+          <w:tcPr>
+            <w:tcW w:type="dxa" w:w="1191"/>
+          </w:tcPr>
+          <w:p>
+            <w:r>
+              <w:rPr>
+                <w:b w:val="0"/>
+                <w:i w:val="0"/>
+                <w:color w:val="64748B"/>
+                <w:sz w:val="16"/>
+              </w:rPr>
+              <w:t>GT-CQ</w:t>
+            </w:r>
+          </w:p>
+        </w:tc>
+        <w:tc>
+          <w:tcPr>
+            <w:tcW w:type="dxa" w:w="4706"/>
+          </w:tcPr>
+          <w:p>
+            <w:r>
+              <w:rPr>
+                <w:b w:val="0"/>
+                <w:i w:val="0"/>
+                <w:sz w:val="17"/>
+              </w:rPr>
+              <w:t>Prière de corriger ou de confirmer avec le QG.</w:t>
+            </w:r>
+          </w:p>
+        </w:tc>
+      </w:tr>
+      <w:tr>
+        <w:tc>
+          <w:tcPr>
+            <w:tcW w:type="dxa" w:w="964"/>
+          </w:tcPr>
+          <w:p>
+            <w:r>
+              <w:rPr>
+                <w:b/>
+                <w:i w:val="0"/>
+                <w:color w:val="EA580C"/>
+                <w:sz w:val="16"/>
+              </w:rPr>
+              <w:t>Moyenne</w:t>
+            </w:r>
+          </w:p>
+        </w:tc>
+        <w:tc>
+          <w:tcPr>
+            <w:tcW w:type="dxa" w:w="1247"/>
+          </w:tcPr>
+          <w:p>
+            <w:r>
+              <w:rPr>
+                <w:b/>
+                <w:i w:val="0"/>
+                <w:sz w:val="16"/>
+              </w:rPr>
+              <w:t>S09</w:t>
+              <w:br/>
+            </w:r>
+            <w:r>
+              <w:rPr>
+                <w:b w:val="0"/>
+                <w:i w:val="0"/>
+                <w:color w:val="64748B"/>
+                <w:sz w:val="14"/>
+              </w:rPr>
+              <w:t>Dépenses non alimentaires</w:t>
+            </w:r>
+          </w:p>
+        </w:tc>
+        <w:tc>
+          <w:tcPr>
+            <w:tcW w:type="dxa" w:w="1531"/>
+          </w:tcPr>
+          <w:p>
+            <w:r>
+              <w:rPr>
+                <w:b/>
+                <w:i w:val="0"/>
+                <w:color w:val="16A34A"/>
+                <w:sz w:val="16"/>
+              </w:rPr>
+              <w:t>—</w:t>
+            </w:r>
+          </w:p>
+        </w:tc>
+        <w:tc>
+          <w:tcPr>
+            <w:tcW w:type="dxa" w:w="1191"/>
+          </w:tcPr>
+          <w:p>
+            <w:r>
+              <w:rPr>
+                <w:b w:val="0"/>
+                <w:i w:val="0"/>
+                <w:color w:val="64748B"/>
+                <w:sz w:val="16"/>
+              </w:rPr>
+              <w:t>GT-CQ</w:t>
+            </w:r>
+          </w:p>
+        </w:tc>
+        <w:tc>
+          <w:tcPr>
+            <w:tcW w:type="dxa" w:w="4706"/>
+          </w:tcPr>
+          <w:p>
+            <w:r>
+              <w:rPr>
+                <w:b w:val="0"/>
+                <w:i w:val="0"/>
+                <w:sz w:val="17"/>
+              </w:rPr>
+              <w:t>Attention ! La dépense du ménage de Adama traore (6000 Fcfa) au cours de 12 derniers mois de Main-d'oeuvre et services d'entretien et de réparation courante du logement  (vidange fosse septique,main d'œuvre pour l'entretien du logement, etc.</w:t>
+            </w:r>
+          </w:p>
+        </w:tc>
+      </w:tr>
+      <w:tr>
+        <w:tc>
+          <w:tcPr>
+            <w:tcW w:type="dxa" w:w="964"/>
+          </w:tcPr>
+          <w:p>
+            <w:r>
+              <w:rPr>
+                <w:b/>
+                <w:i w:val="0"/>
+                <w:color w:val="EA580C"/>
+                <w:sz w:val="16"/>
+              </w:rPr>
+              <w:t>Moyenne</w:t>
+            </w:r>
+          </w:p>
+        </w:tc>
+        <w:tc>
+          <w:tcPr>
+            <w:tcW w:type="dxa" w:w="1247"/>
+          </w:tcPr>
+          <w:p>
+            <w:r>
+              <w:rPr>
+                <w:b/>
+                <w:i w:val="0"/>
+                <w:sz w:val="16"/>
+              </w:rPr>
+              <w:t>S09</w:t>
+              <w:br/>
+            </w:r>
+            <w:r>
+              <w:rPr>
+                <w:b w:val="0"/>
+                <w:i w:val="0"/>
+                <w:color w:val="64748B"/>
+                <w:sz w:val="14"/>
+              </w:rPr>
+              <w:t>Dépenses non alimentaires</w:t>
+            </w:r>
+          </w:p>
+        </w:tc>
+        <w:tc>
+          <w:tcPr>
+            <w:tcW w:type="dxa" w:w="1531"/>
+          </w:tcPr>
+          <w:p>
+            <w:r>
+              <w:rPr>
+                <w:b/>
+                <w:i w:val="0"/>
+                <w:color w:val="16A34A"/>
+                <w:sz w:val="16"/>
+              </w:rPr>
+              <w:t>—</w:t>
+            </w:r>
+          </w:p>
+        </w:tc>
+        <w:tc>
+          <w:tcPr>
+            <w:tcW w:type="dxa" w:w="1191"/>
+          </w:tcPr>
+          <w:p>
+            <w:r>
+              <w:rPr>
+                <w:b w:val="0"/>
+                <w:i w:val="0"/>
+                <w:color w:val="64748B"/>
+                <w:sz w:val="16"/>
+              </w:rPr>
+              <w:t>GT-CQ</w:t>
+            </w:r>
+          </w:p>
+        </w:tc>
+        <w:tc>
+          <w:tcPr>
+            <w:tcW w:type="dxa" w:w="4706"/>
+          </w:tcPr>
+          <w:p>
+            <w:r>
+              <w:rPr>
+                <w:b w:val="0"/>
+                <w:i w:val="0"/>
+                <w:sz w:val="17"/>
+              </w:rPr>
+              <w:t>) est relativement élevé.</w:t>
+            </w:r>
+          </w:p>
+        </w:tc>
+      </w:tr>
+      <w:tr>
+        <w:tc>
+          <w:tcPr>
+            <w:tcW w:type="dxa" w:w="964"/>
+          </w:tcPr>
+          <w:p>
+            <w:r>
+              <w:rPr>
+                <w:b/>
+                <w:i w:val="0"/>
+                <w:color w:val="EA580C"/>
+                <w:sz w:val="16"/>
+              </w:rPr>
+              <w:t>Moyenne</w:t>
+            </w:r>
+          </w:p>
+        </w:tc>
+        <w:tc>
+          <w:tcPr>
+            <w:tcW w:type="dxa" w:w="1247"/>
+          </w:tcPr>
+          <w:p>
+            <w:r>
+              <w:rPr>
+                <w:b/>
+                <w:i w:val="0"/>
+                <w:sz w:val="16"/>
+              </w:rPr>
+              <w:t>S09</w:t>
+              <w:br/>
+            </w:r>
+            <w:r>
+              <w:rPr>
+                <w:b w:val="0"/>
+                <w:i w:val="0"/>
+                <w:color w:val="64748B"/>
+                <w:sz w:val="14"/>
+              </w:rPr>
+              <w:t>Dépenses non alimentaires</w:t>
+            </w:r>
+          </w:p>
+        </w:tc>
+        <w:tc>
+          <w:tcPr>
+            <w:tcW w:type="dxa" w:w="1531"/>
+          </w:tcPr>
+          <w:p>
+            <w:r>
+              <w:rPr>
+                <w:b/>
+                <w:i w:val="0"/>
+                <w:color w:val="16A34A"/>
+                <w:sz w:val="16"/>
+              </w:rPr>
+              <w:t>—</w:t>
+            </w:r>
+          </w:p>
+        </w:tc>
+        <w:tc>
+          <w:tcPr>
+            <w:tcW w:type="dxa" w:w="1191"/>
+          </w:tcPr>
+          <w:p>
+            <w:r>
+              <w:rPr>
+                <w:b w:val="0"/>
+                <w:i w:val="0"/>
+                <w:color w:val="64748B"/>
+                <w:sz w:val="16"/>
+              </w:rPr>
+              <w:t>GT-CQ</w:t>
+            </w:r>
+          </w:p>
+        </w:tc>
+        <w:tc>
+          <w:tcPr>
+            <w:tcW w:type="dxa" w:w="4706"/>
+          </w:tcPr>
+          <w:p>
+            <w:r>
+              <w:rPr>
+                <w:b w:val="0"/>
+                <w:i w:val="0"/>
+                <w:sz w:val="17"/>
+              </w:rPr>
+              <w:t>Attention ! La dépense du ménage de Adama traore (75000 Fcfa) au cours de 12 derniers mois de Main-d'oeuvre pour la construction et les grosses réparation de logement (maçonnerie, toiture et charpente, électricité, plomberie, menuiserie, peinture et revêtement du sol), etc est relativement élevé.</w:t>
+            </w:r>
+          </w:p>
+        </w:tc>
+      </w:tr>
+      <w:tr>
+        <w:tc>
+          <w:tcPr>
+            <w:tcW w:type="dxa" w:w="964"/>
+          </w:tcPr>
+          <w:p>
+            <w:r>
+              <w:rPr>
+                <w:b/>
+                <w:i w:val="0"/>
+                <w:color w:val="EA580C"/>
+                <w:sz w:val="16"/>
+              </w:rPr>
+              <w:t>Moyenne</w:t>
             </w:r>
           </w:p>
         </w:tc>
@@ -1295,7 +4085,7 @@
                 <w:i w:val="0"/>
                 <w:sz w:val="17"/>
               </w:rPr>
-              <w:t>Incoherence! Dans le ménage de Adama traore il y a un membre qui detient l'entreprise produits agricoles qui semble être de l'agriculture ou de l'élévage, prière de bien classer la nomenclature de l'entreprise s'il ne s'agit pas de l'agriculture ou de l'élévage.</w:t>
+              <w:t>S'il s'agit de l'agriculture ou l'élévage prière d'enlever cette entreprise (produits agricoles) dans la section 10 et ajouter soit dans la section agriculture ou l'élévage pour éviter le double compte ou incomprehension.</w:t>
             </w:r>
           </w:p>
         </w:tc>
@@ -1310,10 +4100,280 @@
               <w:rPr>
                 <w:b/>
                 <w:i w:val="0"/>
-                <w:color w:val="DC2626"/>
+                <w:color w:val="EA580C"/>
                 <w:sz w:val="16"/>
               </w:rPr>
-              <w:t>Haute</w:t>
+              <w:t>Moyenne</w:t>
+            </w:r>
+          </w:p>
+        </w:tc>
+        <w:tc>
+          <w:tcPr>
+            <w:tcW w:type="dxa" w:w="1247"/>
+          </w:tcPr>
+          <w:p>
+            <w:r>
+              <w:rPr>
+                <w:b/>
+                <w:i w:val="0"/>
+                <w:sz w:val="16"/>
+              </w:rPr>
+              <w:t>S10</w:t>
+              <w:br/>
+            </w:r>
+            <w:r>
+              <w:rPr>
+                <w:b w:val="0"/>
+                <w:i w:val="0"/>
+                <w:color w:val="64748B"/>
+                <w:sz w:val="14"/>
+              </w:rPr>
+              <w:t>Logement</w:t>
+            </w:r>
+          </w:p>
+        </w:tc>
+        <w:tc>
+          <w:tcPr>
+            <w:tcW w:type="dxa" w:w="1531"/>
+          </w:tcPr>
+          <w:p>
+            <w:r>
+              <w:rPr>
+                <w:b/>
+                <w:i w:val="0"/>
+                <w:color w:val="16A34A"/>
+                <w:sz w:val="16"/>
+              </w:rPr>
+              <w:t>—</w:t>
+            </w:r>
+          </w:p>
+        </w:tc>
+        <w:tc>
+          <w:tcPr>
+            <w:tcW w:type="dxa" w:w="1191"/>
+          </w:tcPr>
+          <w:p>
+            <w:r>
+              <w:rPr>
+                <w:b w:val="0"/>
+                <w:i w:val="0"/>
+                <w:color w:val="64748B"/>
+                <w:sz w:val="16"/>
+              </w:rPr>
+              <w:t>GT-CQ</w:t>
+            </w:r>
+          </w:p>
+        </w:tc>
+        <w:tc>
+          <w:tcPr>
+            <w:tcW w:type="dxa" w:w="4706"/>
+          </w:tcPr>
+          <w:p>
+            <w:r>
+              <w:rPr>
+                <w:b w:val="0"/>
+                <w:i w:val="0"/>
+                <w:sz w:val="17"/>
+              </w:rPr>
+              <w:t>L'entreprise produits agricoles n'est pas une entreprise de fabrication et pourtant vous avez renseigné soit renseigner la question 10.48 ou 10.49, si vous pensez qu'elle est une entreprise de fabrication prière de reprendre le classement de la nomenclature en 10.17a ou s'elle ne fait de fabrication merci de mettre 0 en 10.48 et 10.49.</w:t>
+            </w:r>
+          </w:p>
+        </w:tc>
+      </w:tr>
+      <w:tr>
+        <w:tc>
+          <w:tcPr>
+            <w:tcW w:type="dxa" w:w="964"/>
+          </w:tcPr>
+          <w:p>
+            <w:r>
+              <w:rPr>
+                <w:b/>
+                <w:i w:val="0"/>
+                <w:color w:val="EA580C"/>
+                <w:sz w:val="16"/>
+              </w:rPr>
+              <w:t>Moyenne</w:t>
+            </w:r>
+          </w:p>
+        </w:tc>
+        <w:tc>
+          <w:tcPr>
+            <w:tcW w:type="dxa" w:w="1247"/>
+          </w:tcPr>
+          <w:p>
+            <w:r>
+              <w:rPr>
+                <w:b/>
+                <w:i w:val="0"/>
+                <w:sz w:val="16"/>
+              </w:rPr>
+              <w:t>S10</w:t>
+              <w:br/>
+            </w:r>
+            <w:r>
+              <w:rPr>
+                <w:b w:val="0"/>
+                <w:i w:val="0"/>
+                <w:color w:val="64748B"/>
+                <w:sz w:val="14"/>
+              </w:rPr>
+              <w:t>Logement</w:t>
+            </w:r>
+          </w:p>
+        </w:tc>
+        <w:tc>
+          <w:tcPr>
+            <w:tcW w:type="dxa" w:w="1531"/>
+          </w:tcPr>
+          <w:p>
+            <w:r>
+              <w:rPr>
+                <w:b/>
+                <w:i w:val="0"/>
+                <w:color w:val="16A34A"/>
+                <w:sz w:val="16"/>
+              </w:rPr>
+              <w:t>—</w:t>
+            </w:r>
+          </w:p>
+        </w:tc>
+        <w:tc>
+          <w:tcPr>
+            <w:tcW w:type="dxa" w:w="1191"/>
+          </w:tcPr>
+          <w:p>
+            <w:r>
+              <w:rPr>
+                <w:b w:val="0"/>
+                <w:i w:val="0"/>
+                <w:color w:val="64748B"/>
+                <w:sz w:val="16"/>
+              </w:rPr>
+              <w:t>GT-CQ</w:t>
+            </w:r>
+          </w:p>
+        </w:tc>
+        <w:tc>
+          <w:tcPr>
+            <w:tcW w:type="dxa" w:w="4706"/>
+          </w:tcPr>
+          <w:p>
+            <w:r>
+              <w:rPr>
+                <w:b w:val="0"/>
+                <w:i w:val="0"/>
+                <w:sz w:val="17"/>
+              </w:rPr>
+              <w:t>Mettre soit le montant en 10.46 et 10.47 s'elle fait de commerce ou mettre en 10.50 s'elle rend service.</w:t>
+            </w:r>
+          </w:p>
+        </w:tc>
+      </w:tr>
+      <w:tr>
+        <w:tc>
+          <w:tcPr>
+            <w:tcW w:type="dxa" w:w="964"/>
+          </w:tcPr>
+          <w:p>
+            <w:r>
+              <w:rPr>
+                <w:b/>
+                <w:i w:val="0"/>
+                <w:color w:val="EA580C"/>
+                <w:sz w:val="16"/>
+              </w:rPr>
+              <w:t>Moyenne</w:t>
+            </w:r>
+          </w:p>
+        </w:tc>
+        <w:tc>
+          <w:tcPr>
+            <w:tcW w:type="dxa" w:w="1247"/>
+          </w:tcPr>
+          <w:p>
+            <w:r>
+              <w:rPr>
+                <w:b/>
+                <w:i w:val="0"/>
+                <w:sz w:val="16"/>
+              </w:rPr>
+              <w:t>S10</w:t>
+              <w:br/>
+            </w:r>
+            <w:r>
+              <w:rPr>
+                <w:b w:val="0"/>
+                <w:i w:val="0"/>
+                <w:color w:val="64748B"/>
+                <w:sz w:val="14"/>
+              </w:rPr>
+              <w:t>Logement</w:t>
+            </w:r>
+          </w:p>
+        </w:tc>
+        <w:tc>
+          <w:tcPr>
+            <w:tcW w:type="dxa" w:w="1531"/>
+          </w:tcPr>
+          <w:p>
+            <w:r>
+              <w:rPr>
+                <w:b/>
+                <w:i w:val="0"/>
+                <w:color w:val="16A34A"/>
+                <w:sz w:val="16"/>
+              </w:rPr>
+              <w:t>s01q23, s01q00b, s01q23_autre</w:t>
+            </w:r>
+          </w:p>
+        </w:tc>
+        <w:tc>
+          <w:tcPr>
+            <w:tcW w:type="dxa" w:w="1191"/>
+          </w:tcPr>
+          <w:p>
+            <w:r>
+              <w:rPr>
+                <w:b w:val="0"/>
+                <w:i w:val="0"/>
+                <w:color w:val="64748B"/>
+                <w:sz w:val="16"/>
+              </w:rPr>
+              <w:t>GT-CQ</w:t>
+            </w:r>
+          </w:p>
+        </w:tc>
+        <w:tc>
+          <w:tcPr>
+            <w:tcW w:type="dxa" w:w="4706"/>
+          </w:tcPr>
+          <w:p>
+            <w:r>
+              <w:rPr>
+                <w:b w:val="0"/>
+                <w:i w:val="0"/>
+                <w:sz w:val="17"/>
+              </w:rPr>
+              <w:t>type de local l'activité s'exerce produits agricoles est au bord de la fleuve et semble exister dans les modalités, prière de prendre attache avec le QG pour plus d'explication afin de la classer bien.</w:t>
+            </w:r>
+          </w:p>
+        </w:tc>
+      </w:tr>
+      <w:tr>
+        <w:tc>
+          <w:tcPr>
+            <w:tcW w:type="dxa" w:w="964"/>
+          </w:tcPr>
+          <w:p>
+            <w:r>
+              <w:rPr>
+                <w:b/>
+                <w:i w:val="0"/>
+                <w:color w:val="EA580C"/>
+                <w:sz w:val="16"/>
+              </w:rPr>
+              <w:t>Moyenne</w:t>
             </w:r>
           </w:p>
         </w:tc>
@@ -1354,7 +4414,7 @@
                 <w:color w:val="16A34A"/>
                 <w:sz w:val="16"/>
               </w:rPr>
-              <w:t>s01q36, s01q38, s04q24, s02q13, s11q35a, s11q35b_code</w:t>
+              <w:t>—</w:t>
             </w:r>
           </w:p>
         </w:tc>
@@ -1385,7 +4445,7 @@
                 <w:i w:val="0"/>
                 <w:sz w:val="17"/>
               </w:rPr>
-              <w:t>Le montant de la dernière facture d'électricité est de 45000 FCFA Tous les 2 mois qui semble incohérent, Prière de vérifier les questions 11.35a et 11.35b auprès du ménage ou confirmer.</w:t>
+              <w:t>Attention!!! Les ménages vivants dans un(e) Maison Basse à TAMBACOUNDA Urbain ont généralement comme principal matériau du toit le/la Tôles, mais celui du ménage de Adama traore (Dalle en ciment) diffère de celui-ci.</w:t>
             </w:r>
           </w:p>
         </w:tc>
@@ -1400,10 +4460,460 @@
               <w:rPr>
                 <w:b/>
                 <w:i w:val="0"/>
-                <w:color w:val="DC2626"/>
+                <w:color w:val="EA580C"/>
                 <w:sz w:val="16"/>
               </w:rPr>
-              <w:t>Haute</w:t>
+              <w:t>Moyenne</w:t>
+            </w:r>
+          </w:p>
+        </w:tc>
+        <w:tc>
+          <w:tcPr>
+            <w:tcW w:type="dxa" w:w="1247"/>
+          </w:tcPr>
+          <w:p>
+            <w:r>
+              <w:rPr>
+                <w:b/>
+                <w:i w:val="0"/>
+                <w:sz w:val="16"/>
+              </w:rPr>
+              <w:t>S11</w:t>
+              <w:br/>
+            </w:r>
+            <w:r>
+              <w:rPr>
+                <w:b w:val="0"/>
+                <w:i w:val="0"/>
+                <w:color w:val="64748B"/>
+                <w:sz w:val="14"/>
+              </w:rPr>
+              <w:t>Logement / cadre de vie</w:t>
+            </w:r>
+          </w:p>
+        </w:tc>
+        <w:tc>
+          <w:tcPr>
+            <w:tcW w:type="dxa" w:w="1531"/>
+          </w:tcPr>
+          <w:p>
+            <w:r>
+              <w:rPr>
+                <w:b/>
+                <w:i w:val="0"/>
+                <w:color w:val="16A34A"/>
+                <w:sz w:val="16"/>
+              </w:rPr>
+              <w:t>—</w:t>
+            </w:r>
+          </w:p>
+        </w:tc>
+        <w:tc>
+          <w:tcPr>
+            <w:tcW w:type="dxa" w:w="1191"/>
+          </w:tcPr>
+          <w:p>
+            <w:r>
+              <w:rPr>
+                <w:b w:val="0"/>
+                <w:i w:val="0"/>
+                <w:color w:val="64748B"/>
+                <w:sz w:val="16"/>
+              </w:rPr>
+              <w:t>GT-CQ</w:t>
+            </w:r>
+          </w:p>
+        </w:tc>
+        <w:tc>
+          <w:tcPr>
+            <w:tcW w:type="dxa" w:w="4706"/>
+          </w:tcPr>
+          <w:p>
+            <w:r>
+              <w:rPr>
+                <w:b w:val="0"/>
+                <w:i w:val="0"/>
+                <w:sz w:val="17"/>
+              </w:rPr>
+              <w:t>Prière de vérifier pour être sûr que vous avez choisi les bonnes modalités des questions 11.01 et 11.19.</w:t>
+            </w:r>
+          </w:p>
+        </w:tc>
+      </w:tr>
+      <w:tr>
+        <w:tc>
+          <w:tcPr>
+            <w:tcW w:type="dxa" w:w="964"/>
+          </w:tcPr>
+          <w:p>
+            <w:r>
+              <w:rPr>
+                <w:b/>
+                <w:i w:val="0"/>
+                <w:color w:val="EA580C"/>
+                <w:sz w:val="16"/>
+              </w:rPr>
+              <w:t>Moyenne</w:t>
+            </w:r>
+          </w:p>
+        </w:tc>
+        <w:tc>
+          <w:tcPr>
+            <w:tcW w:type="dxa" w:w="1247"/>
+          </w:tcPr>
+          <w:p>
+            <w:r>
+              <w:rPr>
+                <w:b/>
+                <w:i w:val="0"/>
+                <w:sz w:val="16"/>
+              </w:rPr>
+              <w:t>S11</w:t>
+              <w:br/>
+            </w:r>
+            <w:r>
+              <w:rPr>
+                <w:b w:val="0"/>
+                <w:i w:val="0"/>
+                <w:color w:val="64748B"/>
+                <w:sz w:val="14"/>
+              </w:rPr>
+              <w:t>Logement / cadre de vie</w:t>
+            </w:r>
+          </w:p>
+        </w:tc>
+        <w:tc>
+          <w:tcPr>
+            <w:tcW w:type="dxa" w:w="1531"/>
+          </w:tcPr>
+          <w:p>
+            <w:r>
+              <w:rPr>
+                <w:b/>
+                <w:i w:val="0"/>
+                <w:color w:val="16A34A"/>
+                <w:sz w:val="16"/>
+              </w:rPr>
+              <w:t>—</w:t>
+            </w:r>
+          </w:p>
+        </w:tc>
+        <w:tc>
+          <w:tcPr>
+            <w:tcW w:type="dxa" w:w="1191"/>
+          </w:tcPr>
+          <w:p>
+            <w:r>
+              <w:rPr>
+                <w:b w:val="0"/>
+                <w:i w:val="0"/>
+                <w:color w:val="64748B"/>
+                <w:sz w:val="16"/>
+              </w:rPr>
+              <w:t>GT-CQ</w:t>
+            </w:r>
+          </w:p>
+        </w:tc>
+        <w:tc>
+          <w:tcPr>
+            <w:tcW w:type="dxa" w:w="4706"/>
+          </w:tcPr>
+          <w:p>
+            <w:r>
+              <w:rPr>
+                <w:b w:val="0"/>
+                <w:i w:val="0"/>
+                <w:sz w:val="17"/>
+              </w:rPr>
+              <w:t>Merci de ne pas corriger si vous êtes sûr de celui donné par le ménage et observé par vous.</w:t>
+            </w:r>
+          </w:p>
+        </w:tc>
+      </w:tr>
+      <w:tr>
+        <w:tc>
+          <w:tcPr>
+            <w:tcW w:type="dxa" w:w="964"/>
+          </w:tcPr>
+          <w:p>
+            <w:r>
+              <w:rPr>
+                <w:b/>
+                <w:i w:val="0"/>
+                <w:color w:val="EA580C"/>
+                <w:sz w:val="16"/>
+              </w:rPr>
+              <w:t>Moyenne</w:t>
+            </w:r>
+          </w:p>
+        </w:tc>
+        <w:tc>
+          <w:tcPr>
+            <w:tcW w:type="dxa" w:w="1247"/>
+          </w:tcPr>
+          <w:p>
+            <w:r>
+              <w:rPr>
+                <w:b/>
+                <w:i w:val="0"/>
+                <w:sz w:val="16"/>
+              </w:rPr>
+              <w:t>S11</w:t>
+              <w:br/>
+            </w:r>
+            <w:r>
+              <w:rPr>
+                <w:b w:val="0"/>
+                <w:i w:val="0"/>
+                <w:color w:val="64748B"/>
+                <w:sz w:val="14"/>
+              </w:rPr>
+              <w:t>Logement / cadre de vie</w:t>
+            </w:r>
+          </w:p>
+        </w:tc>
+        <w:tc>
+          <w:tcPr>
+            <w:tcW w:type="dxa" w:w="1531"/>
+          </w:tcPr>
+          <w:p>
+            <w:r>
+              <w:rPr>
+                <w:b/>
+                <w:i w:val="0"/>
+                <w:color w:val="16A34A"/>
+                <w:sz w:val="16"/>
+              </w:rPr>
+              <w:t>—</w:t>
+            </w:r>
+          </w:p>
+        </w:tc>
+        <w:tc>
+          <w:tcPr>
+            <w:tcW w:type="dxa" w:w="1191"/>
+          </w:tcPr>
+          <w:p>
+            <w:r>
+              <w:rPr>
+                <w:b w:val="0"/>
+                <w:i w:val="0"/>
+                <w:color w:val="64748B"/>
+                <w:sz w:val="16"/>
+              </w:rPr>
+              <w:t>GT-CQ</w:t>
+            </w:r>
+          </w:p>
+        </w:tc>
+        <w:tc>
+          <w:tcPr>
+            <w:tcW w:type="dxa" w:w="4706"/>
+          </w:tcPr>
+          <w:p>
+            <w:r>
+              <w:rPr>
+                <w:b w:val="0"/>
+                <w:i w:val="0"/>
+                <w:sz w:val="17"/>
+              </w:rPr>
+              <w:t>Attention!!! Les ménages vivants dans un(e) Maison Basse à TAMBACOUNDA Urbain ont généralement comme principal matériau de revêtement du sol du logement le/la Ciment/Béton, mais celui du ménage de Adama traore (Carreaux/Marbre) diffère de celui-ci.</w:t>
+            </w:r>
+          </w:p>
+        </w:tc>
+      </w:tr>
+      <w:tr>
+        <w:tc>
+          <w:tcPr>
+            <w:tcW w:type="dxa" w:w="964"/>
+          </w:tcPr>
+          <w:p>
+            <w:r>
+              <w:rPr>
+                <w:b/>
+                <w:i w:val="0"/>
+                <w:color w:val="EA580C"/>
+                <w:sz w:val="16"/>
+              </w:rPr>
+              <w:t>Moyenne</w:t>
+            </w:r>
+          </w:p>
+        </w:tc>
+        <w:tc>
+          <w:tcPr>
+            <w:tcW w:type="dxa" w:w="1247"/>
+          </w:tcPr>
+          <w:p>
+            <w:r>
+              <w:rPr>
+                <w:b/>
+                <w:i w:val="0"/>
+                <w:sz w:val="16"/>
+              </w:rPr>
+              <w:t>S13</w:t>
+              <w:br/>
+            </w:r>
+            <w:r>
+              <w:rPr>
+                <w:b w:val="0"/>
+                <w:i w:val="0"/>
+                <w:color w:val="64748B"/>
+                <w:sz w:val="14"/>
+              </w:rPr>
+              <w:t>Transferts</w:t>
+            </w:r>
+          </w:p>
+        </w:tc>
+        <w:tc>
+          <w:tcPr>
+            <w:tcW w:type="dxa" w:w="1531"/>
+          </w:tcPr>
+          <w:p>
+            <w:r>
+              <w:rPr>
+                <w:b/>
+                <w:i w:val="0"/>
+                <w:color w:val="16A34A"/>
+                <w:sz w:val="16"/>
+              </w:rPr>
+              <w:t>s00q27, s01q00a, s01q12, s01q13, s02q04, s03q11, s03q12, s01q01</w:t>
+            </w:r>
+          </w:p>
+        </w:tc>
+        <w:tc>
+          <w:tcPr>
+            <w:tcW w:type="dxa" w:w="1191"/>
+          </w:tcPr>
+          <w:p>
+            <w:r>
+              <w:rPr>
+                <w:b w:val="0"/>
+                <w:i w:val="0"/>
+                <w:color w:val="64748B"/>
+                <w:sz w:val="16"/>
+              </w:rPr>
+              <w:t>GT-CQ</w:t>
+            </w:r>
+          </w:p>
+        </w:tc>
+        <w:tc>
+          <w:tcPr>
+            <w:tcW w:type="dxa" w:w="4706"/>
+          </w:tcPr>
+          <w:p>
+            <w:r>
+              <w:rPr>
+                <w:b w:val="0"/>
+                <w:i w:val="0"/>
+                <w:sz w:val="17"/>
+              </w:rPr>
+              <w:t>L'âge de celui qui a envoyé/donné de l'argent dans la section 13a (Transfert reçu) semble  élévé, prière de corriger ou confirmer ave le QG.</w:t>
+            </w:r>
+          </w:p>
+        </w:tc>
+      </w:tr>
+      <w:tr>
+        <w:tc>
+          <w:tcPr>
+            <w:tcW w:type="dxa" w:w="964"/>
+          </w:tcPr>
+          <w:p>
+            <w:r>
+              <w:rPr>
+                <w:b/>
+                <w:i w:val="0"/>
+                <w:color w:val="EA580C"/>
+                <w:sz w:val="16"/>
+              </w:rPr>
+              <w:t>Moyenne</w:t>
+            </w:r>
+          </w:p>
+        </w:tc>
+        <w:tc>
+          <w:tcPr>
+            <w:tcW w:type="dxa" w:w="1247"/>
+          </w:tcPr>
+          <w:p>
+            <w:r>
+              <w:rPr>
+                <w:b/>
+                <w:i w:val="0"/>
+                <w:sz w:val="16"/>
+              </w:rPr>
+              <w:t>S13</w:t>
+              <w:br/>
+            </w:r>
+            <w:r>
+              <w:rPr>
+                <w:b w:val="0"/>
+                <w:i w:val="0"/>
+                <w:color w:val="64748B"/>
+                <w:sz w:val="14"/>
+              </w:rPr>
+              <w:t>Transferts</w:t>
+            </w:r>
+          </w:p>
+        </w:tc>
+        <w:tc>
+          <w:tcPr>
+            <w:tcW w:type="dxa" w:w="1531"/>
+          </w:tcPr>
+          <w:p>
+            <w:r>
+              <w:rPr>
+                <w:b/>
+                <w:i w:val="0"/>
+                <w:color w:val="16A34A"/>
+                <w:sz w:val="16"/>
+              </w:rPr>
+              <w:t>s01q23, s01q00b, s01q23_autre</w:t>
+            </w:r>
+          </w:p>
+        </w:tc>
+        <w:tc>
+          <w:tcPr>
+            <w:tcW w:type="dxa" w:w="1191"/>
+          </w:tcPr>
+          <w:p>
+            <w:r>
+              <w:rPr>
+                <w:b w:val="0"/>
+                <w:i w:val="0"/>
+                <w:color w:val="64748B"/>
+                <w:sz w:val="16"/>
+              </w:rPr>
+              <w:t>GT-CQ</w:t>
+            </w:r>
+          </w:p>
+        </w:tc>
+        <w:tc>
+          <w:tcPr>
+            <w:tcW w:type="dxa" w:w="4706"/>
+          </w:tcPr>
+          <w:p>
+            <w:r>
+              <w:rPr>
+                <w:b w:val="0"/>
+                <w:i w:val="0"/>
+                <w:sz w:val="17"/>
+              </w:rPr>
+              <w:t>Le principal motif du transfert est depenses et semble exister dans les modalités, prière de prendre attache avec le QG pour plus d'explication afin de la classer bien.</w:t>
+            </w:r>
+          </w:p>
+        </w:tc>
+      </w:tr>
+      <w:tr>
+        <w:tc>
+          <w:tcPr>
+            <w:tcW w:type="dxa" w:w="964"/>
+          </w:tcPr>
+          <w:p>
+            <w:r>
+              <w:rPr>
+                <w:b/>
+                <w:i w:val="0"/>
+                <w:color w:val="EA580C"/>
+                <w:sz w:val="16"/>
+              </w:rPr>
+              <w:t>Moyenne</w:t>
             </w:r>
           </w:p>
         </w:tc>
@@ -1475,7 +4985,7 @@
                 <w:i w:val="0"/>
                 <w:sz w:val="17"/>
               </w:rPr>
-              <w:t>Incohérence détectée ! Le ménage a précédemment déclaré vivre « Bien » ou « Assez bien » selon son revenu en 20A.02.</w:t>
+              <w:t>Il est donc peu probable qu'il se déclare maintenant comme « Pauvre » ou « Très pauvre ».</w:t>
             </w:r>
           </w:p>
         </w:tc>
@@ -1508,7 +5018,7 @@
                 <w:i w:val="0"/>
                 <w:sz w:val="16"/>
               </w:rPr>
-              <w:t>S00</w:t>
+              <w:t>S20</w:t>
               <w:br/>
             </w:r>
             <w:r>
@@ -1518,7 +5028,7 @@
                 <w:color w:val="64748B"/>
                 <w:sz w:val="14"/>
               </w:rPr>
-              <w:t>Identification</w:t>
+              <w:t>Gouvernance / autres</w:t>
             </w:r>
           </w:p>
         </w:tc>
@@ -1534,7 +5044,7 @@
                 <w:color w:val="16A34A"/>
                 <w:sz w:val="16"/>
               </w:rPr>
-              <w:t>s00q27</w:t>
+              <w:t>—</w:t>
             </w:r>
           </w:p>
         </w:tc>
@@ -1565,7 +5075,7 @@
                 <w:i w:val="0"/>
                 <w:sz w:val="17"/>
               </w:rPr>
-              <w:t>Le questionnaire semble ne pas être complètement fini mais le questionnaire est en statut complet, prière de compléter le questionnaire.</w:t>
+              <w:t>Veuillez confirmer ces informations avec le QG ou apporter les corrections nécessaires.</w:t>
             </w:r>
           </w:p>
         </w:tc>
@@ -1580,10 +5090,10 @@
               <w:rPr>
                 <w:b/>
                 <w:i w:val="0"/>
-                <w:color w:val="EA580C"/>
+                <w:color w:val="CA8A04"/>
                 <w:sz w:val="16"/>
               </w:rPr>
-              <w:t>Moyenne</w:t>
+              <w:t>Faible</w:t>
             </w:r>
           </w:p>
         </w:tc>
@@ -1598,7 +5108,7 @@
                 <w:i w:val="0"/>
                 <w:sz w:val="16"/>
               </w:rPr>
-              <w:t>S00</w:t>
+              <w:t>S01</w:t>
               <w:br/>
             </w:r>
             <w:r>
@@ -1608,7 +5118,7 @@
                 <w:color w:val="64748B"/>
                 <w:sz w:val="14"/>
               </w:rPr>
-              <w:t>Identification</w:t>
+              <w:t>Démographie</w:t>
             </w:r>
           </w:p>
         </w:tc>
@@ -1624,7 +5134,7 @@
                 <w:color w:val="16A34A"/>
                 <w:sz w:val="16"/>
               </w:rPr>
-              <w:t>—</w:t>
+              <w:t>s00q04, s01q41, s01q00b</w:t>
             </w:r>
           </w:p>
         </w:tc>
@@ -1655,7 +5165,7 @@
                 <w:i w:val="0"/>
                 <w:sz w:val="17"/>
               </w:rPr>
-              <w:t>L'adresse ou la localisation du ménage doit être bien renseignée, ne doit pas contenir des numéros de téléphone et elle semble courte pour être une adresse.</w:t>
+              <w:t>Avertissement!!! Sadio koulibaly a 20 ans et vit en milieu urbain dit n'avoir pas dépensé (0 Fcfa) ou reçu en cadeau pour les cartes prépayées, les transferts de crédit et les abonnements, prière de confirmer cette information auprès de l'enquêté ou confirmer avec le QG.</w:t>
             </w:r>
           </w:p>
         </w:tc>
@@ -1670,10 +5180,10 @@
               <w:rPr>
                 <w:b/>
                 <w:i w:val="0"/>
-                <w:color w:val="EA580C"/>
+                <w:color w:val="CA8A04"/>
                 <w:sz w:val="16"/>
               </w:rPr>
-              <w:t>Moyenne</w:t>
+              <w:t>Faible</w:t>
             </w:r>
           </w:p>
         </w:tc>
@@ -1688,7 +5198,7 @@
                 <w:i w:val="0"/>
                 <w:sz w:val="16"/>
               </w:rPr>
-              <w:t>S00</w:t>
+              <w:t>S01</w:t>
               <w:br/>
             </w:r>
             <w:r>
@@ -1698,7 +5208,7 @@
                 <w:color w:val="64748B"/>
                 <w:sz w:val="14"/>
               </w:rPr>
-              <w:t>Identification</w:t>
+              <w:t>Démographie</w:t>
             </w:r>
           </w:p>
         </w:tc>
@@ -1714,7 +5224,7 @@
                 <w:color w:val="16A34A"/>
                 <w:sz w:val="16"/>
               </w:rPr>
-              <w:t>—</w:t>
+              <w:t>s00q04, s01q41, s01q00b</w:t>
             </w:r>
           </w:p>
         </w:tc>
@@ -1745,7 +5255,7 @@
                 <w:i w:val="0"/>
                 <w:sz w:val="17"/>
               </w:rPr>
-              <w:t>Prière de renseigner la bonne adresse.Attention! Il manque des informations non renseignées dans la section 0, prière de regarder toutes les autres informations dans l'identification du ménage (IDENTIFICATION ET RENSEIGNEMENTS DE CONTROLE) ou dans OBSERVATIONS pour pouvoir renseigné toutes les questions liées au ménage.</w:t>
+              <w:t>Avertissement!!! aicha toure a 37 ans et vit en milieu urbain dit n'avoir pas dépensé (0 Fcfa) ou reçu en cadeau pour les cartes prépayées, les transferts de crédit et les abonnements, prière de confirmer cette information auprès de l'enquêté ou confirmer avec le QG.</w:t>
             </w:r>
           </w:p>
         </w:tc>
@@ -1760,10 +5270,10 @@
               <w:rPr>
                 <w:b/>
                 <w:i w:val="0"/>
-                <w:color w:val="EA580C"/>
+                <w:color w:val="CA8A04"/>
                 <w:sz w:val="16"/>
               </w:rPr>
-              <w:t>Moyenne</w:t>
+              <w:t>Faible</w:t>
             </w:r>
           </w:p>
         </w:tc>
@@ -1804,7 +5314,7 @@
                 <w:color w:val="16A34A"/>
                 <w:sz w:val="16"/>
               </w:rPr>
-              <w:t>s00q27, s01q03a, s01q03b, s01q03c, s01q00b</w:t>
+              <w:t>s00q04, s01q41a, s01q00b</w:t>
             </w:r>
           </w:p>
         </w:tc>
@@ -1835,4327 +5345,7 @@
                 <w:i w:val="0"/>
                 <w:sz w:val="17"/>
               </w:rPr>
-              <w:t>Les informations sur l'acte de naissance (ni Jours, ni mois et ni années) de  Sadio koulibaly  manquent, s'il vous plait pouvez-vous fournir d'effort pour avoir ces informations.</w:t>
-            </w:r>
-          </w:p>
-        </w:tc>
-      </w:tr>
-      <w:tr>
-        <w:tc>
-          <w:tcPr>
-            <w:tcW w:type="dxa" w:w="964"/>
-          </w:tcPr>
-          <w:p>
-            <w:r>
-              <w:rPr>
-                <w:b/>
-                <w:i w:val="0"/>
-                <w:color w:val="EA580C"/>
-                <w:sz w:val="16"/>
-              </w:rPr>
-              <w:t>Moyenne</w:t>
-            </w:r>
-          </w:p>
-        </w:tc>
-        <w:tc>
-          <w:tcPr>
-            <w:tcW w:type="dxa" w:w="1247"/>
-          </w:tcPr>
-          <w:p>
-            <w:r>
-              <w:rPr>
-                <w:b/>
-                <w:i w:val="0"/>
-                <w:sz w:val="16"/>
-              </w:rPr>
-              <w:t>S01</w:t>
-              <w:br/>
-            </w:r>
-            <w:r>
-              <w:rPr>
-                <w:b w:val="0"/>
-                <w:i w:val="0"/>
-                <w:color w:val="64748B"/>
-                <w:sz w:val="14"/>
-              </w:rPr>
-              <w:t>Démographie</w:t>
-            </w:r>
-          </w:p>
-        </w:tc>
-        <w:tc>
-          <w:tcPr>
-            <w:tcW w:type="dxa" w:w="1531"/>
-          </w:tcPr>
-          <w:p>
-            <w:r>
-              <w:rPr>
-                <w:b/>
-                <w:i w:val="0"/>
-                <w:color w:val="16A34A"/>
-                <w:sz w:val="16"/>
-              </w:rPr>
-              <w:t>s00q27, s01q03a, s01q03b, s01q03c, s01q00b</w:t>
-            </w:r>
-          </w:p>
-        </w:tc>
-        <w:tc>
-          <w:tcPr>
-            <w:tcW w:type="dxa" w:w="1191"/>
-          </w:tcPr>
-          <w:p>
-            <w:r>
-              <w:rPr>
-                <w:b w:val="0"/>
-                <w:i w:val="0"/>
-                <w:color w:val="64748B"/>
-                <w:sz w:val="16"/>
-              </w:rPr>
-              <w:t>GT-CQ</w:t>
-            </w:r>
-          </w:p>
-        </w:tc>
-        <w:tc>
-          <w:tcPr>
-            <w:tcW w:type="dxa" w:w="4706"/>
-          </w:tcPr>
-          <w:p>
-            <w:r>
-              <w:rPr>
-                <w:b w:val="0"/>
-                <w:i w:val="0"/>
-                <w:sz w:val="17"/>
-              </w:rPr>
-              <w:t>Les informations sur l'acte de naissance (ni Jours, ni mois et ni années) de  kadia traore  manquent, s'il vous plait pouvez-vous fournir d'effort pour avoir ces informations.</w:t>
-            </w:r>
-          </w:p>
-        </w:tc>
-      </w:tr>
-      <w:tr>
-        <w:tc>
-          <w:tcPr>
-            <w:tcW w:type="dxa" w:w="964"/>
-          </w:tcPr>
-          <w:p>
-            <w:r>
-              <w:rPr>
-                <w:b/>
-                <w:i w:val="0"/>
-                <w:color w:val="EA580C"/>
-                <w:sz w:val="16"/>
-              </w:rPr>
-              <w:t>Moyenne</w:t>
-            </w:r>
-          </w:p>
-        </w:tc>
-        <w:tc>
-          <w:tcPr>
-            <w:tcW w:type="dxa" w:w="1247"/>
-          </w:tcPr>
-          <w:p>
-            <w:r>
-              <w:rPr>
-                <w:b/>
-                <w:i w:val="0"/>
-                <w:sz w:val="16"/>
-              </w:rPr>
-              <w:t>S01</w:t>
-              <w:br/>
-            </w:r>
-            <w:r>
-              <w:rPr>
-                <w:b w:val="0"/>
-                <w:i w:val="0"/>
-                <w:color w:val="64748B"/>
-                <w:sz w:val="14"/>
-              </w:rPr>
-              <w:t>Démographie</w:t>
-            </w:r>
-          </w:p>
-        </w:tc>
-        <w:tc>
-          <w:tcPr>
-            <w:tcW w:type="dxa" w:w="1531"/>
-          </w:tcPr>
-          <w:p>
-            <w:r>
-              <w:rPr>
-                <w:b/>
-                <w:i w:val="0"/>
-                <w:color w:val="16A34A"/>
-                <w:sz w:val="16"/>
-              </w:rPr>
-              <w:t>s01q04a, s01q03b</w:t>
-            </w:r>
-          </w:p>
-        </w:tc>
-        <w:tc>
-          <w:tcPr>
-            <w:tcW w:type="dxa" w:w="1191"/>
-          </w:tcPr>
-          <w:p>
-            <w:r>
-              <w:rPr>
-                <w:b w:val="0"/>
-                <w:i w:val="0"/>
-                <w:color w:val="64748B"/>
-                <w:sz w:val="16"/>
-              </w:rPr>
-              <w:t>GT-CQ</w:t>
-            </w:r>
-          </w:p>
-        </w:tc>
-        <w:tc>
-          <w:tcPr>
-            <w:tcW w:type="dxa" w:w="4706"/>
-          </w:tcPr>
-          <w:p>
-            <w:r>
-              <w:rPr>
-                <w:b w:val="0"/>
-                <w:i w:val="0"/>
-                <w:sz w:val="17"/>
-              </w:rPr>
-              <w:t>Le mois de l'enfant ( kadia traore ) n'est pas connu mais vous avez declaré en s01q04a le nombre de mois, prière de changer NSP au niveau de s01q03b.</w:t>
-            </w:r>
-          </w:p>
-        </w:tc>
-      </w:tr>
-      <w:tr>
-        <w:tc>
-          <w:tcPr>
-            <w:tcW w:type="dxa" w:w="964"/>
-          </w:tcPr>
-          <w:p>
-            <w:r>
-              <w:rPr>
-                <w:b/>
-                <w:i w:val="0"/>
-                <w:color w:val="EA580C"/>
-                <w:sz w:val="16"/>
-              </w:rPr>
-              <w:t>Moyenne</w:t>
-            </w:r>
-          </w:p>
-        </w:tc>
-        <w:tc>
-          <w:tcPr>
-            <w:tcW w:type="dxa" w:w="1247"/>
-          </w:tcPr>
-          <w:p>
-            <w:r>
-              <w:rPr>
-                <w:b/>
-                <w:i w:val="0"/>
-                <w:sz w:val="16"/>
-              </w:rPr>
-              <w:t>S01</w:t>
-              <w:br/>
-            </w:r>
-            <w:r>
-              <w:rPr>
-                <w:b w:val="0"/>
-                <w:i w:val="0"/>
-                <w:color w:val="64748B"/>
-                <w:sz w:val="14"/>
-              </w:rPr>
-              <w:t>Démographie</w:t>
-            </w:r>
-          </w:p>
-        </w:tc>
-        <w:tc>
-          <w:tcPr>
-            <w:tcW w:type="dxa" w:w="1531"/>
-          </w:tcPr>
-          <w:p>
-            <w:r>
-              <w:rPr>
-                <w:b/>
-                <w:i w:val="0"/>
-                <w:color w:val="16A34A"/>
-                <w:sz w:val="16"/>
-              </w:rPr>
-              <w:t>—</w:t>
-            </w:r>
-          </w:p>
-        </w:tc>
-        <w:tc>
-          <w:tcPr>
-            <w:tcW w:type="dxa" w:w="1191"/>
-          </w:tcPr>
-          <w:p>
-            <w:r>
-              <w:rPr>
-                <w:b w:val="0"/>
-                <w:i w:val="0"/>
-                <w:color w:val="64748B"/>
-                <w:sz w:val="16"/>
-              </w:rPr>
-              <w:t>GT-CQ</w:t>
-            </w:r>
-          </w:p>
-        </w:tc>
-        <w:tc>
-          <w:tcPr>
-            <w:tcW w:type="dxa" w:w="4706"/>
-          </w:tcPr>
-          <w:p>
-            <w:r>
-              <w:rPr>
-                <w:b w:val="0"/>
-                <w:i w:val="0"/>
-                <w:sz w:val="17"/>
-              </w:rPr>
-              <w:t>Prière de verifier l'information donnée par kadia traore ou corriger au niveau de la section 1.</w:t>
-            </w:r>
-          </w:p>
-        </w:tc>
-      </w:tr>
-      <w:tr>
-        <w:tc>
-          <w:tcPr>
-            <w:tcW w:type="dxa" w:w="964"/>
-          </w:tcPr>
-          <w:p>
-            <w:r>
-              <w:rPr>
-                <w:b/>
-                <w:i w:val="0"/>
-                <w:color w:val="EA580C"/>
-                <w:sz w:val="16"/>
-              </w:rPr>
-              <w:t>Moyenne</w:t>
-            </w:r>
-          </w:p>
-        </w:tc>
-        <w:tc>
-          <w:tcPr>
-            <w:tcW w:type="dxa" w:w="1247"/>
-          </w:tcPr>
-          <w:p>
-            <w:r>
-              <w:rPr>
-                <w:b/>
-                <w:i w:val="0"/>
-                <w:sz w:val="16"/>
-              </w:rPr>
-              <w:t>S01</w:t>
-              <w:br/>
-            </w:r>
-            <w:r>
-              <w:rPr>
-                <w:b w:val="0"/>
-                <w:i w:val="0"/>
-                <w:color w:val="64748B"/>
-                <w:sz w:val="14"/>
-              </w:rPr>
-              <w:t>Démographie</w:t>
-            </w:r>
-          </w:p>
-        </w:tc>
-        <w:tc>
-          <w:tcPr>
-            <w:tcW w:type="dxa" w:w="1531"/>
-          </w:tcPr>
-          <w:p>
-            <w:r>
-              <w:rPr>
-                <w:b/>
-                <w:i w:val="0"/>
-                <w:color w:val="16A34A"/>
-                <w:sz w:val="16"/>
-              </w:rPr>
-              <w:t>s00q27, s01q03a, s01q03b, s01q03c, s01q00b</w:t>
-            </w:r>
-          </w:p>
-        </w:tc>
-        <w:tc>
-          <w:tcPr>
-            <w:tcW w:type="dxa" w:w="1191"/>
-          </w:tcPr>
-          <w:p>
-            <w:r>
-              <w:rPr>
-                <w:b w:val="0"/>
-                <w:i w:val="0"/>
-                <w:color w:val="64748B"/>
-                <w:sz w:val="16"/>
-              </w:rPr>
-              <w:t>GT-CQ</w:t>
-            </w:r>
-          </w:p>
-        </w:tc>
-        <w:tc>
-          <w:tcPr>
-            <w:tcW w:type="dxa" w:w="4706"/>
-          </w:tcPr>
-          <w:p>
-            <w:r>
-              <w:rPr>
-                <w:b w:val="0"/>
-                <w:i w:val="0"/>
-                <w:sz w:val="17"/>
-              </w:rPr>
-              <w:t>Les informations sur l'acte de naissance (ni Jours, ni mois et ni années) de  penda traore  manquent, s'il vous plait pouvez-vous fournir d'effort pour avoir ces informations.</w:t>
-            </w:r>
-          </w:p>
-        </w:tc>
-      </w:tr>
-      <w:tr>
-        <w:tc>
-          <w:tcPr>
-            <w:tcW w:type="dxa" w:w="964"/>
-          </w:tcPr>
-          <w:p>
-            <w:r>
-              <w:rPr>
-                <w:b/>
-                <w:i w:val="0"/>
-                <w:color w:val="EA580C"/>
-                <w:sz w:val="16"/>
-              </w:rPr>
-              <w:t>Moyenne</w:t>
-            </w:r>
-          </w:p>
-        </w:tc>
-        <w:tc>
-          <w:tcPr>
-            <w:tcW w:type="dxa" w:w="1247"/>
-          </w:tcPr>
-          <w:p>
-            <w:r>
-              <w:rPr>
-                <w:b/>
-                <w:i w:val="0"/>
-                <w:sz w:val="16"/>
-              </w:rPr>
-              <w:t>S01</w:t>
-              <w:br/>
-            </w:r>
-            <w:r>
-              <w:rPr>
-                <w:b w:val="0"/>
-                <w:i w:val="0"/>
-                <w:color w:val="64748B"/>
-                <w:sz w:val="14"/>
-              </w:rPr>
-              <w:t>Démographie</w:t>
-            </w:r>
-          </w:p>
-        </w:tc>
-        <w:tc>
-          <w:tcPr>
-            <w:tcW w:type="dxa" w:w="1531"/>
-          </w:tcPr>
-          <w:p>
-            <w:r>
-              <w:rPr>
-                <w:b/>
-                <w:i w:val="0"/>
-                <w:color w:val="16A34A"/>
-                <w:sz w:val="16"/>
-              </w:rPr>
-              <w:t>—</w:t>
-            </w:r>
-          </w:p>
-        </w:tc>
-        <w:tc>
-          <w:tcPr>
-            <w:tcW w:type="dxa" w:w="1191"/>
-          </w:tcPr>
-          <w:p>
-            <w:r>
-              <w:rPr>
-                <w:b w:val="0"/>
-                <w:i w:val="0"/>
-                <w:color w:val="64748B"/>
-                <w:sz w:val="16"/>
-              </w:rPr>
-              <w:t>GT-CQ</w:t>
-            </w:r>
-          </w:p>
-        </w:tc>
-        <w:tc>
-          <w:tcPr>
-            <w:tcW w:type="dxa" w:w="4706"/>
-          </w:tcPr>
-          <w:p>
-            <w:r>
-              <w:rPr>
-                <w:b w:val="0"/>
-                <w:i w:val="0"/>
-                <w:sz w:val="17"/>
-              </w:rPr>
-              <w:t>Prière de verifier l'information donnée par penda traore ou corriger au niveau de la section 1.</w:t>
-            </w:r>
-          </w:p>
-        </w:tc>
-      </w:tr>
-      <w:tr>
-        <w:tc>
-          <w:tcPr>
-            <w:tcW w:type="dxa" w:w="964"/>
-          </w:tcPr>
-          <w:p>
-            <w:r>
-              <w:rPr>
-                <w:b/>
-                <w:i w:val="0"/>
-                <w:color w:val="EA580C"/>
-                <w:sz w:val="16"/>
-              </w:rPr>
-              <w:t>Moyenne</w:t>
-            </w:r>
-          </w:p>
-        </w:tc>
-        <w:tc>
-          <w:tcPr>
-            <w:tcW w:type="dxa" w:w="1247"/>
-          </w:tcPr>
-          <w:p>
-            <w:r>
-              <w:rPr>
-                <w:b/>
-                <w:i w:val="0"/>
-                <w:sz w:val="16"/>
-              </w:rPr>
-              <w:t>S01</w:t>
-              <w:br/>
-            </w:r>
-            <w:r>
-              <w:rPr>
-                <w:b w:val="0"/>
-                <w:i w:val="0"/>
-                <w:color w:val="64748B"/>
-                <w:sz w:val="14"/>
-              </w:rPr>
-              <w:t>Démographie</w:t>
-            </w:r>
-          </w:p>
-        </w:tc>
-        <w:tc>
-          <w:tcPr>
-            <w:tcW w:type="dxa" w:w="1531"/>
-          </w:tcPr>
-          <w:p>
-            <w:r>
-              <w:rPr>
-                <w:b/>
-                <w:i w:val="0"/>
-                <w:color w:val="16A34A"/>
-                <w:sz w:val="16"/>
-              </w:rPr>
-              <w:t>s00q27, s01q03a, s01q03b, s01q03c, s01q00b</w:t>
-            </w:r>
-          </w:p>
-        </w:tc>
-        <w:tc>
-          <w:tcPr>
-            <w:tcW w:type="dxa" w:w="1191"/>
-          </w:tcPr>
-          <w:p>
-            <w:r>
-              <w:rPr>
-                <w:b w:val="0"/>
-                <w:i w:val="0"/>
-                <w:color w:val="64748B"/>
-                <w:sz w:val="16"/>
-              </w:rPr>
-              <w:t>GT-CQ</w:t>
-            </w:r>
-          </w:p>
-        </w:tc>
-        <w:tc>
-          <w:tcPr>
-            <w:tcW w:type="dxa" w:w="4706"/>
-          </w:tcPr>
-          <w:p>
-            <w:r>
-              <w:rPr>
-                <w:b w:val="0"/>
-                <w:i w:val="0"/>
-                <w:sz w:val="17"/>
-              </w:rPr>
-              <w:t>Les informations sur l'acte de naissance (ni Jours, ni mois et ni années) de  tacko traore  manquent, s'il vous plait pouvez-vous fournir d'effort pour avoir ces informations.</w:t>
-            </w:r>
-          </w:p>
-        </w:tc>
-      </w:tr>
-      <w:tr>
-        <w:tc>
-          <w:tcPr>
-            <w:tcW w:type="dxa" w:w="964"/>
-          </w:tcPr>
-          <w:p>
-            <w:r>
-              <w:rPr>
-                <w:b/>
-                <w:i w:val="0"/>
-                <w:color w:val="EA580C"/>
-                <w:sz w:val="16"/>
-              </w:rPr>
-              <w:t>Moyenne</w:t>
-            </w:r>
-          </w:p>
-        </w:tc>
-        <w:tc>
-          <w:tcPr>
-            <w:tcW w:type="dxa" w:w="1247"/>
-          </w:tcPr>
-          <w:p>
-            <w:r>
-              <w:rPr>
-                <w:b/>
-                <w:i w:val="0"/>
-                <w:sz w:val="16"/>
-              </w:rPr>
-              <w:t>S01</w:t>
-              <w:br/>
-            </w:r>
-            <w:r>
-              <w:rPr>
-                <w:b w:val="0"/>
-                <w:i w:val="0"/>
-                <w:color w:val="64748B"/>
-                <w:sz w:val="14"/>
-              </w:rPr>
-              <w:t>Démographie</w:t>
-            </w:r>
-          </w:p>
-        </w:tc>
-        <w:tc>
-          <w:tcPr>
-            <w:tcW w:type="dxa" w:w="1531"/>
-          </w:tcPr>
-          <w:p>
-            <w:r>
-              <w:rPr>
-                <w:b/>
-                <w:i w:val="0"/>
-                <w:color w:val="16A34A"/>
-                <w:sz w:val="16"/>
-              </w:rPr>
-              <w:t>s01q04a, s01q03b</w:t>
-            </w:r>
-          </w:p>
-        </w:tc>
-        <w:tc>
-          <w:tcPr>
-            <w:tcW w:type="dxa" w:w="1191"/>
-          </w:tcPr>
-          <w:p>
-            <w:r>
-              <w:rPr>
-                <w:b w:val="0"/>
-                <w:i w:val="0"/>
-                <w:color w:val="64748B"/>
-                <w:sz w:val="16"/>
-              </w:rPr>
-              <w:t>GT-CQ</w:t>
-            </w:r>
-          </w:p>
-        </w:tc>
-        <w:tc>
-          <w:tcPr>
-            <w:tcW w:type="dxa" w:w="4706"/>
-          </w:tcPr>
-          <w:p>
-            <w:r>
-              <w:rPr>
-                <w:b w:val="0"/>
-                <w:i w:val="0"/>
-                <w:sz w:val="17"/>
-              </w:rPr>
-              <w:t>Le mois de l'enfant ( tacko traore ) n'est pas connu mais vous avez declaré en s01q04a le nombre de mois, prière de changer NSP au niveau de s01q03b.</w:t>
-            </w:r>
-          </w:p>
-        </w:tc>
-      </w:tr>
-      <w:tr>
-        <w:tc>
-          <w:tcPr>
-            <w:tcW w:type="dxa" w:w="964"/>
-          </w:tcPr>
-          <w:p>
-            <w:r>
-              <w:rPr>
-                <w:b/>
-                <w:i w:val="0"/>
-                <w:color w:val="EA580C"/>
-                <w:sz w:val="16"/>
-              </w:rPr>
-              <w:t>Moyenne</w:t>
-            </w:r>
-          </w:p>
-        </w:tc>
-        <w:tc>
-          <w:tcPr>
-            <w:tcW w:type="dxa" w:w="1247"/>
-          </w:tcPr>
-          <w:p>
-            <w:r>
-              <w:rPr>
-                <w:b/>
-                <w:i w:val="0"/>
-                <w:sz w:val="16"/>
-              </w:rPr>
-              <w:t>S01</w:t>
-              <w:br/>
-            </w:r>
-            <w:r>
-              <w:rPr>
-                <w:b w:val="0"/>
-                <w:i w:val="0"/>
-                <w:color w:val="64748B"/>
-                <w:sz w:val="14"/>
-              </w:rPr>
-              <w:t>Démographie</w:t>
-            </w:r>
-          </w:p>
-        </w:tc>
-        <w:tc>
-          <w:tcPr>
-            <w:tcW w:type="dxa" w:w="1531"/>
-          </w:tcPr>
-          <w:p>
-            <w:r>
-              <w:rPr>
-                <w:b/>
-                <w:i w:val="0"/>
-                <w:color w:val="16A34A"/>
-                <w:sz w:val="16"/>
-              </w:rPr>
-              <w:t>—</w:t>
-            </w:r>
-          </w:p>
-        </w:tc>
-        <w:tc>
-          <w:tcPr>
-            <w:tcW w:type="dxa" w:w="1191"/>
-          </w:tcPr>
-          <w:p>
-            <w:r>
-              <w:rPr>
-                <w:b w:val="0"/>
-                <w:i w:val="0"/>
-                <w:color w:val="64748B"/>
-                <w:sz w:val="16"/>
-              </w:rPr>
-              <w:t>GT-CQ</w:t>
-            </w:r>
-          </w:p>
-        </w:tc>
-        <w:tc>
-          <w:tcPr>
-            <w:tcW w:type="dxa" w:w="4706"/>
-          </w:tcPr>
-          <w:p>
-            <w:r>
-              <w:rPr>
-                <w:b w:val="0"/>
-                <w:i w:val="0"/>
-                <w:sz w:val="17"/>
-              </w:rPr>
-              <w:t>Prière de verifier l'information donnée par tacko traore ou corriger au niveau de la section 1.</w:t>
-            </w:r>
-          </w:p>
-        </w:tc>
-      </w:tr>
-      <w:tr>
-        <w:tc>
-          <w:tcPr>
-            <w:tcW w:type="dxa" w:w="964"/>
-          </w:tcPr>
-          <w:p>
-            <w:r>
-              <w:rPr>
-                <w:b/>
-                <w:i w:val="0"/>
-                <w:color w:val="EA580C"/>
-                <w:sz w:val="16"/>
-              </w:rPr>
-              <w:t>Moyenne</w:t>
-            </w:r>
-          </w:p>
-        </w:tc>
-        <w:tc>
-          <w:tcPr>
-            <w:tcW w:type="dxa" w:w="1247"/>
-          </w:tcPr>
-          <w:p>
-            <w:r>
-              <w:rPr>
-                <w:b/>
-                <w:i w:val="0"/>
-                <w:sz w:val="16"/>
-              </w:rPr>
-              <w:t>S01</w:t>
-              <w:br/>
-            </w:r>
-            <w:r>
-              <w:rPr>
-                <w:b w:val="0"/>
-                <w:i w:val="0"/>
-                <w:color w:val="64748B"/>
-                <w:sz w:val="14"/>
-              </w:rPr>
-              <w:t>Démographie</w:t>
-            </w:r>
-          </w:p>
-        </w:tc>
-        <w:tc>
-          <w:tcPr>
-            <w:tcW w:type="dxa" w:w="1531"/>
-          </w:tcPr>
-          <w:p>
-            <w:r>
-              <w:rPr>
-                <w:b/>
-                <w:i w:val="0"/>
-                <w:color w:val="16A34A"/>
-                <w:sz w:val="16"/>
-              </w:rPr>
-              <w:t>s01q10_1</w:t>
-            </w:r>
-          </w:p>
-        </w:tc>
-        <w:tc>
-          <w:tcPr>
-            <w:tcW w:type="dxa" w:w="1191"/>
-          </w:tcPr>
-          <w:p>
-            <w:r>
-              <w:rPr>
-                <w:b w:val="0"/>
-                <w:i w:val="0"/>
-                <w:color w:val="64748B"/>
-                <w:sz w:val="16"/>
-              </w:rPr>
-              <w:t>GT-CQ</w:t>
-            </w:r>
-          </w:p>
-        </w:tc>
-        <w:tc>
-          <w:tcPr>
-            <w:tcW w:type="dxa" w:w="4706"/>
-          </w:tcPr>
-          <w:p>
-            <w:r>
-              <w:rPr>
-                <w:b w:val="0"/>
-                <w:i w:val="0"/>
-                <w:sz w:val="17"/>
-              </w:rPr>
-              <w:t>La taille du ménage lors de l'enquête principale (8) de ce ménage est inférieur à la taille du denombrement (15), prière de fournir des explications concrètes ou aller revisiter le ménage.</w:t>
-            </w:r>
-          </w:p>
-        </w:tc>
-      </w:tr>
-      <w:tr>
-        <w:tc>
-          <w:tcPr>
-            <w:tcW w:type="dxa" w:w="964"/>
-          </w:tcPr>
-          <w:p>
-            <w:r>
-              <w:rPr>
-                <w:b/>
-                <w:i w:val="0"/>
-                <w:color w:val="EA580C"/>
-                <w:sz w:val="16"/>
-              </w:rPr>
-              <w:t>Moyenne</w:t>
-            </w:r>
-          </w:p>
-        </w:tc>
-        <w:tc>
-          <w:tcPr>
-            <w:tcW w:type="dxa" w:w="1247"/>
-          </w:tcPr>
-          <w:p>
-            <w:r>
-              <w:rPr>
-                <w:b/>
-                <w:i w:val="0"/>
-                <w:sz w:val="16"/>
-              </w:rPr>
-              <w:t>S02</w:t>
-              <w:br/>
-            </w:r>
-            <w:r>
-              <w:rPr>
-                <w:b w:val="0"/>
-                <w:i w:val="0"/>
-                <w:color w:val="64748B"/>
-                <w:sz w:val="14"/>
-              </w:rPr>
-              <w:t>Éducation</w:t>
-            </w:r>
-          </w:p>
-        </w:tc>
-        <w:tc>
-          <w:tcPr>
-            <w:tcW w:type="dxa" w:w="1531"/>
-          </w:tcPr>
-          <w:p>
-            <w:r>
-              <w:rPr>
-                <w:b/>
-                <w:i w:val="0"/>
-                <w:color w:val="16A34A"/>
-                <w:sz w:val="16"/>
-              </w:rPr>
-              <w:t>—</w:t>
-            </w:r>
-          </w:p>
-        </w:tc>
-        <w:tc>
-          <w:tcPr>
-            <w:tcW w:type="dxa" w:w="1191"/>
-          </w:tcPr>
-          <w:p>
-            <w:r>
-              <w:rPr>
-                <w:b w:val="0"/>
-                <w:i w:val="0"/>
-                <w:color w:val="64748B"/>
-                <w:sz w:val="16"/>
-              </w:rPr>
-              <w:t>GT-CQ</w:t>
-            </w:r>
-          </w:p>
-        </w:tc>
-        <w:tc>
-          <w:tcPr>
-            <w:tcW w:type="dxa" w:w="4706"/>
-          </w:tcPr>
-          <w:p>
-            <w:r>
-              <w:rPr>
-                <w:b w:val="0"/>
-                <w:i w:val="0"/>
-                <w:sz w:val="17"/>
-              </w:rPr>
-              <w:t>veuillez, s'il vous plait, confirmer les frais de scolarité ( 1500 FCFA) payée de penda traore avec le QG ou apporter les corrections nécessaires.</w:t>
-            </w:r>
-          </w:p>
-        </w:tc>
-      </w:tr>
-      <w:tr>
-        <w:tc>
-          <w:tcPr>
-            <w:tcW w:type="dxa" w:w="964"/>
-          </w:tcPr>
-          <w:p>
-            <w:r>
-              <w:rPr>
-                <w:b/>
-                <w:i w:val="0"/>
-                <w:color w:val="EA580C"/>
-                <w:sz w:val="16"/>
-              </w:rPr>
-              <w:t>Moyenne</w:t>
-            </w:r>
-          </w:p>
-        </w:tc>
-        <w:tc>
-          <w:tcPr>
-            <w:tcW w:type="dxa" w:w="1247"/>
-          </w:tcPr>
-          <w:p>
-            <w:r>
-              <w:rPr>
-                <w:b/>
-                <w:i w:val="0"/>
-                <w:sz w:val="16"/>
-              </w:rPr>
-              <w:t>S07</w:t>
-              <w:br/>
-            </w:r>
-            <w:r>
-              <w:rPr>
-                <w:b w:val="0"/>
-                <w:i w:val="0"/>
-                <w:color w:val="64748B"/>
-                <w:sz w:val="14"/>
-              </w:rPr>
-              <w:t>Consommation alimentaire</w:t>
-            </w:r>
-          </w:p>
-        </w:tc>
-        <w:tc>
-          <w:tcPr>
-            <w:tcW w:type="dxa" w:w="1531"/>
-          </w:tcPr>
-          <w:p>
-            <w:r>
-              <w:rPr>
-                <w:b/>
-                <w:i w:val="0"/>
-                <w:color w:val="16A34A"/>
-                <w:sz w:val="16"/>
-              </w:rPr>
-              <w:t>—</w:t>
-            </w:r>
-          </w:p>
-        </w:tc>
-        <w:tc>
-          <w:tcPr>
-            <w:tcW w:type="dxa" w:w="1191"/>
-          </w:tcPr>
-          <w:p>
-            <w:r>
-              <w:rPr>
-                <w:b w:val="0"/>
-                <w:i w:val="0"/>
-                <w:color w:val="64748B"/>
-                <w:sz w:val="16"/>
-              </w:rPr>
-              <w:t>GT-CQ</w:t>
-            </w:r>
-          </w:p>
-        </w:tc>
-        <w:tc>
-          <w:tcPr>
-            <w:tcW w:type="dxa" w:w="4706"/>
-          </w:tcPr>
-          <w:p>
-            <w:r>
-              <w:rPr>
-                <w:b w:val="0"/>
-                <w:i w:val="0"/>
-                <w:sz w:val="17"/>
-              </w:rPr>
-              <w:t>Attention ! Le prix unitaire d'achat (200 Fcfa) de Tomate fraîche en Tas (Petit) est relativement élevé par rapport aux autres prix observés dans cette zone.</w:t>
-            </w:r>
-          </w:p>
-        </w:tc>
-      </w:tr>
-      <w:tr>
-        <w:tc>
-          <w:tcPr>
-            <w:tcW w:type="dxa" w:w="964"/>
-          </w:tcPr>
-          <w:p>
-            <w:r>
-              <w:rPr>
-                <w:b/>
-                <w:i w:val="0"/>
-                <w:color w:val="EA580C"/>
-                <w:sz w:val="16"/>
-              </w:rPr>
-              <w:t>Moyenne</w:t>
-            </w:r>
-          </w:p>
-        </w:tc>
-        <w:tc>
-          <w:tcPr>
-            <w:tcW w:type="dxa" w:w="1247"/>
-          </w:tcPr>
-          <w:p>
-            <w:r>
-              <w:rPr>
-                <w:b/>
-                <w:i w:val="0"/>
-                <w:sz w:val="16"/>
-              </w:rPr>
-              <w:t>S07</w:t>
-              <w:br/>
-            </w:r>
-            <w:r>
-              <w:rPr>
-                <w:b w:val="0"/>
-                <w:i w:val="0"/>
-                <w:color w:val="64748B"/>
-                <w:sz w:val="14"/>
-              </w:rPr>
-              <w:t>Consommation alimentaire</w:t>
-            </w:r>
-          </w:p>
-        </w:tc>
-        <w:tc>
-          <w:tcPr>
-            <w:tcW w:type="dxa" w:w="1531"/>
-          </w:tcPr>
-          <w:p>
-            <w:r>
-              <w:rPr>
-                <w:b/>
-                <w:i w:val="0"/>
-                <w:color w:val="16A34A"/>
-                <w:sz w:val="16"/>
-              </w:rPr>
-              <w:t>—</w:t>
-            </w:r>
-          </w:p>
-        </w:tc>
-        <w:tc>
-          <w:tcPr>
-            <w:tcW w:type="dxa" w:w="1191"/>
-          </w:tcPr>
-          <w:p>
-            <w:r>
-              <w:rPr>
-                <w:b w:val="0"/>
-                <w:i w:val="0"/>
-                <w:color w:val="64748B"/>
-                <w:sz w:val="16"/>
-              </w:rPr>
-              <w:t>GT-CQ</w:t>
-            </w:r>
-          </w:p>
-        </w:tc>
-        <w:tc>
-          <w:tcPr>
-            <w:tcW w:type="dxa" w:w="4706"/>
-          </w:tcPr>
-          <w:p>
-            <w:r>
-              <w:rPr>
-                <w:b w:val="0"/>
-                <w:i w:val="0"/>
-                <w:sz w:val="17"/>
-              </w:rPr>
-              <w:t>Prière de corriger ou de confirmer avec le QG.</w:t>
-            </w:r>
-          </w:p>
-        </w:tc>
-      </w:tr>
-      <w:tr>
-        <w:tc>
-          <w:tcPr>
-            <w:tcW w:type="dxa" w:w="964"/>
-          </w:tcPr>
-          <w:p>
-            <w:r>
-              <w:rPr>
-                <w:b/>
-                <w:i w:val="0"/>
-                <w:color w:val="EA580C"/>
-                <w:sz w:val="16"/>
-              </w:rPr>
-              <w:t>Moyenne</w:t>
-            </w:r>
-          </w:p>
-        </w:tc>
-        <w:tc>
-          <w:tcPr>
-            <w:tcW w:type="dxa" w:w="1247"/>
-          </w:tcPr>
-          <w:p>
-            <w:r>
-              <w:rPr>
-                <w:b/>
-                <w:i w:val="0"/>
-                <w:sz w:val="16"/>
-              </w:rPr>
-              <w:t>S07</w:t>
-              <w:br/>
-            </w:r>
-            <w:r>
-              <w:rPr>
-                <w:b w:val="0"/>
-                <w:i w:val="0"/>
-                <w:color w:val="64748B"/>
-                <w:sz w:val="14"/>
-              </w:rPr>
-              <w:t>Consommation alimentaire</w:t>
-            </w:r>
-          </w:p>
-        </w:tc>
-        <w:tc>
-          <w:tcPr>
-            <w:tcW w:type="dxa" w:w="1531"/>
-          </w:tcPr>
-          <w:p>
-            <w:r>
-              <w:rPr>
-                <w:b/>
-                <w:i w:val="0"/>
-                <w:color w:val="16A34A"/>
-                <w:sz w:val="16"/>
-              </w:rPr>
-              <w:t>s02q02__1, s02q15, s02q17, s03q16, s04q27, s04q43, s04q63, s05q11</w:t>
-            </w:r>
-          </w:p>
-        </w:tc>
-        <w:tc>
-          <w:tcPr>
-            <w:tcW w:type="dxa" w:w="1191"/>
-          </w:tcPr>
-          <w:p>
-            <w:r>
-              <w:rPr>
-                <w:b w:val="0"/>
-                <w:i w:val="0"/>
-                <w:color w:val="64748B"/>
-                <w:sz w:val="16"/>
-              </w:rPr>
-              <w:t>GT-CQ</w:t>
-            </w:r>
-          </w:p>
-        </w:tc>
-        <w:tc>
-          <w:tcPr>
-            <w:tcW w:type="dxa" w:w="4706"/>
-          </w:tcPr>
-          <w:p>
-            <w:r>
-              <w:rPr>
-                <w:b w:val="0"/>
-                <w:i w:val="0"/>
-                <w:sz w:val="17"/>
-              </w:rPr>
-              <w:t>(maïs, tournesol, coco, lait de vache, etc.) consommée  par le ménage semble très élevé, prière de corriger ou confirmer avec le QG.</w:t>
-            </w:r>
-          </w:p>
-        </w:tc>
-      </w:tr>
-      <w:tr>
-        <w:tc>
-          <w:tcPr>
-            <w:tcW w:type="dxa" w:w="964"/>
-          </w:tcPr>
-          <w:p>
-            <w:r>
-              <w:rPr>
-                <w:b/>
-                <w:i w:val="0"/>
-                <w:color w:val="EA580C"/>
-                <w:sz w:val="16"/>
-              </w:rPr>
-              <w:t>Moyenne</w:t>
-            </w:r>
-          </w:p>
-        </w:tc>
-        <w:tc>
-          <w:tcPr>
-            <w:tcW w:type="dxa" w:w="1247"/>
-          </w:tcPr>
-          <w:p>
-            <w:r>
-              <w:rPr>
-                <w:b/>
-                <w:i w:val="0"/>
-                <w:sz w:val="16"/>
-              </w:rPr>
-              <w:t>S07</w:t>
-              <w:br/>
-            </w:r>
-            <w:r>
-              <w:rPr>
-                <w:b w:val="0"/>
-                <w:i w:val="0"/>
-                <w:color w:val="64748B"/>
-                <w:sz w:val="14"/>
-              </w:rPr>
-              <w:t>Consommation alimentaire</w:t>
-            </w:r>
-          </w:p>
-        </w:tc>
-        <w:tc>
-          <w:tcPr>
-            <w:tcW w:type="dxa" w:w="1531"/>
-          </w:tcPr>
-          <w:p>
-            <w:r>
-              <w:rPr>
-                <w:b/>
-                <w:i w:val="0"/>
-                <w:color w:val="16A34A"/>
-                <w:sz w:val="16"/>
-              </w:rPr>
-              <w:t>—</w:t>
-            </w:r>
-          </w:p>
-        </w:tc>
-        <w:tc>
-          <w:tcPr>
-            <w:tcW w:type="dxa" w:w="1191"/>
-          </w:tcPr>
-          <w:p>
-            <w:r>
-              <w:rPr>
-                <w:b w:val="0"/>
-                <w:i w:val="0"/>
-                <w:color w:val="64748B"/>
-                <w:sz w:val="16"/>
-              </w:rPr>
-              <w:t>GT-CQ</w:t>
-            </w:r>
-          </w:p>
-        </w:tc>
-        <w:tc>
-          <w:tcPr>
-            <w:tcW w:type="dxa" w:w="4706"/>
-          </w:tcPr>
-          <w:p>
-            <w:r>
-              <w:rPr>
-                <w:b w:val="0"/>
-                <w:i w:val="0"/>
-                <w:sz w:val="17"/>
-              </w:rPr>
-              <w:t>Le ménage a consommé 1 Sac (25 Kg) taille unique de Sel, cette quantité semble anormale pour une consommation des 7 derniers jours.</w:t>
-            </w:r>
-          </w:p>
-        </w:tc>
-      </w:tr>
-      <w:tr>
-        <w:tc>
-          <w:tcPr>
-            <w:tcW w:type="dxa" w:w="964"/>
-          </w:tcPr>
-          <w:p>
-            <w:r>
-              <w:rPr>
-                <w:b/>
-                <w:i w:val="0"/>
-                <w:color w:val="EA580C"/>
-                <w:sz w:val="16"/>
-              </w:rPr>
-              <w:t>Moyenne</w:t>
-            </w:r>
-          </w:p>
-        </w:tc>
-        <w:tc>
-          <w:tcPr>
-            <w:tcW w:type="dxa" w:w="1247"/>
-          </w:tcPr>
-          <w:p>
-            <w:r>
-              <w:rPr>
-                <w:b/>
-                <w:i w:val="0"/>
-                <w:sz w:val="16"/>
-              </w:rPr>
-              <w:t>S07</w:t>
-              <w:br/>
-            </w:r>
-            <w:r>
-              <w:rPr>
-                <w:b w:val="0"/>
-                <w:i w:val="0"/>
-                <w:color w:val="64748B"/>
-                <w:sz w:val="14"/>
-              </w:rPr>
-              <w:t>Consommation alimentaire</w:t>
-            </w:r>
-          </w:p>
-        </w:tc>
-        <w:tc>
-          <w:tcPr>
-            <w:tcW w:type="dxa" w:w="1531"/>
-          </w:tcPr>
-          <w:p>
-            <w:r>
-              <w:rPr>
-                <w:b/>
-                <w:i w:val="0"/>
-                <w:color w:val="16A34A"/>
-                <w:sz w:val="16"/>
-              </w:rPr>
-              <w:t>—</w:t>
-            </w:r>
-          </w:p>
-        </w:tc>
-        <w:tc>
-          <w:tcPr>
-            <w:tcW w:type="dxa" w:w="1191"/>
-          </w:tcPr>
-          <w:p>
-            <w:r>
-              <w:rPr>
-                <w:b w:val="0"/>
-                <w:i w:val="0"/>
-                <w:color w:val="64748B"/>
-                <w:sz w:val="16"/>
-              </w:rPr>
-              <w:t>GT-CQ</w:t>
-            </w:r>
-          </w:p>
-        </w:tc>
-        <w:tc>
-          <w:tcPr>
-            <w:tcW w:type="dxa" w:w="4706"/>
-          </w:tcPr>
-          <w:p>
-            <w:r>
-              <w:rPr>
-                <w:b w:val="0"/>
-                <w:i w:val="0"/>
-                <w:sz w:val="17"/>
-              </w:rPr>
-              <w:t>prière de verifier et corriger ou confirmer avec le QG.</w:t>
-            </w:r>
-          </w:p>
-        </w:tc>
-      </w:tr>
-      <w:tr>
-        <w:tc>
-          <w:tcPr>
-            <w:tcW w:type="dxa" w:w="964"/>
-          </w:tcPr>
-          <w:p>
-            <w:r>
-              <w:rPr>
-                <w:b/>
-                <w:i w:val="0"/>
-                <w:color w:val="EA580C"/>
-                <w:sz w:val="16"/>
-              </w:rPr>
-              <w:t>Moyenne</w:t>
-            </w:r>
-          </w:p>
-        </w:tc>
-        <w:tc>
-          <w:tcPr>
-            <w:tcW w:type="dxa" w:w="1247"/>
-          </w:tcPr>
-          <w:p>
-            <w:r>
-              <w:rPr>
-                <w:b/>
-                <w:i w:val="0"/>
-                <w:sz w:val="16"/>
-              </w:rPr>
-              <w:t>S07</w:t>
-              <w:br/>
-            </w:r>
-            <w:r>
-              <w:rPr>
-                <w:b w:val="0"/>
-                <w:i w:val="0"/>
-                <w:color w:val="64748B"/>
-                <w:sz w:val="14"/>
-              </w:rPr>
-              <w:t>Consommation alimentaire</w:t>
-            </w:r>
-          </w:p>
-        </w:tc>
-        <w:tc>
-          <w:tcPr>
-            <w:tcW w:type="dxa" w:w="1531"/>
-          </w:tcPr>
-          <w:p>
-            <w:r>
-              <w:rPr>
-                <w:b/>
-                <w:i w:val="0"/>
-                <w:color w:val="16A34A"/>
-                <w:sz w:val="16"/>
-              </w:rPr>
-              <w:t>s02q10, s06q13, s06q14, s06q15a, s07bq01, s07bq03b, s07bq03b1, s07bq03c1</w:t>
-            </w:r>
-          </w:p>
-        </w:tc>
-        <w:tc>
-          <w:tcPr>
-            <w:tcW w:type="dxa" w:w="1191"/>
-          </w:tcPr>
-          <w:p>
-            <w:r>
-              <w:rPr>
-                <w:b w:val="0"/>
-                <w:i w:val="0"/>
-                <w:color w:val="64748B"/>
-                <w:sz w:val="16"/>
-              </w:rPr>
-              <w:t>GT-CQ</w:t>
-            </w:r>
-          </w:p>
-        </w:tc>
-        <w:tc>
-          <w:tcPr>
-            <w:tcW w:type="dxa" w:w="4706"/>
-          </w:tcPr>
-          <w:p>
-            <w:r>
-              <w:rPr>
-                <w:b w:val="0"/>
-                <w:i w:val="0"/>
-                <w:sz w:val="17"/>
-              </w:rPr>
-              <w:t>Difficile de consommer le Sel en Sac (25 Kg) taille unique prière de verifier.</w:t>
-            </w:r>
-          </w:p>
-        </w:tc>
-      </w:tr>
-      <w:tr>
-        <w:tc>
-          <w:tcPr>
-            <w:tcW w:type="dxa" w:w="964"/>
-          </w:tcPr>
-          <w:p>
-            <w:r>
-              <w:rPr>
-                <w:b/>
-                <w:i w:val="0"/>
-                <w:color w:val="EA580C"/>
-                <w:sz w:val="16"/>
-              </w:rPr>
-              <w:t>Moyenne</w:t>
-            </w:r>
-          </w:p>
-        </w:tc>
-        <w:tc>
-          <w:tcPr>
-            <w:tcW w:type="dxa" w:w="1247"/>
-          </w:tcPr>
-          <w:p>
-            <w:r>
-              <w:rPr>
-                <w:b/>
-                <w:i w:val="0"/>
-                <w:sz w:val="16"/>
-              </w:rPr>
-              <w:t>S07</w:t>
-              <w:br/>
-            </w:r>
-            <w:r>
-              <w:rPr>
-                <w:b w:val="0"/>
-                <w:i w:val="0"/>
-                <w:color w:val="64748B"/>
-                <w:sz w:val="14"/>
-              </w:rPr>
-              <w:t>Consommation alimentaire</w:t>
-            </w:r>
-          </w:p>
-        </w:tc>
-        <w:tc>
-          <w:tcPr>
-            <w:tcW w:type="dxa" w:w="1531"/>
-          </w:tcPr>
-          <w:p>
-            <w:r>
-              <w:rPr>
-                <w:b/>
-                <w:i w:val="0"/>
-                <w:color w:val="16A34A"/>
-                <w:sz w:val="16"/>
-              </w:rPr>
-              <w:t>—</w:t>
-            </w:r>
-          </w:p>
-        </w:tc>
-        <w:tc>
-          <w:tcPr>
-            <w:tcW w:type="dxa" w:w="1191"/>
-          </w:tcPr>
-          <w:p>
-            <w:r>
-              <w:rPr>
-                <w:b w:val="0"/>
-                <w:i w:val="0"/>
-                <w:color w:val="64748B"/>
-                <w:sz w:val="16"/>
-              </w:rPr>
-              <w:t>GT-CQ</w:t>
-            </w:r>
-          </w:p>
-        </w:tc>
-        <w:tc>
-          <w:tcPr>
-            <w:tcW w:type="dxa" w:w="4706"/>
-          </w:tcPr>
-          <w:p>
-            <w:r>
-              <w:rPr>
-                <w:b w:val="0"/>
-                <w:i w:val="0"/>
-                <w:sz w:val="17"/>
-              </w:rPr>
-              <w:t>Peu plausible!! Ce ménage à consommer du sel en unité Sac (25 Kg) .</w:t>
-            </w:r>
-          </w:p>
-        </w:tc>
-      </w:tr>
-      <w:tr>
-        <w:tc>
-          <w:tcPr>
-            <w:tcW w:type="dxa" w:w="964"/>
-          </w:tcPr>
-          <w:p>
-            <w:r>
-              <w:rPr>
-                <w:b/>
-                <w:i w:val="0"/>
-                <w:color w:val="EA580C"/>
-                <w:sz w:val="16"/>
-              </w:rPr>
-              <w:t>Moyenne</w:t>
-            </w:r>
-          </w:p>
-        </w:tc>
-        <w:tc>
-          <w:tcPr>
-            <w:tcW w:type="dxa" w:w="1247"/>
-          </w:tcPr>
-          <w:p>
-            <w:r>
-              <w:rPr>
-                <w:b/>
-                <w:i w:val="0"/>
-                <w:sz w:val="16"/>
-              </w:rPr>
-              <w:t>S07</w:t>
-              <w:br/>
-            </w:r>
-            <w:r>
-              <w:rPr>
-                <w:b w:val="0"/>
-                <w:i w:val="0"/>
-                <w:color w:val="64748B"/>
-                <w:sz w:val="14"/>
-              </w:rPr>
-              <w:t>Consommation alimentaire</w:t>
-            </w:r>
-          </w:p>
-        </w:tc>
-        <w:tc>
-          <w:tcPr>
-            <w:tcW w:type="dxa" w:w="1531"/>
-          </w:tcPr>
-          <w:p>
-            <w:r>
-              <w:rPr>
-                <w:b/>
-                <w:i w:val="0"/>
-                <w:color w:val="16A34A"/>
-                <w:sz w:val="16"/>
-              </w:rPr>
-              <w:t>—</w:t>
-            </w:r>
-          </w:p>
-        </w:tc>
-        <w:tc>
-          <w:tcPr>
-            <w:tcW w:type="dxa" w:w="1191"/>
-          </w:tcPr>
-          <w:p>
-            <w:r>
-              <w:rPr>
-                <w:b w:val="0"/>
-                <w:i w:val="0"/>
-                <w:color w:val="64748B"/>
-                <w:sz w:val="16"/>
-              </w:rPr>
-              <w:t>GT-CQ</w:t>
-            </w:r>
-          </w:p>
-        </w:tc>
-        <w:tc>
-          <w:tcPr>
-            <w:tcW w:type="dxa" w:w="4706"/>
-          </w:tcPr>
-          <w:p>
-            <w:r>
-              <w:rPr>
-                <w:b w:val="0"/>
-                <w:i w:val="0"/>
-                <w:sz w:val="17"/>
-              </w:rPr>
-              <w:t>Veuillez selectionner la bonne unité de consommation ou confirmez l'unité choisie avec le QG.</w:t>
-            </w:r>
-          </w:p>
-        </w:tc>
-      </w:tr>
-      <w:tr>
-        <w:tc>
-          <w:tcPr>
-            <w:tcW w:type="dxa" w:w="964"/>
-          </w:tcPr>
-          <w:p>
-            <w:r>
-              <w:rPr>
-                <w:b/>
-                <w:i w:val="0"/>
-                <w:color w:val="EA580C"/>
-                <w:sz w:val="16"/>
-              </w:rPr>
-              <w:t>Moyenne</w:t>
-            </w:r>
-          </w:p>
-        </w:tc>
-        <w:tc>
-          <w:tcPr>
-            <w:tcW w:type="dxa" w:w="1247"/>
-          </w:tcPr>
-          <w:p>
-            <w:r>
-              <w:rPr>
-                <w:b/>
-                <w:i w:val="0"/>
-                <w:sz w:val="16"/>
-              </w:rPr>
-              <w:t>S07</w:t>
-              <w:br/>
-            </w:r>
-            <w:r>
-              <w:rPr>
-                <w:b w:val="0"/>
-                <w:i w:val="0"/>
-                <w:color w:val="64748B"/>
-                <w:sz w:val="14"/>
-              </w:rPr>
-              <w:t>Consommation alimentaire</w:t>
-            </w:r>
-          </w:p>
-        </w:tc>
-        <w:tc>
-          <w:tcPr>
-            <w:tcW w:type="dxa" w:w="1531"/>
-          </w:tcPr>
-          <w:p>
-            <w:r>
-              <w:rPr>
-                <w:b/>
-                <w:i w:val="0"/>
-                <w:color w:val="16A34A"/>
-                <w:sz w:val="16"/>
-              </w:rPr>
-              <w:t>—</w:t>
-            </w:r>
-          </w:p>
-        </w:tc>
-        <w:tc>
-          <w:tcPr>
-            <w:tcW w:type="dxa" w:w="1191"/>
-          </w:tcPr>
-          <w:p>
-            <w:r>
-              <w:rPr>
-                <w:b w:val="0"/>
-                <w:i w:val="0"/>
-                <w:color w:val="64748B"/>
-                <w:sz w:val="16"/>
-              </w:rPr>
-              <w:t>GT-CQ</w:t>
-            </w:r>
-          </w:p>
-        </w:tc>
-        <w:tc>
-          <w:tcPr>
-            <w:tcW w:type="dxa" w:w="4706"/>
-          </w:tcPr>
-          <w:p>
-            <w:r>
-              <w:rPr>
-                <w:b w:val="0"/>
-                <w:i w:val="0"/>
-                <w:sz w:val="17"/>
-              </w:rPr>
-              <w:t>NB: Merci au chef d'équipe d'aller verifié avec l'agent enquêteur.</w:t>
-            </w:r>
-          </w:p>
-        </w:tc>
-      </w:tr>
-      <w:tr>
-        <w:tc>
-          <w:tcPr>
-            <w:tcW w:type="dxa" w:w="964"/>
-          </w:tcPr>
-          <w:p>
-            <w:r>
-              <w:rPr>
-                <w:b/>
-                <w:i w:val="0"/>
-                <w:color w:val="EA580C"/>
-                <w:sz w:val="16"/>
-              </w:rPr>
-              <w:t>Moyenne</w:t>
-            </w:r>
-          </w:p>
-        </w:tc>
-        <w:tc>
-          <w:tcPr>
-            <w:tcW w:type="dxa" w:w="1247"/>
-          </w:tcPr>
-          <w:p>
-            <w:r>
-              <w:rPr>
-                <w:b/>
-                <w:i w:val="0"/>
-                <w:sz w:val="16"/>
-              </w:rPr>
-              <w:t>S09</w:t>
-              <w:br/>
-            </w:r>
-            <w:r>
-              <w:rPr>
-                <w:b w:val="0"/>
-                <w:i w:val="0"/>
-                <w:color w:val="64748B"/>
-                <w:sz w:val="14"/>
-              </w:rPr>
-              <w:t>Dépenses non alimentaires</w:t>
-            </w:r>
-          </w:p>
-        </w:tc>
-        <w:tc>
-          <w:tcPr>
-            <w:tcW w:type="dxa" w:w="1531"/>
-          </w:tcPr>
-          <w:p>
-            <w:r>
-              <w:rPr>
-                <w:b/>
-                <w:i w:val="0"/>
-                <w:color w:val="16A34A"/>
-                <w:sz w:val="16"/>
-              </w:rPr>
-              <w:t>—</w:t>
-            </w:r>
-          </w:p>
-        </w:tc>
-        <w:tc>
-          <w:tcPr>
-            <w:tcW w:type="dxa" w:w="1191"/>
-          </w:tcPr>
-          <w:p>
-            <w:r>
-              <w:rPr>
-                <w:b w:val="0"/>
-                <w:i w:val="0"/>
-                <w:color w:val="64748B"/>
-                <w:sz w:val="16"/>
-              </w:rPr>
-              <w:t>GT-CQ</w:t>
-            </w:r>
-          </w:p>
-        </w:tc>
-        <w:tc>
-          <w:tcPr>
-            <w:tcW w:type="dxa" w:w="4706"/>
-          </w:tcPr>
-          <w:p>
-            <w:r>
-              <w:rPr>
-                <w:b w:val="0"/>
-                <w:i w:val="0"/>
-                <w:sz w:val="17"/>
-              </w:rPr>
-              <w:t>Attention ! La dépense totale du ménage de Adama traore (15000 Fcfa) de la fête de Fête des autres Religions /traditions est relativement élevé.</w:t>
-            </w:r>
-          </w:p>
-        </w:tc>
-      </w:tr>
-      <w:tr>
-        <w:tc>
-          <w:tcPr>
-            <w:tcW w:type="dxa" w:w="964"/>
-          </w:tcPr>
-          <w:p>
-            <w:r>
-              <w:rPr>
-                <w:b/>
-                <w:i w:val="0"/>
-                <w:color w:val="EA580C"/>
-                <w:sz w:val="16"/>
-              </w:rPr>
-              <w:t>Moyenne</w:t>
-            </w:r>
-          </w:p>
-        </w:tc>
-        <w:tc>
-          <w:tcPr>
-            <w:tcW w:type="dxa" w:w="1247"/>
-          </w:tcPr>
-          <w:p>
-            <w:r>
-              <w:rPr>
-                <w:b/>
-                <w:i w:val="0"/>
-                <w:sz w:val="16"/>
-              </w:rPr>
-              <w:t>S09</w:t>
-              <w:br/>
-            </w:r>
-            <w:r>
-              <w:rPr>
-                <w:b w:val="0"/>
-                <w:i w:val="0"/>
-                <w:color w:val="64748B"/>
-                <w:sz w:val="14"/>
-              </w:rPr>
-              <w:t>Dépenses non alimentaires</w:t>
-            </w:r>
-          </w:p>
-        </w:tc>
-        <w:tc>
-          <w:tcPr>
-            <w:tcW w:type="dxa" w:w="1531"/>
-          </w:tcPr>
-          <w:p>
-            <w:r>
-              <w:rPr>
-                <w:b/>
-                <w:i w:val="0"/>
-                <w:color w:val="16A34A"/>
-                <w:sz w:val="16"/>
-              </w:rPr>
-              <w:t>—</w:t>
-            </w:r>
-          </w:p>
-        </w:tc>
-        <w:tc>
-          <w:tcPr>
-            <w:tcW w:type="dxa" w:w="1191"/>
-          </w:tcPr>
-          <w:p>
-            <w:r>
-              <w:rPr>
-                <w:b w:val="0"/>
-                <w:i w:val="0"/>
-                <w:color w:val="64748B"/>
-                <w:sz w:val="16"/>
-              </w:rPr>
-              <w:t>GT-CQ</w:t>
-            </w:r>
-          </w:p>
-        </w:tc>
-        <w:tc>
-          <w:tcPr>
-            <w:tcW w:type="dxa" w:w="4706"/>
-          </w:tcPr>
-          <w:p>
-            <w:r>
-              <w:rPr>
-                <w:b w:val="0"/>
-                <w:i w:val="0"/>
-                <w:sz w:val="17"/>
-              </w:rPr>
-              <w:t>Prière de corriger ou de confirmer avec le QG.</w:t>
-            </w:r>
-          </w:p>
-        </w:tc>
-      </w:tr>
-      <w:tr>
-        <w:tc>
-          <w:tcPr>
-            <w:tcW w:type="dxa" w:w="964"/>
-          </w:tcPr>
-          <w:p>
-            <w:r>
-              <w:rPr>
-                <w:b/>
-                <w:i w:val="0"/>
-                <w:color w:val="EA580C"/>
-                <w:sz w:val="16"/>
-              </w:rPr>
-              <w:t>Moyenne</w:t>
-            </w:r>
-          </w:p>
-        </w:tc>
-        <w:tc>
-          <w:tcPr>
-            <w:tcW w:type="dxa" w:w="1247"/>
-          </w:tcPr>
-          <w:p>
-            <w:r>
-              <w:rPr>
-                <w:b/>
-                <w:i w:val="0"/>
-                <w:sz w:val="16"/>
-              </w:rPr>
-              <w:t>S09</w:t>
-              <w:br/>
-            </w:r>
-            <w:r>
-              <w:rPr>
-                <w:b w:val="0"/>
-                <w:i w:val="0"/>
-                <w:color w:val="64748B"/>
-                <w:sz w:val="14"/>
-              </w:rPr>
-              <w:t>Dépenses non alimentaires</w:t>
-            </w:r>
-          </w:p>
-        </w:tc>
-        <w:tc>
-          <w:tcPr>
-            <w:tcW w:type="dxa" w:w="1531"/>
-          </w:tcPr>
-          <w:p>
-            <w:r>
-              <w:rPr>
-                <w:b/>
-                <w:i w:val="0"/>
-                <w:color w:val="16A34A"/>
-                <w:sz w:val="16"/>
-              </w:rPr>
-              <w:t>—</w:t>
-            </w:r>
-          </w:p>
-        </w:tc>
-        <w:tc>
-          <w:tcPr>
-            <w:tcW w:type="dxa" w:w="1191"/>
-          </w:tcPr>
-          <w:p>
-            <w:r>
-              <w:rPr>
-                <w:b w:val="0"/>
-                <w:i w:val="0"/>
-                <w:color w:val="64748B"/>
-                <w:sz w:val="16"/>
-              </w:rPr>
-              <w:t>GT-CQ</w:t>
-            </w:r>
-          </w:p>
-        </w:tc>
-        <w:tc>
-          <w:tcPr>
-            <w:tcW w:type="dxa" w:w="4706"/>
-          </w:tcPr>
-          <w:p>
-            <w:r>
-              <w:rPr>
-                <w:b w:val="0"/>
-                <w:i w:val="0"/>
-                <w:sz w:val="17"/>
-              </w:rPr>
-              <w:t>Attention ! La dépense du ménage de Adama traore (3500 Fcfa) au cours de 30 derniers jours de Gaz domestique 6 kilogrammes est relativement élevé.</w:t>
-            </w:r>
-          </w:p>
-        </w:tc>
-      </w:tr>
-      <w:tr>
-        <w:tc>
-          <w:tcPr>
-            <w:tcW w:type="dxa" w:w="964"/>
-          </w:tcPr>
-          <w:p>
-            <w:r>
-              <w:rPr>
-                <w:b/>
-                <w:i w:val="0"/>
-                <w:color w:val="EA580C"/>
-                <w:sz w:val="16"/>
-              </w:rPr>
-              <w:t>Moyenne</w:t>
-            </w:r>
-          </w:p>
-        </w:tc>
-        <w:tc>
-          <w:tcPr>
-            <w:tcW w:type="dxa" w:w="1247"/>
-          </w:tcPr>
-          <w:p>
-            <w:r>
-              <w:rPr>
-                <w:b/>
-                <w:i w:val="0"/>
-                <w:sz w:val="16"/>
-              </w:rPr>
-              <w:t>S09</w:t>
-              <w:br/>
-            </w:r>
-            <w:r>
-              <w:rPr>
-                <w:b w:val="0"/>
-                <w:i w:val="0"/>
-                <w:color w:val="64748B"/>
-                <w:sz w:val="14"/>
-              </w:rPr>
-              <w:t>Dépenses non alimentaires</w:t>
-            </w:r>
-          </w:p>
-        </w:tc>
-        <w:tc>
-          <w:tcPr>
-            <w:tcW w:type="dxa" w:w="1531"/>
-          </w:tcPr>
-          <w:p>
-            <w:r>
-              <w:rPr>
-                <w:b/>
-                <w:i w:val="0"/>
-                <w:color w:val="16A34A"/>
-                <w:sz w:val="16"/>
-              </w:rPr>
-              <w:t>—</w:t>
-            </w:r>
-          </w:p>
-        </w:tc>
-        <w:tc>
-          <w:tcPr>
-            <w:tcW w:type="dxa" w:w="1191"/>
-          </w:tcPr>
-          <w:p>
-            <w:r>
-              <w:rPr>
-                <w:b w:val="0"/>
-                <w:i w:val="0"/>
-                <w:color w:val="64748B"/>
-                <w:sz w:val="16"/>
-              </w:rPr>
-              <w:t>GT-CQ</w:t>
-            </w:r>
-          </w:p>
-        </w:tc>
-        <w:tc>
-          <w:tcPr>
-            <w:tcW w:type="dxa" w:w="4706"/>
-          </w:tcPr>
-          <w:p>
-            <w:r>
-              <w:rPr>
-                <w:b w:val="0"/>
-                <w:i w:val="0"/>
-                <w:sz w:val="17"/>
-              </w:rPr>
-              <w:t>Prière de corriger ou de confirmer avec le QG.</w:t>
-            </w:r>
-          </w:p>
-        </w:tc>
-      </w:tr>
-      <w:tr>
-        <w:tc>
-          <w:tcPr>
-            <w:tcW w:type="dxa" w:w="964"/>
-          </w:tcPr>
-          <w:p>
-            <w:r>
-              <w:rPr>
-                <w:b/>
-                <w:i w:val="0"/>
-                <w:color w:val="EA580C"/>
-                <w:sz w:val="16"/>
-              </w:rPr>
-              <w:t>Moyenne</w:t>
-            </w:r>
-          </w:p>
-        </w:tc>
-        <w:tc>
-          <w:tcPr>
-            <w:tcW w:type="dxa" w:w="1247"/>
-          </w:tcPr>
-          <w:p>
-            <w:r>
-              <w:rPr>
-                <w:b/>
-                <w:i w:val="0"/>
-                <w:sz w:val="16"/>
-              </w:rPr>
-              <w:t>S09</w:t>
-              <w:br/>
-            </w:r>
-            <w:r>
-              <w:rPr>
-                <w:b w:val="0"/>
-                <w:i w:val="0"/>
-                <w:color w:val="64748B"/>
-                <w:sz w:val="14"/>
-              </w:rPr>
-              <w:t>Dépenses non alimentaires</w:t>
-            </w:r>
-          </w:p>
-        </w:tc>
-        <w:tc>
-          <w:tcPr>
-            <w:tcW w:type="dxa" w:w="1531"/>
-          </w:tcPr>
-          <w:p>
-            <w:r>
-              <w:rPr>
-                <w:b/>
-                <w:i w:val="0"/>
-                <w:color w:val="16A34A"/>
-                <w:sz w:val="16"/>
-              </w:rPr>
-              <w:t>—</w:t>
-            </w:r>
-          </w:p>
-        </w:tc>
-        <w:tc>
-          <w:tcPr>
-            <w:tcW w:type="dxa" w:w="1191"/>
-          </w:tcPr>
-          <w:p>
-            <w:r>
-              <w:rPr>
-                <w:b w:val="0"/>
-                <w:i w:val="0"/>
-                <w:color w:val="64748B"/>
-                <w:sz w:val="16"/>
-              </w:rPr>
-              <w:t>GT-CQ</w:t>
-            </w:r>
-          </w:p>
-        </w:tc>
-        <w:tc>
-          <w:tcPr>
-            <w:tcW w:type="dxa" w:w="4706"/>
-          </w:tcPr>
-          <w:p>
-            <w:r>
-              <w:rPr>
-                <w:b w:val="0"/>
-                <w:i w:val="0"/>
-                <w:sz w:val="17"/>
-              </w:rPr>
-              <w:t>Attention ! La dépense du ménage de Adama traore (1000 Fcfa) au cours de 6 derniers mois de Ampoules électriques pour le logement est relativement élevé.</w:t>
-            </w:r>
-          </w:p>
-        </w:tc>
-      </w:tr>
-      <w:tr>
-        <w:tc>
-          <w:tcPr>
-            <w:tcW w:type="dxa" w:w="964"/>
-          </w:tcPr>
-          <w:p>
-            <w:r>
-              <w:rPr>
-                <w:b/>
-                <w:i w:val="0"/>
-                <w:color w:val="EA580C"/>
-                <w:sz w:val="16"/>
-              </w:rPr>
-              <w:t>Moyenne</w:t>
-            </w:r>
-          </w:p>
-        </w:tc>
-        <w:tc>
-          <w:tcPr>
-            <w:tcW w:type="dxa" w:w="1247"/>
-          </w:tcPr>
-          <w:p>
-            <w:r>
-              <w:rPr>
-                <w:b/>
-                <w:i w:val="0"/>
-                <w:sz w:val="16"/>
-              </w:rPr>
-              <w:t>S09</w:t>
-              <w:br/>
-            </w:r>
-            <w:r>
-              <w:rPr>
-                <w:b w:val="0"/>
-                <w:i w:val="0"/>
-                <w:color w:val="64748B"/>
-                <w:sz w:val="14"/>
-              </w:rPr>
-              <w:t>Dépenses non alimentaires</w:t>
-            </w:r>
-          </w:p>
-        </w:tc>
-        <w:tc>
-          <w:tcPr>
-            <w:tcW w:type="dxa" w:w="1531"/>
-          </w:tcPr>
-          <w:p>
-            <w:r>
-              <w:rPr>
-                <w:b/>
-                <w:i w:val="0"/>
-                <w:color w:val="16A34A"/>
-                <w:sz w:val="16"/>
-              </w:rPr>
-              <w:t>—</w:t>
-            </w:r>
-          </w:p>
-        </w:tc>
-        <w:tc>
-          <w:tcPr>
-            <w:tcW w:type="dxa" w:w="1191"/>
-          </w:tcPr>
-          <w:p>
-            <w:r>
-              <w:rPr>
-                <w:b w:val="0"/>
-                <w:i w:val="0"/>
-                <w:color w:val="64748B"/>
-                <w:sz w:val="16"/>
-              </w:rPr>
-              <w:t>GT-CQ</w:t>
-            </w:r>
-          </w:p>
-        </w:tc>
-        <w:tc>
-          <w:tcPr>
-            <w:tcW w:type="dxa" w:w="4706"/>
-          </w:tcPr>
-          <w:p>
-            <w:r>
-              <w:rPr>
-                <w:b w:val="0"/>
-                <w:i w:val="0"/>
-                <w:sz w:val="17"/>
-              </w:rPr>
-              <w:t>Prière de corriger ou de confirmer avec le QG.</w:t>
-            </w:r>
-          </w:p>
-        </w:tc>
-      </w:tr>
-      <w:tr>
-        <w:tc>
-          <w:tcPr>
-            <w:tcW w:type="dxa" w:w="964"/>
-          </w:tcPr>
-          <w:p>
-            <w:r>
-              <w:rPr>
-                <w:b/>
-                <w:i w:val="0"/>
-                <w:color w:val="EA580C"/>
-                <w:sz w:val="16"/>
-              </w:rPr>
-              <w:t>Moyenne</w:t>
-            </w:r>
-          </w:p>
-        </w:tc>
-        <w:tc>
-          <w:tcPr>
-            <w:tcW w:type="dxa" w:w="1247"/>
-          </w:tcPr>
-          <w:p>
-            <w:r>
-              <w:rPr>
-                <w:b/>
-                <w:i w:val="0"/>
-                <w:sz w:val="16"/>
-              </w:rPr>
-              <w:t>S09</w:t>
-              <w:br/>
-            </w:r>
-            <w:r>
-              <w:rPr>
-                <w:b w:val="0"/>
-                <w:i w:val="0"/>
-                <w:color w:val="64748B"/>
-                <w:sz w:val="14"/>
-              </w:rPr>
-              <w:t>Dépenses non alimentaires</w:t>
-            </w:r>
-          </w:p>
-        </w:tc>
-        <w:tc>
-          <w:tcPr>
-            <w:tcW w:type="dxa" w:w="1531"/>
-          </w:tcPr>
-          <w:p>
-            <w:r>
-              <w:rPr>
-                <w:b/>
-                <w:i w:val="0"/>
-                <w:color w:val="16A34A"/>
-                <w:sz w:val="16"/>
-              </w:rPr>
-              <w:t>—</w:t>
-            </w:r>
-          </w:p>
-        </w:tc>
-        <w:tc>
-          <w:tcPr>
-            <w:tcW w:type="dxa" w:w="1191"/>
-          </w:tcPr>
-          <w:p>
-            <w:r>
-              <w:rPr>
-                <w:b w:val="0"/>
-                <w:i w:val="0"/>
-                <w:color w:val="64748B"/>
-                <w:sz w:val="16"/>
-              </w:rPr>
-              <w:t>GT-CQ</w:t>
-            </w:r>
-          </w:p>
-        </w:tc>
-        <w:tc>
-          <w:tcPr>
-            <w:tcW w:type="dxa" w:w="4706"/>
-          </w:tcPr>
-          <w:p>
-            <w:r>
-              <w:rPr>
-                <w:b w:val="0"/>
-                <w:i w:val="0"/>
-                <w:sz w:val="17"/>
-              </w:rPr>
-              <w:t>Attention ! La dépense du ménage de Adama traore (750 Fcfa) au cours de 6 derniers mois de Frais de confection et de réparation de vêtements homme: ensemble, pantalon, chemise, réparation, location vêtement, etc.</w:t>
-            </w:r>
-          </w:p>
-        </w:tc>
-      </w:tr>
-      <w:tr>
-        <w:tc>
-          <w:tcPr>
-            <w:tcW w:type="dxa" w:w="964"/>
-          </w:tcPr>
-          <w:p>
-            <w:r>
-              <w:rPr>
-                <w:b/>
-                <w:i w:val="0"/>
-                <w:color w:val="EA580C"/>
-                <w:sz w:val="16"/>
-              </w:rPr>
-              <w:t>Moyenne</w:t>
-            </w:r>
-          </w:p>
-        </w:tc>
-        <w:tc>
-          <w:tcPr>
-            <w:tcW w:type="dxa" w:w="1247"/>
-          </w:tcPr>
-          <w:p>
-            <w:r>
-              <w:rPr>
-                <w:b/>
-                <w:i w:val="0"/>
-                <w:sz w:val="16"/>
-              </w:rPr>
-              <w:t>S09</w:t>
-              <w:br/>
-            </w:r>
-            <w:r>
-              <w:rPr>
-                <w:b w:val="0"/>
-                <w:i w:val="0"/>
-                <w:color w:val="64748B"/>
-                <w:sz w:val="14"/>
-              </w:rPr>
-              <w:t>Dépenses non alimentaires</w:t>
-            </w:r>
-          </w:p>
-        </w:tc>
-        <w:tc>
-          <w:tcPr>
-            <w:tcW w:type="dxa" w:w="1531"/>
-          </w:tcPr>
-          <w:p>
-            <w:r>
-              <w:rPr>
-                <w:b/>
-                <w:i w:val="0"/>
-                <w:color w:val="16A34A"/>
-                <w:sz w:val="16"/>
-              </w:rPr>
-              <w:t>—</w:t>
-            </w:r>
-          </w:p>
-        </w:tc>
-        <w:tc>
-          <w:tcPr>
-            <w:tcW w:type="dxa" w:w="1191"/>
-          </w:tcPr>
-          <w:p>
-            <w:r>
-              <w:rPr>
-                <w:b w:val="0"/>
-                <w:i w:val="0"/>
-                <w:color w:val="64748B"/>
-                <w:sz w:val="16"/>
-              </w:rPr>
-              <w:t>GT-CQ</w:t>
-            </w:r>
-          </w:p>
-        </w:tc>
-        <w:tc>
-          <w:tcPr>
-            <w:tcW w:type="dxa" w:w="4706"/>
-          </w:tcPr>
-          <w:p>
-            <w:r>
-              <w:rPr>
-                <w:b w:val="0"/>
-                <w:i w:val="0"/>
-                <w:sz w:val="17"/>
-              </w:rPr>
-              <w:t>est relativement élevé.</w:t>
-            </w:r>
-          </w:p>
-        </w:tc>
-      </w:tr>
-      <w:tr>
-        <w:tc>
-          <w:tcPr>
-            <w:tcW w:type="dxa" w:w="964"/>
-          </w:tcPr>
-          <w:p>
-            <w:r>
-              <w:rPr>
-                <w:b/>
-                <w:i w:val="0"/>
-                <w:color w:val="EA580C"/>
-                <w:sz w:val="16"/>
-              </w:rPr>
-              <w:t>Moyenne</w:t>
-            </w:r>
-          </w:p>
-        </w:tc>
-        <w:tc>
-          <w:tcPr>
-            <w:tcW w:type="dxa" w:w="1247"/>
-          </w:tcPr>
-          <w:p>
-            <w:r>
-              <w:rPr>
-                <w:b/>
-                <w:i w:val="0"/>
-                <w:sz w:val="16"/>
-              </w:rPr>
-              <w:t>S09</w:t>
-              <w:br/>
-            </w:r>
-            <w:r>
-              <w:rPr>
-                <w:b w:val="0"/>
-                <w:i w:val="0"/>
-                <w:color w:val="64748B"/>
-                <w:sz w:val="14"/>
-              </w:rPr>
-              <w:t>Dépenses non alimentaires</w:t>
-            </w:r>
-          </w:p>
-        </w:tc>
-        <w:tc>
-          <w:tcPr>
-            <w:tcW w:type="dxa" w:w="1531"/>
-          </w:tcPr>
-          <w:p>
-            <w:r>
-              <w:rPr>
-                <w:b/>
-                <w:i w:val="0"/>
-                <w:color w:val="16A34A"/>
-                <w:sz w:val="16"/>
-              </w:rPr>
-              <w:t>—</w:t>
-            </w:r>
-          </w:p>
-        </w:tc>
-        <w:tc>
-          <w:tcPr>
-            <w:tcW w:type="dxa" w:w="1191"/>
-          </w:tcPr>
-          <w:p>
-            <w:r>
-              <w:rPr>
-                <w:b w:val="0"/>
-                <w:i w:val="0"/>
-                <w:color w:val="64748B"/>
-                <w:sz w:val="16"/>
-              </w:rPr>
-              <w:t>GT-CQ</w:t>
-            </w:r>
-          </w:p>
-        </w:tc>
-        <w:tc>
-          <w:tcPr>
-            <w:tcW w:type="dxa" w:w="4706"/>
-          </w:tcPr>
-          <w:p>
-            <w:r>
-              <w:rPr>
-                <w:b w:val="0"/>
-                <w:i w:val="0"/>
-                <w:sz w:val="17"/>
-              </w:rPr>
-              <w:t>Attention ! La dépense du ménage de Adama traore (55000 Fcfa) au cours de 12 derniers mois de Autres matériaux pour construction ou grosses réparations logement: tôles, bois de charpente, planches, lattes, contre-plaqués, matériaux d'électricité, matériaux de plomberie, matériaux de peinture, carreaux, tapis et revêtement du sol, etc est relativement élevé.</w:t>
-            </w:r>
-          </w:p>
-        </w:tc>
-      </w:tr>
-      <w:tr>
-        <w:tc>
-          <w:tcPr>
-            <w:tcW w:type="dxa" w:w="964"/>
-          </w:tcPr>
-          <w:p>
-            <w:r>
-              <w:rPr>
-                <w:b/>
-                <w:i w:val="0"/>
-                <w:color w:val="EA580C"/>
-                <w:sz w:val="16"/>
-              </w:rPr>
-              <w:t>Moyenne</w:t>
-            </w:r>
-          </w:p>
-        </w:tc>
-        <w:tc>
-          <w:tcPr>
-            <w:tcW w:type="dxa" w:w="1247"/>
-          </w:tcPr>
-          <w:p>
-            <w:r>
-              <w:rPr>
-                <w:b/>
-                <w:i w:val="0"/>
-                <w:sz w:val="16"/>
-              </w:rPr>
-              <w:t>S09</w:t>
-              <w:br/>
-            </w:r>
-            <w:r>
-              <w:rPr>
-                <w:b w:val="0"/>
-                <w:i w:val="0"/>
-                <w:color w:val="64748B"/>
-                <w:sz w:val="14"/>
-              </w:rPr>
-              <w:t>Dépenses non alimentaires</w:t>
-            </w:r>
-          </w:p>
-        </w:tc>
-        <w:tc>
-          <w:tcPr>
-            <w:tcW w:type="dxa" w:w="1531"/>
-          </w:tcPr>
-          <w:p>
-            <w:r>
-              <w:rPr>
-                <w:b/>
-                <w:i w:val="0"/>
-                <w:color w:val="16A34A"/>
-                <w:sz w:val="16"/>
-              </w:rPr>
-              <w:t>—</w:t>
-            </w:r>
-          </w:p>
-        </w:tc>
-        <w:tc>
-          <w:tcPr>
-            <w:tcW w:type="dxa" w:w="1191"/>
-          </w:tcPr>
-          <w:p>
-            <w:r>
-              <w:rPr>
-                <w:b w:val="0"/>
-                <w:i w:val="0"/>
-                <w:color w:val="64748B"/>
-                <w:sz w:val="16"/>
-              </w:rPr>
-              <w:t>GT-CQ</w:t>
-            </w:r>
-          </w:p>
-        </w:tc>
-        <w:tc>
-          <w:tcPr>
-            <w:tcW w:type="dxa" w:w="4706"/>
-          </w:tcPr>
-          <w:p>
-            <w:r>
-              <w:rPr>
-                <w:b w:val="0"/>
-                <w:i w:val="0"/>
-                <w:sz w:val="17"/>
-              </w:rPr>
-              <w:t>Prière de corriger ou de confirmer avec le QG.</w:t>
-            </w:r>
-          </w:p>
-        </w:tc>
-      </w:tr>
-      <w:tr>
-        <w:tc>
-          <w:tcPr>
-            <w:tcW w:type="dxa" w:w="964"/>
-          </w:tcPr>
-          <w:p>
-            <w:r>
-              <w:rPr>
-                <w:b/>
-                <w:i w:val="0"/>
-                <w:color w:val="EA580C"/>
-                <w:sz w:val="16"/>
-              </w:rPr>
-              <w:t>Moyenne</w:t>
-            </w:r>
-          </w:p>
-        </w:tc>
-        <w:tc>
-          <w:tcPr>
-            <w:tcW w:type="dxa" w:w="1247"/>
-          </w:tcPr>
-          <w:p>
-            <w:r>
-              <w:rPr>
-                <w:b/>
-                <w:i w:val="0"/>
-                <w:sz w:val="16"/>
-              </w:rPr>
-              <w:t>S09</w:t>
-              <w:br/>
-            </w:r>
-            <w:r>
-              <w:rPr>
-                <w:b w:val="0"/>
-                <w:i w:val="0"/>
-                <w:color w:val="64748B"/>
-                <w:sz w:val="14"/>
-              </w:rPr>
-              <w:t>Dépenses non alimentaires</w:t>
-            </w:r>
-          </w:p>
-        </w:tc>
-        <w:tc>
-          <w:tcPr>
-            <w:tcW w:type="dxa" w:w="1531"/>
-          </w:tcPr>
-          <w:p>
-            <w:r>
-              <w:rPr>
-                <w:b/>
-                <w:i w:val="0"/>
-                <w:color w:val="16A34A"/>
-                <w:sz w:val="16"/>
-              </w:rPr>
-              <w:t>—</w:t>
-            </w:r>
-          </w:p>
-        </w:tc>
-        <w:tc>
-          <w:tcPr>
-            <w:tcW w:type="dxa" w:w="1191"/>
-          </w:tcPr>
-          <w:p>
-            <w:r>
-              <w:rPr>
-                <w:b w:val="0"/>
-                <w:i w:val="0"/>
-                <w:color w:val="64748B"/>
-                <w:sz w:val="16"/>
-              </w:rPr>
-              <w:t>GT-CQ</w:t>
-            </w:r>
-          </w:p>
-        </w:tc>
-        <w:tc>
-          <w:tcPr>
-            <w:tcW w:type="dxa" w:w="4706"/>
-          </w:tcPr>
-          <w:p>
-            <w:r>
-              <w:rPr>
-                <w:b w:val="0"/>
-                <w:i w:val="0"/>
-                <w:sz w:val="17"/>
-              </w:rPr>
-              <w:t>Attention ! La dépense du ménage de Adama traore (6000 Fcfa) au cours de 12 derniers mois de Main-d'oeuvre et services d'entretien et de réparation courante du logement  (vidange fosse septique,main d'œuvre pour l'entretien du logement, etc.</w:t>
-            </w:r>
-          </w:p>
-        </w:tc>
-      </w:tr>
-      <w:tr>
-        <w:tc>
-          <w:tcPr>
-            <w:tcW w:type="dxa" w:w="964"/>
-          </w:tcPr>
-          <w:p>
-            <w:r>
-              <w:rPr>
-                <w:b/>
-                <w:i w:val="0"/>
-                <w:color w:val="EA580C"/>
-                <w:sz w:val="16"/>
-              </w:rPr>
-              <w:t>Moyenne</w:t>
-            </w:r>
-          </w:p>
-        </w:tc>
-        <w:tc>
-          <w:tcPr>
-            <w:tcW w:type="dxa" w:w="1247"/>
-          </w:tcPr>
-          <w:p>
-            <w:r>
-              <w:rPr>
-                <w:b/>
-                <w:i w:val="0"/>
-                <w:sz w:val="16"/>
-              </w:rPr>
-              <w:t>S09</w:t>
-              <w:br/>
-            </w:r>
-            <w:r>
-              <w:rPr>
-                <w:b w:val="0"/>
-                <w:i w:val="0"/>
-                <w:color w:val="64748B"/>
-                <w:sz w:val="14"/>
-              </w:rPr>
-              <w:t>Dépenses non alimentaires</w:t>
-            </w:r>
-          </w:p>
-        </w:tc>
-        <w:tc>
-          <w:tcPr>
-            <w:tcW w:type="dxa" w:w="1531"/>
-          </w:tcPr>
-          <w:p>
-            <w:r>
-              <w:rPr>
-                <w:b/>
-                <w:i w:val="0"/>
-                <w:color w:val="16A34A"/>
-                <w:sz w:val="16"/>
-              </w:rPr>
-              <w:t>—</w:t>
-            </w:r>
-          </w:p>
-        </w:tc>
-        <w:tc>
-          <w:tcPr>
-            <w:tcW w:type="dxa" w:w="1191"/>
-          </w:tcPr>
-          <w:p>
-            <w:r>
-              <w:rPr>
-                <w:b w:val="0"/>
-                <w:i w:val="0"/>
-                <w:color w:val="64748B"/>
-                <w:sz w:val="16"/>
-              </w:rPr>
-              <w:t>GT-CQ</w:t>
-            </w:r>
-          </w:p>
-        </w:tc>
-        <w:tc>
-          <w:tcPr>
-            <w:tcW w:type="dxa" w:w="4706"/>
-          </w:tcPr>
-          <w:p>
-            <w:r>
-              <w:rPr>
-                <w:b w:val="0"/>
-                <w:i w:val="0"/>
-                <w:sz w:val="17"/>
-              </w:rPr>
-              <w:t>) est relativement élevé.</w:t>
-            </w:r>
-          </w:p>
-        </w:tc>
-      </w:tr>
-      <w:tr>
-        <w:tc>
-          <w:tcPr>
-            <w:tcW w:type="dxa" w:w="964"/>
-          </w:tcPr>
-          <w:p>
-            <w:r>
-              <w:rPr>
-                <w:b/>
-                <w:i w:val="0"/>
-                <w:color w:val="EA580C"/>
-                <w:sz w:val="16"/>
-              </w:rPr>
-              <w:t>Moyenne</w:t>
-            </w:r>
-          </w:p>
-        </w:tc>
-        <w:tc>
-          <w:tcPr>
-            <w:tcW w:type="dxa" w:w="1247"/>
-          </w:tcPr>
-          <w:p>
-            <w:r>
-              <w:rPr>
-                <w:b/>
-                <w:i w:val="0"/>
-                <w:sz w:val="16"/>
-              </w:rPr>
-              <w:t>S09</w:t>
-              <w:br/>
-            </w:r>
-            <w:r>
-              <w:rPr>
-                <w:b w:val="0"/>
-                <w:i w:val="0"/>
-                <w:color w:val="64748B"/>
-                <w:sz w:val="14"/>
-              </w:rPr>
-              <w:t>Dépenses non alimentaires</w:t>
-            </w:r>
-          </w:p>
-        </w:tc>
-        <w:tc>
-          <w:tcPr>
-            <w:tcW w:type="dxa" w:w="1531"/>
-          </w:tcPr>
-          <w:p>
-            <w:r>
-              <w:rPr>
-                <w:b/>
-                <w:i w:val="0"/>
-                <w:color w:val="16A34A"/>
-                <w:sz w:val="16"/>
-              </w:rPr>
-              <w:t>—</w:t>
-            </w:r>
-          </w:p>
-        </w:tc>
-        <w:tc>
-          <w:tcPr>
-            <w:tcW w:type="dxa" w:w="1191"/>
-          </w:tcPr>
-          <w:p>
-            <w:r>
-              <w:rPr>
-                <w:b w:val="0"/>
-                <w:i w:val="0"/>
-                <w:color w:val="64748B"/>
-                <w:sz w:val="16"/>
-              </w:rPr>
-              <w:t>GT-CQ</w:t>
-            </w:r>
-          </w:p>
-        </w:tc>
-        <w:tc>
-          <w:tcPr>
-            <w:tcW w:type="dxa" w:w="4706"/>
-          </w:tcPr>
-          <w:p>
-            <w:r>
-              <w:rPr>
-                <w:b w:val="0"/>
-                <w:i w:val="0"/>
-                <w:sz w:val="17"/>
-              </w:rPr>
-              <w:t>Attention ! La dépense du ménage de Adama traore (75000 Fcfa) au cours de 12 derniers mois de Main-d'oeuvre pour la construction et les grosses réparation de logement (maçonnerie, toiture et charpente, électricité, plomberie, menuiserie, peinture et revêtement du sol), etc est relativement élevé.</w:t>
-            </w:r>
-          </w:p>
-        </w:tc>
-      </w:tr>
-      <w:tr>
-        <w:tc>
-          <w:tcPr>
-            <w:tcW w:type="dxa" w:w="964"/>
-          </w:tcPr>
-          <w:p>
-            <w:r>
-              <w:rPr>
-                <w:b/>
-                <w:i w:val="0"/>
-                <w:color w:val="EA580C"/>
-                <w:sz w:val="16"/>
-              </w:rPr>
-              <w:t>Moyenne</w:t>
-            </w:r>
-          </w:p>
-        </w:tc>
-        <w:tc>
-          <w:tcPr>
-            <w:tcW w:type="dxa" w:w="1247"/>
-          </w:tcPr>
-          <w:p>
-            <w:r>
-              <w:rPr>
-                <w:b/>
-                <w:i w:val="0"/>
-                <w:sz w:val="16"/>
-              </w:rPr>
-              <w:t>S10</w:t>
-              <w:br/>
-            </w:r>
-            <w:r>
-              <w:rPr>
-                <w:b w:val="0"/>
-                <w:i w:val="0"/>
-                <w:color w:val="64748B"/>
-                <w:sz w:val="14"/>
-              </w:rPr>
-              <w:t>Logement</w:t>
-            </w:r>
-          </w:p>
-        </w:tc>
-        <w:tc>
-          <w:tcPr>
-            <w:tcW w:type="dxa" w:w="1531"/>
-          </w:tcPr>
-          <w:p>
-            <w:r>
-              <w:rPr>
-                <w:b/>
-                <w:i w:val="0"/>
-                <w:color w:val="16A34A"/>
-                <w:sz w:val="16"/>
-              </w:rPr>
-              <w:t>—</w:t>
-            </w:r>
-          </w:p>
-        </w:tc>
-        <w:tc>
-          <w:tcPr>
-            <w:tcW w:type="dxa" w:w="1191"/>
-          </w:tcPr>
-          <w:p>
-            <w:r>
-              <w:rPr>
-                <w:b w:val="0"/>
-                <w:i w:val="0"/>
-                <w:color w:val="64748B"/>
-                <w:sz w:val="16"/>
-              </w:rPr>
-              <w:t>GT-CQ</w:t>
-            </w:r>
-          </w:p>
-        </w:tc>
-        <w:tc>
-          <w:tcPr>
-            <w:tcW w:type="dxa" w:w="4706"/>
-          </w:tcPr>
-          <w:p>
-            <w:r>
-              <w:rPr>
-                <w:b w:val="0"/>
-                <w:i w:val="0"/>
-                <w:sz w:val="17"/>
-              </w:rPr>
-              <w:t>S'il s'agit de l'agriculture ou l'élévage prière d'enlever cette entreprise (produits agricoles) dans la section 10 et ajouter soit dans la section agriculture ou l'élévage pour éviter le double compte ou incomprehension.</w:t>
-            </w:r>
-          </w:p>
-        </w:tc>
-      </w:tr>
-      <w:tr>
-        <w:tc>
-          <w:tcPr>
-            <w:tcW w:type="dxa" w:w="964"/>
-          </w:tcPr>
-          <w:p>
-            <w:r>
-              <w:rPr>
-                <w:b/>
-                <w:i w:val="0"/>
-                <w:color w:val="EA580C"/>
-                <w:sz w:val="16"/>
-              </w:rPr>
-              <w:t>Moyenne</w:t>
-            </w:r>
-          </w:p>
-        </w:tc>
-        <w:tc>
-          <w:tcPr>
-            <w:tcW w:type="dxa" w:w="1247"/>
-          </w:tcPr>
-          <w:p>
-            <w:r>
-              <w:rPr>
-                <w:b/>
-                <w:i w:val="0"/>
-                <w:sz w:val="16"/>
-              </w:rPr>
-              <w:t>S10</w:t>
-              <w:br/>
-            </w:r>
-            <w:r>
-              <w:rPr>
-                <w:b w:val="0"/>
-                <w:i w:val="0"/>
-                <w:color w:val="64748B"/>
-                <w:sz w:val="14"/>
-              </w:rPr>
-              <w:t>Logement</w:t>
-            </w:r>
-          </w:p>
-        </w:tc>
-        <w:tc>
-          <w:tcPr>
-            <w:tcW w:type="dxa" w:w="1531"/>
-          </w:tcPr>
-          <w:p>
-            <w:r>
-              <w:rPr>
-                <w:b/>
-                <w:i w:val="0"/>
-                <w:color w:val="16A34A"/>
-                <w:sz w:val="16"/>
-              </w:rPr>
-              <w:t>—</w:t>
-            </w:r>
-          </w:p>
-        </w:tc>
-        <w:tc>
-          <w:tcPr>
-            <w:tcW w:type="dxa" w:w="1191"/>
-          </w:tcPr>
-          <w:p>
-            <w:r>
-              <w:rPr>
-                <w:b w:val="0"/>
-                <w:i w:val="0"/>
-                <w:color w:val="64748B"/>
-                <w:sz w:val="16"/>
-              </w:rPr>
-              <w:t>GT-CQ</w:t>
-            </w:r>
-          </w:p>
-        </w:tc>
-        <w:tc>
-          <w:tcPr>
-            <w:tcW w:type="dxa" w:w="4706"/>
-          </w:tcPr>
-          <w:p>
-            <w:r>
-              <w:rPr>
-                <w:b w:val="0"/>
-                <w:i w:val="0"/>
-                <w:sz w:val="17"/>
-              </w:rPr>
-              <w:t>L'entreprise produits agricoles n'est pas une entreprise de fabrication et pourtant vous avez renseigné soit renseigner la question 10.48 ou 10.49, si vous pensez qu'elle est une entreprise de fabrication prière de reprendre le classement de la nomenclature en 10.17a ou s'elle ne fait de fabrication merci de mettre 0 en 10.48 et 10.49.</w:t>
-            </w:r>
-          </w:p>
-        </w:tc>
-      </w:tr>
-      <w:tr>
-        <w:tc>
-          <w:tcPr>
-            <w:tcW w:type="dxa" w:w="964"/>
-          </w:tcPr>
-          <w:p>
-            <w:r>
-              <w:rPr>
-                <w:b/>
-                <w:i w:val="0"/>
-                <w:color w:val="EA580C"/>
-                <w:sz w:val="16"/>
-              </w:rPr>
-              <w:t>Moyenne</w:t>
-            </w:r>
-          </w:p>
-        </w:tc>
-        <w:tc>
-          <w:tcPr>
-            <w:tcW w:type="dxa" w:w="1247"/>
-          </w:tcPr>
-          <w:p>
-            <w:r>
-              <w:rPr>
-                <w:b/>
-                <w:i w:val="0"/>
-                <w:sz w:val="16"/>
-              </w:rPr>
-              <w:t>S10</w:t>
-              <w:br/>
-            </w:r>
-            <w:r>
-              <w:rPr>
-                <w:b w:val="0"/>
-                <w:i w:val="0"/>
-                <w:color w:val="64748B"/>
-                <w:sz w:val="14"/>
-              </w:rPr>
-              <w:t>Logement</w:t>
-            </w:r>
-          </w:p>
-        </w:tc>
-        <w:tc>
-          <w:tcPr>
-            <w:tcW w:type="dxa" w:w="1531"/>
-          </w:tcPr>
-          <w:p>
-            <w:r>
-              <w:rPr>
-                <w:b/>
-                <w:i w:val="0"/>
-                <w:color w:val="16A34A"/>
-                <w:sz w:val="16"/>
-              </w:rPr>
-              <w:t>—</w:t>
-            </w:r>
-          </w:p>
-        </w:tc>
-        <w:tc>
-          <w:tcPr>
-            <w:tcW w:type="dxa" w:w="1191"/>
-          </w:tcPr>
-          <w:p>
-            <w:r>
-              <w:rPr>
-                <w:b w:val="0"/>
-                <w:i w:val="0"/>
-                <w:color w:val="64748B"/>
-                <w:sz w:val="16"/>
-              </w:rPr>
-              <w:t>GT-CQ</w:t>
-            </w:r>
-          </w:p>
-        </w:tc>
-        <w:tc>
-          <w:tcPr>
-            <w:tcW w:type="dxa" w:w="4706"/>
-          </w:tcPr>
-          <w:p>
-            <w:r>
-              <w:rPr>
-                <w:b w:val="0"/>
-                <w:i w:val="0"/>
-                <w:sz w:val="17"/>
-              </w:rPr>
-              <w:t>Mettre soit le montant en 10.46 et 10.47 s'elle fait de commerce ou mettre en 10.50 s'elle rend service.</w:t>
-            </w:r>
-          </w:p>
-        </w:tc>
-      </w:tr>
-      <w:tr>
-        <w:tc>
-          <w:tcPr>
-            <w:tcW w:type="dxa" w:w="964"/>
-          </w:tcPr>
-          <w:p>
-            <w:r>
-              <w:rPr>
-                <w:b/>
-                <w:i w:val="0"/>
-                <w:color w:val="EA580C"/>
-                <w:sz w:val="16"/>
-              </w:rPr>
-              <w:t>Moyenne</w:t>
-            </w:r>
-          </w:p>
-        </w:tc>
-        <w:tc>
-          <w:tcPr>
-            <w:tcW w:type="dxa" w:w="1247"/>
-          </w:tcPr>
-          <w:p>
-            <w:r>
-              <w:rPr>
-                <w:b/>
-                <w:i w:val="0"/>
-                <w:sz w:val="16"/>
-              </w:rPr>
-              <w:t>S10</w:t>
-              <w:br/>
-            </w:r>
-            <w:r>
-              <w:rPr>
-                <w:b w:val="0"/>
-                <w:i w:val="0"/>
-                <w:color w:val="64748B"/>
-                <w:sz w:val="14"/>
-              </w:rPr>
-              <w:t>Logement</w:t>
-            </w:r>
-          </w:p>
-        </w:tc>
-        <w:tc>
-          <w:tcPr>
-            <w:tcW w:type="dxa" w:w="1531"/>
-          </w:tcPr>
-          <w:p>
-            <w:r>
-              <w:rPr>
-                <w:b/>
-                <w:i w:val="0"/>
-                <w:color w:val="16A34A"/>
-                <w:sz w:val="16"/>
-              </w:rPr>
-              <w:t>s01q23, s01q00b, s01q23_autre</w:t>
-            </w:r>
-          </w:p>
-        </w:tc>
-        <w:tc>
-          <w:tcPr>
-            <w:tcW w:type="dxa" w:w="1191"/>
-          </w:tcPr>
-          <w:p>
-            <w:r>
-              <w:rPr>
-                <w:b w:val="0"/>
-                <w:i w:val="0"/>
-                <w:color w:val="64748B"/>
-                <w:sz w:val="16"/>
-              </w:rPr>
-              <w:t>GT-CQ</w:t>
-            </w:r>
-          </w:p>
-        </w:tc>
-        <w:tc>
-          <w:tcPr>
-            <w:tcW w:type="dxa" w:w="4706"/>
-          </w:tcPr>
-          <w:p>
-            <w:r>
-              <w:rPr>
-                <w:b w:val="0"/>
-                <w:i w:val="0"/>
-                <w:sz w:val="17"/>
-              </w:rPr>
-              <w:t>type de local l'activité s'exerce produits agricoles est au bord de la fleuve et semble exister dans les modalités, prière de prendre attache avec le QG pour plus d'explication afin de la classer bien.</w:t>
-            </w:r>
-          </w:p>
-        </w:tc>
-      </w:tr>
-      <w:tr>
-        <w:tc>
-          <w:tcPr>
-            <w:tcW w:type="dxa" w:w="964"/>
-          </w:tcPr>
-          <w:p>
-            <w:r>
-              <w:rPr>
-                <w:b/>
-                <w:i w:val="0"/>
-                <w:color w:val="EA580C"/>
-                <w:sz w:val="16"/>
-              </w:rPr>
-              <w:t>Moyenne</w:t>
-            </w:r>
-          </w:p>
-        </w:tc>
-        <w:tc>
-          <w:tcPr>
-            <w:tcW w:type="dxa" w:w="1247"/>
-          </w:tcPr>
-          <w:p>
-            <w:r>
-              <w:rPr>
-                <w:b/>
-                <w:i w:val="0"/>
-                <w:sz w:val="16"/>
-              </w:rPr>
-              <w:t>S11</w:t>
-              <w:br/>
-            </w:r>
-            <w:r>
-              <w:rPr>
-                <w:b w:val="0"/>
-                <w:i w:val="0"/>
-                <w:color w:val="64748B"/>
-                <w:sz w:val="14"/>
-              </w:rPr>
-              <w:t>Logement / cadre de vie</w:t>
-            </w:r>
-          </w:p>
-        </w:tc>
-        <w:tc>
-          <w:tcPr>
-            <w:tcW w:type="dxa" w:w="1531"/>
-          </w:tcPr>
-          <w:p>
-            <w:r>
-              <w:rPr>
-                <w:b/>
-                <w:i w:val="0"/>
-                <w:color w:val="16A34A"/>
-                <w:sz w:val="16"/>
-              </w:rPr>
-              <w:t>—</w:t>
-            </w:r>
-          </w:p>
-        </w:tc>
-        <w:tc>
-          <w:tcPr>
-            <w:tcW w:type="dxa" w:w="1191"/>
-          </w:tcPr>
-          <w:p>
-            <w:r>
-              <w:rPr>
-                <w:b w:val="0"/>
-                <w:i w:val="0"/>
-                <w:color w:val="64748B"/>
-                <w:sz w:val="16"/>
-              </w:rPr>
-              <w:t>GT-CQ</w:t>
-            </w:r>
-          </w:p>
-        </w:tc>
-        <w:tc>
-          <w:tcPr>
-            <w:tcW w:type="dxa" w:w="4706"/>
-          </w:tcPr>
-          <w:p>
-            <w:r>
-              <w:rPr>
-                <w:b w:val="0"/>
-                <w:i w:val="0"/>
-                <w:sz w:val="17"/>
-              </w:rPr>
-              <w:t>Attention!!! Les ménages vivants dans un(e) Maison Basse à TAMBACOUNDA Urbain ont généralement comme principal matériau du toit le/la Tôles, mais celui du ménage de Adama traore (Dalle en ciment) diffère de celui-ci.</w:t>
-            </w:r>
-          </w:p>
-        </w:tc>
-      </w:tr>
-      <w:tr>
-        <w:tc>
-          <w:tcPr>
-            <w:tcW w:type="dxa" w:w="964"/>
-          </w:tcPr>
-          <w:p>
-            <w:r>
-              <w:rPr>
-                <w:b/>
-                <w:i w:val="0"/>
-                <w:color w:val="EA580C"/>
-                <w:sz w:val="16"/>
-              </w:rPr>
-              <w:t>Moyenne</w:t>
-            </w:r>
-          </w:p>
-        </w:tc>
-        <w:tc>
-          <w:tcPr>
-            <w:tcW w:type="dxa" w:w="1247"/>
-          </w:tcPr>
-          <w:p>
-            <w:r>
-              <w:rPr>
-                <w:b/>
-                <w:i w:val="0"/>
-                <w:sz w:val="16"/>
-              </w:rPr>
-              <w:t>S11</w:t>
-              <w:br/>
-            </w:r>
-            <w:r>
-              <w:rPr>
-                <w:b w:val="0"/>
-                <w:i w:val="0"/>
-                <w:color w:val="64748B"/>
-                <w:sz w:val="14"/>
-              </w:rPr>
-              <w:t>Logement / cadre de vie</w:t>
-            </w:r>
-          </w:p>
-        </w:tc>
-        <w:tc>
-          <w:tcPr>
-            <w:tcW w:type="dxa" w:w="1531"/>
-          </w:tcPr>
-          <w:p>
-            <w:r>
-              <w:rPr>
-                <w:b/>
-                <w:i w:val="0"/>
-                <w:color w:val="16A34A"/>
-                <w:sz w:val="16"/>
-              </w:rPr>
-              <w:t>—</w:t>
-            </w:r>
-          </w:p>
-        </w:tc>
-        <w:tc>
-          <w:tcPr>
-            <w:tcW w:type="dxa" w:w="1191"/>
-          </w:tcPr>
-          <w:p>
-            <w:r>
-              <w:rPr>
-                <w:b w:val="0"/>
-                <w:i w:val="0"/>
-                <w:color w:val="64748B"/>
-                <w:sz w:val="16"/>
-              </w:rPr>
-              <w:t>GT-CQ</w:t>
-            </w:r>
-          </w:p>
-        </w:tc>
-        <w:tc>
-          <w:tcPr>
-            <w:tcW w:type="dxa" w:w="4706"/>
-          </w:tcPr>
-          <w:p>
-            <w:r>
-              <w:rPr>
-                <w:b w:val="0"/>
-                <w:i w:val="0"/>
-                <w:sz w:val="17"/>
-              </w:rPr>
-              <w:t>Prière de vérifier pour être sûr que vous avez choisi les bonnes modalités des questions 11.01 et 11.19.</w:t>
-            </w:r>
-          </w:p>
-        </w:tc>
-      </w:tr>
-      <w:tr>
-        <w:tc>
-          <w:tcPr>
-            <w:tcW w:type="dxa" w:w="964"/>
-          </w:tcPr>
-          <w:p>
-            <w:r>
-              <w:rPr>
-                <w:b/>
-                <w:i w:val="0"/>
-                <w:color w:val="EA580C"/>
-                <w:sz w:val="16"/>
-              </w:rPr>
-              <w:t>Moyenne</w:t>
-            </w:r>
-          </w:p>
-        </w:tc>
-        <w:tc>
-          <w:tcPr>
-            <w:tcW w:type="dxa" w:w="1247"/>
-          </w:tcPr>
-          <w:p>
-            <w:r>
-              <w:rPr>
-                <w:b/>
-                <w:i w:val="0"/>
-                <w:sz w:val="16"/>
-              </w:rPr>
-              <w:t>S11</w:t>
-              <w:br/>
-            </w:r>
-            <w:r>
-              <w:rPr>
-                <w:b w:val="0"/>
-                <w:i w:val="0"/>
-                <w:color w:val="64748B"/>
-                <w:sz w:val="14"/>
-              </w:rPr>
-              <w:t>Logement / cadre de vie</w:t>
-            </w:r>
-          </w:p>
-        </w:tc>
-        <w:tc>
-          <w:tcPr>
-            <w:tcW w:type="dxa" w:w="1531"/>
-          </w:tcPr>
-          <w:p>
-            <w:r>
-              <w:rPr>
-                <w:b/>
-                <w:i w:val="0"/>
-                <w:color w:val="16A34A"/>
-                <w:sz w:val="16"/>
-              </w:rPr>
-              <w:t>—</w:t>
-            </w:r>
-          </w:p>
-        </w:tc>
-        <w:tc>
-          <w:tcPr>
-            <w:tcW w:type="dxa" w:w="1191"/>
-          </w:tcPr>
-          <w:p>
-            <w:r>
-              <w:rPr>
-                <w:b w:val="0"/>
-                <w:i w:val="0"/>
-                <w:color w:val="64748B"/>
-                <w:sz w:val="16"/>
-              </w:rPr>
-              <w:t>GT-CQ</w:t>
-            </w:r>
-          </w:p>
-        </w:tc>
-        <w:tc>
-          <w:tcPr>
-            <w:tcW w:type="dxa" w:w="4706"/>
-          </w:tcPr>
-          <w:p>
-            <w:r>
-              <w:rPr>
-                <w:b w:val="0"/>
-                <w:i w:val="0"/>
-                <w:sz w:val="17"/>
-              </w:rPr>
-              <w:t>Merci de ne pas corriger si vous êtes sûr de celui donné par le ménage et observé par vous.</w:t>
-            </w:r>
-          </w:p>
-        </w:tc>
-      </w:tr>
-      <w:tr>
-        <w:tc>
-          <w:tcPr>
-            <w:tcW w:type="dxa" w:w="964"/>
-          </w:tcPr>
-          <w:p>
-            <w:r>
-              <w:rPr>
-                <w:b/>
-                <w:i w:val="0"/>
-                <w:color w:val="EA580C"/>
-                <w:sz w:val="16"/>
-              </w:rPr>
-              <w:t>Moyenne</w:t>
-            </w:r>
-          </w:p>
-        </w:tc>
-        <w:tc>
-          <w:tcPr>
-            <w:tcW w:type="dxa" w:w="1247"/>
-          </w:tcPr>
-          <w:p>
-            <w:r>
-              <w:rPr>
-                <w:b/>
-                <w:i w:val="0"/>
-                <w:sz w:val="16"/>
-              </w:rPr>
-              <w:t>S11</w:t>
-              <w:br/>
-            </w:r>
-            <w:r>
-              <w:rPr>
-                <w:b w:val="0"/>
-                <w:i w:val="0"/>
-                <w:color w:val="64748B"/>
-                <w:sz w:val="14"/>
-              </w:rPr>
-              <w:t>Logement / cadre de vie</w:t>
-            </w:r>
-          </w:p>
-        </w:tc>
-        <w:tc>
-          <w:tcPr>
-            <w:tcW w:type="dxa" w:w="1531"/>
-          </w:tcPr>
-          <w:p>
-            <w:r>
-              <w:rPr>
-                <w:b/>
-                <w:i w:val="0"/>
-                <w:color w:val="16A34A"/>
-                <w:sz w:val="16"/>
-              </w:rPr>
-              <w:t>—</w:t>
-            </w:r>
-          </w:p>
-        </w:tc>
-        <w:tc>
-          <w:tcPr>
-            <w:tcW w:type="dxa" w:w="1191"/>
-          </w:tcPr>
-          <w:p>
-            <w:r>
-              <w:rPr>
-                <w:b w:val="0"/>
-                <w:i w:val="0"/>
-                <w:color w:val="64748B"/>
-                <w:sz w:val="16"/>
-              </w:rPr>
-              <w:t>GT-CQ</w:t>
-            </w:r>
-          </w:p>
-        </w:tc>
-        <w:tc>
-          <w:tcPr>
-            <w:tcW w:type="dxa" w:w="4706"/>
-          </w:tcPr>
-          <w:p>
-            <w:r>
-              <w:rPr>
-                <w:b w:val="0"/>
-                <w:i w:val="0"/>
-                <w:sz w:val="17"/>
-              </w:rPr>
-              <w:t>Attention!!! Les ménages vivants dans un(e) Maison Basse à TAMBACOUNDA Urbain ont généralement comme principal matériau de revêtement du sol du logement le/la Ciment/Béton, mais celui du ménage de Adama traore (Carreaux/Marbre) diffère de celui-ci.</w:t>
-            </w:r>
-          </w:p>
-        </w:tc>
-      </w:tr>
-      <w:tr>
-        <w:tc>
-          <w:tcPr>
-            <w:tcW w:type="dxa" w:w="964"/>
-          </w:tcPr>
-          <w:p>
-            <w:r>
-              <w:rPr>
-                <w:b/>
-                <w:i w:val="0"/>
-                <w:color w:val="EA580C"/>
-                <w:sz w:val="16"/>
-              </w:rPr>
-              <w:t>Moyenne</w:t>
-            </w:r>
-          </w:p>
-        </w:tc>
-        <w:tc>
-          <w:tcPr>
-            <w:tcW w:type="dxa" w:w="1247"/>
-          </w:tcPr>
-          <w:p>
-            <w:r>
-              <w:rPr>
-                <w:b/>
-                <w:i w:val="0"/>
-                <w:sz w:val="16"/>
-              </w:rPr>
-              <w:t>S13</w:t>
-              <w:br/>
-            </w:r>
-            <w:r>
-              <w:rPr>
-                <w:b w:val="0"/>
-                <w:i w:val="0"/>
-                <w:color w:val="64748B"/>
-                <w:sz w:val="14"/>
-              </w:rPr>
-              <w:t>Transferts</w:t>
-            </w:r>
-          </w:p>
-        </w:tc>
-        <w:tc>
-          <w:tcPr>
-            <w:tcW w:type="dxa" w:w="1531"/>
-          </w:tcPr>
-          <w:p>
-            <w:r>
-              <w:rPr>
-                <w:b/>
-                <w:i w:val="0"/>
-                <w:color w:val="16A34A"/>
-                <w:sz w:val="16"/>
-              </w:rPr>
-              <w:t>s00q07a, s00q08, s00q10, s00q13_0, s00q15_0, s00q17_0, s00q23a, s00q23b</w:t>
-            </w:r>
-          </w:p>
-        </w:tc>
-        <w:tc>
-          <w:tcPr>
-            <w:tcW w:type="dxa" w:w="1191"/>
-          </w:tcPr>
-          <w:p>
-            <w:r>
-              <w:rPr>
-                <w:b w:val="0"/>
-                <w:i w:val="0"/>
-                <w:color w:val="64748B"/>
-                <w:sz w:val="16"/>
-              </w:rPr>
-              <w:t>GT-CQ</w:t>
-            </w:r>
-          </w:p>
-        </w:tc>
-        <w:tc>
-          <w:tcPr>
-            <w:tcW w:type="dxa" w:w="4706"/>
-          </w:tcPr>
-          <w:p>
-            <w:r>
-              <w:rPr>
-                <w:b w:val="0"/>
-                <w:i w:val="0"/>
-                <w:sz w:val="17"/>
-              </w:rPr>
-              <w:t>L'enquêteur prière de fournir d'effort pour avoir le niveau d'étude et l'âge de celui qui a envoyé/donné de l'argent dans la section 13a (Transfert reçu).</w:t>
-            </w:r>
-          </w:p>
-        </w:tc>
-      </w:tr>
-      <w:tr>
-        <w:tc>
-          <w:tcPr>
-            <w:tcW w:type="dxa" w:w="964"/>
-          </w:tcPr>
-          <w:p>
-            <w:r>
-              <w:rPr>
-                <w:b/>
-                <w:i w:val="0"/>
-                <w:color w:val="EA580C"/>
-                <w:sz w:val="16"/>
-              </w:rPr>
-              <w:t>Moyenne</w:t>
-            </w:r>
-          </w:p>
-        </w:tc>
-        <w:tc>
-          <w:tcPr>
-            <w:tcW w:type="dxa" w:w="1247"/>
-          </w:tcPr>
-          <w:p>
-            <w:r>
-              <w:rPr>
-                <w:b/>
-                <w:i w:val="0"/>
-                <w:sz w:val="16"/>
-              </w:rPr>
-              <w:t>S13</w:t>
-              <w:br/>
-            </w:r>
-            <w:r>
-              <w:rPr>
-                <w:b w:val="0"/>
-                <w:i w:val="0"/>
-                <w:color w:val="64748B"/>
-                <w:sz w:val="14"/>
-              </w:rPr>
-              <w:t>Transferts</w:t>
-            </w:r>
-          </w:p>
-        </w:tc>
-        <w:tc>
-          <w:tcPr>
-            <w:tcW w:type="dxa" w:w="1531"/>
-          </w:tcPr>
-          <w:p>
-            <w:r>
-              <w:rPr>
-                <w:b/>
-                <w:i w:val="0"/>
-                <w:color w:val="16A34A"/>
-                <w:sz w:val="16"/>
-              </w:rPr>
-              <w:t>s00q27, s01q00a, s01q12, s01q13, s02q04, s03q11, s03q12, s01q01</w:t>
-            </w:r>
-          </w:p>
-        </w:tc>
-        <w:tc>
-          <w:tcPr>
-            <w:tcW w:type="dxa" w:w="1191"/>
-          </w:tcPr>
-          <w:p>
-            <w:r>
-              <w:rPr>
-                <w:b w:val="0"/>
-                <w:i w:val="0"/>
-                <w:color w:val="64748B"/>
-                <w:sz w:val="16"/>
-              </w:rPr>
-              <w:t>GT-CQ</w:t>
-            </w:r>
-          </w:p>
-        </w:tc>
-        <w:tc>
-          <w:tcPr>
-            <w:tcW w:type="dxa" w:w="4706"/>
-          </w:tcPr>
-          <w:p>
-            <w:r>
-              <w:rPr>
-                <w:b w:val="0"/>
-                <w:i w:val="0"/>
-                <w:sz w:val="17"/>
-              </w:rPr>
-              <w:t>L'âge de celui qui a envoyé/donné de l'argent dans la section 13a (Transfert reçu) semble  élévé, prière de corriger ou confirmer ave le QG.</w:t>
-            </w:r>
-          </w:p>
-        </w:tc>
-      </w:tr>
-      <w:tr>
-        <w:tc>
-          <w:tcPr>
-            <w:tcW w:type="dxa" w:w="964"/>
-          </w:tcPr>
-          <w:p>
-            <w:r>
-              <w:rPr>
-                <w:b/>
-                <w:i w:val="0"/>
-                <w:color w:val="EA580C"/>
-                <w:sz w:val="16"/>
-              </w:rPr>
-              <w:t>Moyenne</w:t>
-            </w:r>
-          </w:p>
-        </w:tc>
-        <w:tc>
-          <w:tcPr>
-            <w:tcW w:type="dxa" w:w="1247"/>
-          </w:tcPr>
-          <w:p>
-            <w:r>
-              <w:rPr>
-                <w:b/>
-                <w:i w:val="0"/>
-                <w:sz w:val="16"/>
-              </w:rPr>
-              <w:t>S13</w:t>
-              <w:br/>
-            </w:r>
-            <w:r>
-              <w:rPr>
-                <w:b w:val="0"/>
-                <w:i w:val="0"/>
-                <w:color w:val="64748B"/>
-                <w:sz w:val="14"/>
-              </w:rPr>
-              <w:t>Transferts</w:t>
-            </w:r>
-          </w:p>
-        </w:tc>
-        <w:tc>
-          <w:tcPr>
-            <w:tcW w:type="dxa" w:w="1531"/>
-          </w:tcPr>
-          <w:p>
-            <w:r>
-              <w:rPr>
-                <w:b/>
-                <w:i w:val="0"/>
-                <w:color w:val="16A34A"/>
-                <w:sz w:val="16"/>
-              </w:rPr>
-              <w:t>s01q23, s01q00b, s01q23_autre</w:t>
-            </w:r>
-          </w:p>
-        </w:tc>
-        <w:tc>
-          <w:tcPr>
-            <w:tcW w:type="dxa" w:w="1191"/>
-          </w:tcPr>
-          <w:p>
-            <w:r>
-              <w:rPr>
-                <w:b w:val="0"/>
-                <w:i w:val="0"/>
-                <w:color w:val="64748B"/>
-                <w:sz w:val="16"/>
-              </w:rPr>
-              <w:t>GT-CQ</w:t>
-            </w:r>
-          </w:p>
-        </w:tc>
-        <w:tc>
-          <w:tcPr>
-            <w:tcW w:type="dxa" w:w="4706"/>
-          </w:tcPr>
-          <w:p>
-            <w:r>
-              <w:rPr>
-                <w:b w:val="0"/>
-                <w:i w:val="0"/>
-                <w:sz w:val="17"/>
-              </w:rPr>
-              <w:t>Le principal motif du transfert est depenses et semble exister dans les modalités, prière de prendre attache avec le QG pour plus d'explication afin de la classer bien.</w:t>
-            </w:r>
-          </w:p>
-        </w:tc>
-      </w:tr>
-      <w:tr>
-        <w:tc>
-          <w:tcPr>
-            <w:tcW w:type="dxa" w:w="964"/>
-          </w:tcPr>
-          <w:p>
-            <w:r>
-              <w:rPr>
-                <w:b/>
-                <w:i w:val="0"/>
-                <w:color w:val="EA580C"/>
-                <w:sz w:val="16"/>
-              </w:rPr>
-              <w:t>Moyenne</w:t>
-            </w:r>
-          </w:p>
-        </w:tc>
-        <w:tc>
-          <w:tcPr>
-            <w:tcW w:type="dxa" w:w="1247"/>
-          </w:tcPr>
-          <w:p>
-            <w:r>
-              <w:rPr>
-                <w:b/>
-                <w:i w:val="0"/>
-                <w:sz w:val="16"/>
-              </w:rPr>
-              <w:t>S20</w:t>
-              <w:br/>
-            </w:r>
-            <w:r>
-              <w:rPr>
-                <w:b w:val="0"/>
-                <w:i w:val="0"/>
-                <w:color w:val="64748B"/>
-                <w:sz w:val="14"/>
-              </w:rPr>
-              <w:t>Gouvernance / autres</w:t>
-            </w:r>
-          </w:p>
-        </w:tc>
-        <w:tc>
-          <w:tcPr>
-            <w:tcW w:type="dxa" w:w="1531"/>
-          </w:tcPr>
-          <w:p>
-            <w:r>
-              <w:rPr>
-                <w:b/>
-                <w:i w:val="0"/>
-                <w:color w:val="16A34A"/>
-                <w:sz w:val="16"/>
-              </w:rPr>
-              <w:t>—</w:t>
-            </w:r>
-          </w:p>
-        </w:tc>
-        <w:tc>
-          <w:tcPr>
-            <w:tcW w:type="dxa" w:w="1191"/>
-          </w:tcPr>
-          <w:p>
-            <w:r>
-              <w:rPr>
-                <w:b w:val="0"/>
-                <w:i w:val="0"/>
-                <w:color w:val="64748B"/>
-                <w:sz w:val="16"/>
-              </w:rPr>
-              <w:t>GT-CQ</w:t>
-            </w:r>
-          </w:p>
-        </w:tc>
-        <w:tc>
-          <w:tcPr>
-            <w:tcW w:type="dxa" w:w="4706"/>
-          </w:tcPr>
-          <w:p>
-            <w:r>
-              <w:rPr>
-                <w:b w:val="0"/>
-                <w:i w:val="0"/>
-                <w:sz w:val="17"/>
-              </w:rPr>
-              <w:t>Il est donc peu probable qu'il se déclare maintenant comme « Pauvre » ou « Très pauvre ».</w:t>
-            </w:r>
-          </w:p>
-        </w:tc>
-      </w:tr>
-      <w:tr>
-        <w:tc>
-          <w:tcPr>
-            <w:tcW w:type="dxa" w:w="964"/>
-          </w:tcPr>
-          <w:p>
-            <w:r>
-              <w:rPr>
-                <w:b/>
-                <w:i w:val="0"/>
-                <w:color w:val="EA580C"/>
-                <w:sz w:val="16"/>
-              </w:rPr>
-              <w:t>Moyenne</w:t>
-            </w:r>
-          </w:p>
-        </w:tc>
-        <w:tc>
-          <w:tcPr>
-            <w:tcW w:type="dxa" w:w="1247"/>
-          </w:tcPr>
-          <w:p>
-            <w:r>
-              <w:rPr>
-                <w:b/>
-                <w:i w:val="0"/>
-                <w:sz w:val="16"/>
-              </w:rPr>
-              <w:t>S20</w:t>
-              <w:br/>
-            </w:r>
-            <w:r>
-              <w:rPr>
-                <w:b w:val="0"/>
-                <w:i w:val="0"/>
-                <w:color w:val="64748B"/>
-                <w:sz w:val="14"/>
-              </w:rPr>
-              <w:t>Gouvernance / autres</w:t>
-            </w:r>
-          </w:p>
-        </w:tc>
-        <w:tc>
-          <w:tcPr>
-            <w:tcW w:type="dxa" w:w="1531"/>
-          </w:tcPr>
-          <w:p>
-            <w:r>
-              <w:rPr>
-                <w:b/>
-                <w:i w:val="0"/>
-                <w:color w:val="16A34A"/>
-                <w:sz w:val="16"/>
-              </w:rPr>
-              <w:t>—</w:t>
-            </w:r>
-          </w:p>
-        </w:tc>
-        <w:tc>
-          <w:tcPr>
-            <w:tcW w:type="dxa" w:w="1191"/>
-          </w:tcPr>
-          <w:p>
-            <w:r>
-              <w:rPr>
-                <w:b w:val="0"/>
-                <w:i w:val="0"/>
-                <w:color w:val="64748B"/>
-                <w:sz w:val="16"/>
-              </w:rPr>
-              <w:t>GT-CQ</w:t>
-            </w:r>
-          </w:p>
-        </w:tc>
-        <w:tc>
-          <w:tcPr>
-            <w:tcW w:type="dxa" w:w="4706"/>
-          </w:tcPr>
-          <w:p>
-            <w:r>
-              <w:rPr>
-                <w:b w:val="0"/>
-                <w:i w:val="0"/>
-                <w:sz w:val="17"/>
-              </w:rPr>
-              <w:t>Veuillez confirmer ces informations avec le QG ou apporter les corrections nécessaires.</w:t>
-            </w:r>
-          </w:p>
-        </w:tc>
-      </w:tr>
-      <w:tr>
-        <w:tc>
-          <w:tcPr>
-            <w:tcW w:type="dxa" w:w="964"/>
-          </w:tcPr>
-          <w:p>
-            <w:r>
-              <w:rPr>
-                <w:b/>
-                <w:i w:val="0"/>
-                <w:color w:val="CA8A04"/>
-                <w:sz w:val="16"/>
-              </w:rPr>
-              <w:t>Faible</w:t>
-            </w:r>
-          </w:p>
-        </w:tc>
-        <w:tc>
-          <w:tcPr>
-            <w:tcW w:type="dxa" w:w="1247"/>
-          </w:tcPr>
-          <w:p>
-            <w:r>
-              <w:rPr>
-                <w:b/>
-                <w:i w:val="0"/>
-                <w:sz w:val="16"/>
-              </w:rPr>
-              <w:t>S01</w:t>
-              <w:br/>
-            </w:r>
-            <w:r>
-              <w:rPr>
-                <w:b w:val="0"/>
-                <w:i w:val="0"/>
-                <w:color w:val="64748B"/>
-                <w:sz w:val="14"/>
-              </w:rPr>
-              <w:t>Démographie</w:t>
-            </w:r>
-          </w:p>
-        </w:tc>
-        <w:tc>
-          <w:tcPr>
-            <w:tcW w:type="dxa" w:w="1531"/>
-          </w:tcPr>
-          <w:p>
-            <w:r>
-              <w:rPr>
-                <w:b/>
-                <w:i w:val="0"/>
-                <w:color w:val="16A34A"/>
-                <w:sz w:val="16"/>
-              </w:rPr>
-              <w:t>s00q04, s01q41, s01q00b</w:t>
-            </w:r>
-          </w:p>
-        </w:tc>
-        <w:tc>
-          <w:tcPr>
-            <w:tcW w:type="dxa" w:w="1191"/>
-          </w:tcPr>
-          <w:p>
-            <w:r>
-              <w:rPr>
-                <w:b w:val="0"/>
-                <w:i w:val="0"/>
-                <w:color w:val="64748B"/>
-                <w:sz w:val="16"/>
-              </w:rPr>
-              <w:t>GT-CQ</w:t>
-            </w:r>
-          </w:p>
-        </w:tc>
-        <w:tc>
-          <w:tcPr>
-            <w:tcW w:type="dxa" w:w="4706"/>
-          </w:tcPr>
-          <w:p>
-            <w:r>
-              <w:rPr>
-                <w:b w:val="0"/>
-                <w:i w:val="0"/>
-                <w:sz w:val="17"/>
-              </w:rPr>
-              <w:t>Avertissement!!! aicha toure a 37 ans et vit en milieu urbain dit n'avoir pas dépensé (0 Fcfa) ou reçu en cadeau pour les cartes prépayées, les transferts de crédit et les abonnements, prière de confirmer cette information auprès de l'enquêté ou confirmer avec le QG.</w:t>
-            </w:r>
-          </w:p>
-        </w:tc>
-      </w:tr>
-      <w:tr>
-        <w:tc>
-          <w:tcPr>
-            <w:tcW w:type="dxa" w:w="964"/>
-          </w:tcPr>
-          <w:p>
-            <w:r>
-              <w:rPr>
-                <w:b/>
-                <w:i w:val="0"/>
-                <w:color w:val="CA8A04"/>
-                <w:sz w:val="16"/>
-              </w:rPr>
-              <w:t>Faible</w:t>
-            </w:r>
-          </w:p>
-        </w:tc>
-        <w:tc>
-          <w:tcPr>
-            <w:tcW w:type="dxa" w:w="1247"/>
-          </w:tcPr>
-          <w:p>
-            <w:r>
-              <w:rPr>
-                <w:b/>
-                <w:i w:val="0"/>
-                <w:sz w:val="16"/>
-              </w:rPr>
-              <w:t>S01</w:t>
-              <w:br/>
-            </w:r>
-            <w:r>
-              <w:rPr>
-                <w:b w:val="0"/>
-                <w:i w:val="0"/>
-                <w:color w:val="64748B"/>
-                <w:sz w:val="14"/>
-              </w:rPr>
-              <w:t>Démographie</w:t>
-            </w:r>
-          </w:p>
-        </w:tc>
-        <w:tc>
-          <w:tcPr>
-            <w:tcW w:type="dxa" w:w="1531"/>
-          </w:tcPr>
-          <w:p>
-            <w:r>
-              <w:rPr>
-                <w:b/>
-                <w:i w:val="0"/>
-                <w:color w:val="16A34A"/>
-                <w:sz w:val="16"/>
-              </w:rPr>
-              <w:t>s00q04, s01q41a, s01q00b</w:t>
-            </w:r>
-          </w:p>
-        </w:tc>
-        <w:tc>
-          <w:tcPr>
-            <w:tcW w:type="dxa" w:w="1191"/>
-          </w:tcPr>
-          <w:p>
-            <w:r>
-              <w:rPr>
-                <w:b w:val="0"/>
-                <w:i w:val="0"/>
-                <w:color w:val="64748B"/>
-                <w:sz w:val="16"/>
-              </w:rPr>
-              <w:t>GT-CQ</w:t>
-            </w:r>
-          </w:p>
-        </w:tc>
-        <w:tc>
-          <w:tcPr>
-            <w:tcW w:type="dxa" w:w="4706"/>
-          </w:tcPr>
-          <w:p>
-            <w:r>
-              <w:rPr>
-                <w:b w:val="0"/>
-                <w:i w:val="0"/>
-                <w:sz w:val="17"/>
-              </w:rPr>
               <w:t>Avertissement!!! aicha toure a 37 ans et vit en milieu urbain dit n'avoir pas dépensé (0 Fcfa) ou reçu en cadeau pour les recharges internet ou de forfaits de données mobiles(hors appels vocaux) aucours des 30 derniers jours, prière de confirmer cette information auprès de l'enquêté ou confirmer avec le QG.</w:t>
-            </w:r>
-          </w:p>
-        </w:tc>
-      </w:tr>
-      <w:tr>
-        <w:tc>
-          <w:tcPr>
-            <w:tcW w:type="dxa" w:w="964"/>
-          </w:tcPr>
-          <w:p>
-            <w:r>
-              <w:rPr>
-                <w:b/>
-                <w:i w:val="0"/>
-                <w:color w:val="CA8A04"/>
-                <w:sz w:val="16"/>
-              </w:rPr>
-              <w:t>Faible</w:t>
-            </w:r>
-          </w:p>
-        </w:tc>
-        <w:tc>
-          <w:tcPr>
-            <w:tcW w:type="dxa" w:w="1247"/>
-          </w:tcPr>
-          <w:p>
-            <w:r>
-              <w:rPr>
-                <w:b/>
-                <w:i w:val="0"/>
-                <w:sz w:val="16"/>
-              </w:rPr>
-              <w:t>S01</w:t>
-              <w:br/>
-            </w:r>
-            <w:r>
-              <w:rPr>
-                <w:b w:val="0"/>
-                <w:i w:val="0"/>
-                <w:color w:val="64748B"/>
-                <w:sz w:val="14"/>
-              </w:rPr>
-              <w:t>Démographie</w:t>
-            </w:r>
-          </w:p>
-        </w:tc>
-        <w:tc>
-          <w:tcPr>
-            <w:tcW w:type="dxa" w:w="1531"/>
-          </w:tcPr>
-          <w:p>
-            <w:r>
-              <w:rPr>
-                <w:b/>
-                <w:i w:val="0"/>
-                <w:color w:val="16A34A"/>
-                <w:sz w:val="16"/>
-              </w:rPr>
-              <w:t>s00q04, s01q41, s01q00b</w:t>
-            </w:r>
-          </w:p>
-        </w:tc>
-        <w:tc>
-          <w:tcPr>
-            <w:tcW w:type="dxa" w:w="1191"/>
-          </w:tcPr>
-          <w:p>
-            <w:r>
-              <w:rPr>
-                <w:b w:val="0"/>
-                <w:i w:val="0"/>
-                <w:color w:val="64748B"/>
-                <w:sz w:val="16"/>
-              </w:rPr>
-              <w:t>GT-CQ</w:t>
-            </w:r>
-          </w:p>
-        </w:tc>
-        <w:tc>
-          <w:tcPr>
-            <w:tcW w:type="dxa" w:w="4706"/>
-          </w:tcPr>
-          <w:p>
-            <w:r>
-              <w:rPr>
-                <w:b w:val="0"/>
-                <w:i w:val="0"/>
-                <w:sz w:val="17"/>
-              </w:rPr>
-              <w:t>Avertissement!!! Sadio koulibaly a 20 ans et vit en milieu urbain dit n'avoir pas dépensé (0 Fcfa) ou reçu en cadeau pour les cartes prépayées, les transferts de crédit et les abonnements, prière de confirmer cette information auprès de l'enquêté ou confirmer avec le QG.</w:t>
             </w:r>
           </w:p>
         </w:tc>
